--- a/arb/docx/59.content.docx
+++ b/arb/docx/59.content.docx
@@ -9,6 +9,8 @@
       </w:pPr>
       <w:r>
         <w:rPr>
+          <w:rtl/>
+          <w:cs/>
           <w:lang w:val="ar_AE" w:bidi="ar_AE"/>
         </w:rPr>
       </w:r>
@@ -20,53 +22,53 @@
       </w:pPr>
       <w:r>
         <w:rPr>
+          <w:rtl/>
+          <w:cs/>
           <w:lang w:val="ar_AE" w:bidi="ar_AE"/>
         </w:rPr>
         <w:t>Resource: Biblica Open New Arabic Version 2012</w:t>
       </w:r>
       <w:r>
         <w:rPr>
-          <w:lang w:val="ar_AE" w:bidi="ar_AE"/>
-        </w:rPr>
-      </w:r>
-    </w:p>
-    <w:p>
-      <w:pPr>
-        <w:bidi/>
-      </w:pPr>
-      <w:r>
-        <w:rPr>
+          <w:rtl/>
+          <w:cs/>
+          <w:lang w:val="ar_AE" w:bidi="ar_AE"/>
+        </w:rPr>
+      </w:r>
+    </w:p>
+    <w:p>
+      <w:pPr>
+        <w:bidi/>
+      </w:pPr>
+      <w:r>
+        <w:rPr>
+          <w:rtl/>
+          <w:cs/>
           <w:lang w:val="ar_AE" w:bidi="ar_AE"/>
         </w:rPr>
       </w:r>
       <w:r>
         <w:rPr>
           <w:b/>
+          <w:rtl/>
+          <w:cs/>
           <w:lang w:val="ar_AE" w:bidi="ar_AE"/>
         </w:rPr>
         <w:t>Biblica Open New Arabic Version 2012</w:t>
       </w:r>
       <w:r>
         <w:rPr>
-          <w:lang w:val="ar_AE" w:bidi="ar_AE"/>
-        </w:rPr>
-        <w:t xml:space="preserve"> (Arabic) is based on: </w:t>
-      </w:r>
-      <w:r>
-        <w:rPr>
-          <w:lang w:val="ar_AE" w:bidi="ar_AE"/>
-        </w:rPr>
-        <w:t>Biblica Open New Arabic Version 2012</w:t>
-      </w:r>
-      <w:r>
-        <w:rPr>
-          <w:lang w:val="ar_AE" w:bidi="ar_AE"/>
-        </w:rPr>
-        <w:t xml:space="preserve">, </w:t>
+          <w:rtl/>
+          <w:cs/>
+          <w:lang w:val="ar_AE" w:bidi="ar_AE"/>
+        </w:rPr>
+        <w:t xml:space="preserve"> © </w:t>
       </w:r>
       <w:hyperlink r:id="rId13">
         <w:r>
           <w:rPr>
+            <w:rtl/>
+            <w:cs/>
             <w:lang w:val="ar_AE" w:bidi="ar_AE"/>
           </w:rPr>
           <w:rPr>
@@ -78,13 +80,17 @@
       </w:hyperlink>
       <w:r>
         <w:rPr>
-          <w:lang w:val="ar_AE" w:bidi="ar_AE"/>
-        </w:rPr>
-        <w:t xml:space="preserve">, None, which is licensed under a </w:t>
+          <w:rtl/>
+          <w:cs/>
+          <w:lang w:val="ar_AE" w:bidi="ar_AE"/>
+        </w:rPr>
+        <w:t xml:space="preserve">, licensed under a </w:t>
       </w:r>
       <w:hyperlink r:id="rId14">
         <w:r>
           <w:rPr>
+            <w:rtl/>
+            <w:cs/>
             <w:lang w:val="ar_AE" w:bidi="ar_AE"/>
           </w:rPr>
           <w:rPr>
@@ -96,38 +102,23 @@
       </w:hyperlink>
       <w:r>
         <w:rPr>
+          <w:rtl/>
+          <w:cs/>
           <w:lang w:val="ar_AE" w:bidi="ar_AE"/>
         </w:rPr>
         <w:t>.</w:t>
       </w:r>
       <w:r>
         <w:rPr>
-          <w:lang w:val="ar_AE" w:bidi="ar_AE"/>
-        </w:rPr>
-      </w:r>
-    </w:p>
-    <w:p>
-      <w:pPr>
-        <w:bidi/>
-      </w:pPr>
-      <w:r>
-        <w:rPr>
-          <w:lang w:val="ar_AE" w:bidi="ar_AE"/>
-        </w:rPr>
-      </w:r>
-      <w:r>
-        <w:rPr>
-          <w:lang w:val="ar_AE" w:bidi="ar_AE"/>
-        </w:rPr>
-        <w:t>This PDF version is provided under the same license.</w:t>
-      </w:r>
-      <w:r>
-        <w:rPr>
-          <w:lang w:val="ar_AE" w:bidi="ar_AE"/>
-        </w:rPr>
-      </w:r>
-      <w:r>
-        <w:rPr>
+          <w:rtl/>
+          <w:cs/>
+          <w:lang w:val="ar_AE" w:bidi="ar_AE"/>
+        </w:rPr>
+      </w:r>
+      <w:r>
+        <w:rPr>
+          <w:rtl/>
+          <w:cs/>
           <w:lang w:val="ar_AE" w:bidi="ar_AE"/>
         </w:rPr>
       </w:r>
@@ -139,6 +130,8 @@
       </w:pPr>
       <w:r>
         <w:rPr>
+          <w:rtl/>
+          <w:cs/>
           <w:lang w:val="ar_AE" w:bidi="ar_AE"/>
         </w:rPr>
         <w:t>Biblica Open New Arabic Version 2012</w:t>
@@ -168,6 +161,8 @@
       </w:pPr>
       <w:r>
         <w:rPr>
+          <w:rtl/>
+          <w:cs/>
           <w:lang w:val="ar_AE" w:bidi="ar_AE"/>
         </w:rPr>
       </w:r>
@@ -179,32 +174,42 @@
       </w:pPr>
       <w:r>
         <w:rPr>
-          <w:lang w:val="ar_AE" w:bidi="ar_AE"/>
-        </w:rPr>
-      </w:r>
-    </w:p>
-    <w:p>
-      <w:pPr>
-        <w:bidi/>
-      </w:pPr>
-      <w:r>
-        <w:rPr>
-          <w:lang w:val="ar_AE" w:bidi="ar_AE"/>
-        </w:rPr>
-      </w:r>
-      <w:r>
-        <w:rPr>
+          <w:rtl/>
+          <w:cs/>
+          <w:lang w:val="ar_AE" w:bidi="ar_AE"/>
+        </w:rPr>
+      </w:r>
+    </w:p>
+    <w:p>
+      <w:pPr>
+        <w:bidi/>
+      </w:pPr>
+      <w:r>
+        <w:rPr>
+          <w:rtl/>
+          <w:cs/>
+          <w:lang w:val="ar_AE" w:bidi="ar_AE"/>
+        </w:rPr>
+      </w:r>
+      <w:r>
+        <w:rPr>
+          <w:rtl/>
+          <w:cs/>
           <w:lang w:val="ar_AE" w:bidi="ar_AE"/>
         </w:rPr>
         <w:t xml:space="preserve"> </w:t>
       </w:r>
       <w:r>
         <w:rPr>
-          <w:lang w:val="ar_AE" w:bidi="ar_AE"/>
-        </w:rPr>
-      </w:r>
-      <w:r>
-        <w:rPr>
+          <w:rtl/>
+          <w:cs/>
+          <w:lang w:val="ar_AE" w:bidi="ar_AE"/>
+        </w:rPr>
+      </w:r>
+      <w:r>
+        <w:rPr>
+          <w:rtl/>
+          <w:cs/>
           <w:lang w:val="ar_AE" w:bidi="ar_AE"/>
         </w:rPr>
       </w:r>
@@ -226,1191 +231,807 @@
     </w:p>
     <w:p>
       <w:pPr>
-        <w:bidi/>
-      </w:pPr>
-      <w:r>
-        <w:rPr>
-          <w:lang w:val="ar_AE" w:bidi="ar_AE"/>
-        </w:rPr>
-      </w:r>
-    </w:p>
-    <w:p>
-      <w:pPr>
         <w:pStyle w:val="Heading2"/>
         <w:bidi/>
       </w:pPr>
       <w:r>
         <w:rPr>
-          <w:lang w:val="ar_AE" w:bidi="ar_AE"/>
-        </w:rPr>
-        <w:t>James 1:1</w:t>
-      </w:r>
-      <w:r>
-        <w:rPr>
-          <w:lang w:val="ar_AE" w:bidi="ar_AE"/>
-        </w:rPr>
-      </w:r>
-    </w:p>
-    <w:p>
-      <w:pPr>
-        <w:bidi/>
-      </w:pPr>
-      <w:r>
-        <w:rPr>
-          <w:lang w:val="ar_AE" w:bidi="ar_AE"/>
-        </w:rPr>
-      </w:r>
-      <w:r>
-        <w:rPr>
-          <w:vertAlign w:val="superscript"/>
+          <w:rtl/>
+          <w:cs/>
+          <w:lang w:val="ar_AE" w:bidi="ar_AE"/>
+        </w:rPr>
+        <w:t>يعقوب 1:1</w:t>
+      </w:r>
+      <w:r>
+        <w:rPr>
+          <w:rtl/>
+          <w:cs/>
+          <w:lang w:val="ar_AE" w:bidi="ar_AE"/>
+        </w:rPr>
+      </w:r>
+    </w:p>
+    <w:p>
+      <w:pPr>
+        <w:bidi/>
+      </w:pPr>
+      <w:r>
+        <w:rPr>
+          <w:rtl/>
+          <w:cs/>
+          <w:lang w:val="ar_AE" w:bidi="ar_AE"/>
+        </w:rPr>
+      </w:r>
+      <w:r>
+        <w:rPr>
+          <w:vertAlign w:val="superscript"/>
+          <w:rtl/>
+          <w:cs/>
           <w:lang w:val="ar_AE" w:bidi="ar_AE"/>
         </w:rPr>
         <w:t>1</w:t>
       </w:r>
       <w:r>
         <w:rPr>
+          <w:rtl/>
+          <w:cs/>
           <w:lang w:val="ar_AE" w:bidi="ar_AE"/>
         </w:rPr>
         <w:t xml:space="preserve"> مِنْ يَعْقُوبَ، عَبْدِ اللهِ وَالرَّبِّ يَسُوعَ الْمَسِيحِ، إِلَى أَسْبَاطِ الْيَهُودِ الاثْنَيْ عَشَرَ، الْمُشَتَّتِينَ فِي كُلِّ مَكَانٍ سَلامٌ!</w:t>
       </w:r>
-      <w:r>
-        <w:rPr>
-          <w:lang w:val="ar_AE" w:bidi="ar_AE"/>
-        </w:rPr>
-      </w:r>
-      <w:r>
-        <w:rPr>
-          <w:lang w:val="ar_AE" w:bidi="ar_AE"/>
-        </w:rPr>
-      </w:r>
-    </w:p>
-    <w:p>
-      <w:pPr>
-        <w:bidi/>
-      </w:pPr>
-      <w:r>
-        <w:rPr>
-          <w:lang w:val="ar_AE" w:bidi="ar_AE"/>
-        </w:rPr>
-      </w:r>
-    </w:p>
-    <w:p>
-      <w:pPr>
-        <w:bidi/>
-      </w:pPr>
-      <w:r>
-        <w:rPr>
-          <w:lang w:val="ar_AE" w:bidi="ar_AE"/>
-        </w:rPr>
-      </w:r>
-      <w:r>
-        <w:rPr>
-          <w:vertAlign w:val="superscript"/>
+    </w:p>
+    <w:p>
+      <w:pPr>
+        <w:bidi/>
+      </w:pPr>
+      <w:r>
+        <w:rPr>
+          <w:rtl/>
+          <w:cs/>
+          <w:lang w:val="ar_AE" w:bidi="ar_AE"/>
+        </w:rPr>
+      </w:r>
+      <w:r>
+        <w:rPr>
+          <w:vertAlign w:val="superscript"/>
+          <w:rtl/>
+          <w:cs/>
           <w:lang w:val="ar_AE" w:bidi="ar_AE"/>
         </w:rPr>
         <w:t>2</w:t>
       </w:r>
       <w:r>
         <w:rPr>
+          <w:rtl/>
+          <w:cs/>
           <w:lang w:val="ar_AE" w:bidi="ar_AE"/>
         </w:rPr>
         <w:t xml:space="preserve"> يَا إِخْوَتِي، عِنْدَمَا تَنْزِلُ بِكُمُ التَّجَارِبُ وَالْمِحَنُ الْمُخْتَلِفَةُ، اعْتَبِرُوهَا سَبِيلاً إِلَى الْفَرَحِ الْكُلِّيِّ.</w:t>
       </w:r>
-      <w:r>
-        <w:rPr>
-          <w:lang w:val="ar_AE" w:bidi="ar_AE"/>
-        </w:rPr>
-      </w:r>
-      <w:r>
-        <w:rPr>
-          <w:lang w:val="ar_AE" w:bidi="ar_AE"/>
-        </w:rPr>
-      </w:r>
-    </w:p>
-    <w:p>
-      <w:pPr>
-        <w:bidi/>
-      </w:pPr>
-      <w:r>
-        <w:rPr>
-          <w:lang w:val="ar_AE" w:bidi="ar_AE"/>
-        </w:rPr>
-      </w:r>
-    </w:p>
-    <w:p>
-      <w:pPr>
-        <w:bidi/>
-      </w:pPr>
-      <w:r>
-        <w:rPr>
-          <w:lang w:val="ar_AE" w:bidi="ar_AE"/>
-        </w:rPr>
-      </w:r>
-      <w:r>
-        <w:rPr>
-          <w:vertAlign w:val="superscript"/>
+    </w:p>
+    <w:p>
+      <w:pPr>
+        <w:bidi/>
+      </w:pPr>
+      <w:r>
+        <w:rPr>
+          <w:rtl/>
+          <w:cs/>
+          <w:lang w:val="ar_AE" w:bidi="ar_AE"/>
+        </w:rPr>
+      </w:r>
+      <w:r>
+        <w:rPr>
+          <w:vertAlign w:val="superscript"/>
+          <w:rtl/>
+          <w:cs/>
           <w:lang w:val="ar_AE" w:bidi="ar_AE"/>
         </w:rPr>
         <w:t>3</w:t>
       </w:r>
       <w:r>
         <w:rPr>
+          <w:rtl/>
+          <w:cs/>
           <w:lang w:val="ar_AE" w:bidi="ar_AE"/>
         </w:rPr>
         <w:t xml:space="preserve"> وَكُونُوا عَلَى ثِقَةٍ بِأَنَّ امْتِحَانَ إِيمَانِكُمْ هَذَا يُنْتِجُ صَبْراً.</w:t>
       </w:r>
-      <w:r>
-        <w:rPr>
-          <w:lang w:val="ar_AE" w:bidi="ar_AE"/>
-        </w:rPr>
-      </w:r>
-      <w:r>
-        <w:rPr>
-          <w:lang w:val="ar_AE" w:bidi="ar_AE"/>
-        </w:rPr>
-      </w:r>
-    </w:p>
-    <w:p>
-      <w:pPr>
-        <w:bidi/>
-      </w:pPr>
-      <w:r>
-        <w:rPr>
-          <w:lang w:val="ar_AE" w:bidi="ar_AE"/>
-        </w:rPr>
-      </w:r>
-    </w:p>
-    <w:p>
-      <w:pPr>
-        <w:bidi/>
-      </w:pPr>
-      <w:r>
-        <w:rPr>
-          <w:lang w:val="ar_AE" w:bidi="ar_AE"/>
-        </w:rPr>
-      </w:r>
-      <w:r>
-        <w:rPr>
-          <w:vertAlign w:val="superscript"/>
+    </w:p>
+    <w:p>
+      <w:pPr>
+        <w:bidi/>
+      </w:pPr>
+      <w:r>
+        <w:rPr>
+          <w:rtl/>
+          <w:cs/>
+          <w:lang w:val="ar_AE" w:bidi="ar_AE"/>
+        </w:rPr>
+      </w:r>
+      <w:r>
+        <w:rPr>
+          <w:vertAlign w:val="superscript"/>
+          <w:rtl/>
+          <w:cs/>
           <w:lang w:val="ar_AE" w:bidi="ar_AE"/>
         </w:rPr>
         <w:t>4</w:t>
       </w:r>
       <w:r>
         <w:rPr>
+          <w:rtl/>
+          <w:cs/>
           <w:lang w:val="ar_AE" w:bidi="ar_AE"/>
         </w:rPr>
         <w:t xml:space="preserve"> وَدَعُوا الصَّبْرَ يَعْمَلُ عَمَلَهُ الْكَامِلَ فِيكُمْ، لِكَيْ يَكْتَمِلَ نُضْجُكُمْ وَتَصِيرُوا أَقْوِيَاءَ قَادِرِينَ عَلَى مُوَاجَهَةِ جَمِيعِ الأَحْوَالِ.</w:t>
       </w:r>
-      <w:r>
-        <w:rPr>
-          <w:lang w:val="ar_AE" w:bidi="ar_AE"/>
-        </w:rPr>
-      </w:r>
-      <w:r>
-        <w:rPr>
-          <w:lang w:val="ar_AE" w:bidi="ar_AE"/>
-        </w:rPr>
-      </w:r>
-    </w:p>
-    <w:p>
-      <w:pPr>
-        <w:bidi/>
-      </w:pPr>
-      <w:r>
-        <w:rPr>
-          <w:lang w:val="ar_AE" w:bidi="ar_AE"/>
-        </w:rPr>
-      </w:r>
-    </w:p>
-    <w:p>
-      <w:pPr>
-        <w:bidi/>
-      </w:pPr>
-      <w:r>
-        <w:rPr>
-          <w:lang w:val="ar_AE" w:bidi="ar_AE"/>
-        </w:rPr>
-      </w:r>
-      <w:r>
-        <w:rPr>
-          <w:vertAlign w:val="superscript"/>
+    </w:p>
+    <w:p>
+      <w:pPr>
+        <w:bidi/>
+      </w:pPr>
+      <w:r>
+        <w:rPr>
+          <w:rtl/>
+          <w:cs/>
+          <w:lang w:val="ar_AE" w:bidi="ar_AE"/>
+        </w:rPr>
+      </w:r>
+      <w:r>
+        <w:rPr>
+          <w:vertAlign w:val="superscript"/>
+          <w:rtl/>
+          <w:cs/>
           <w:lang w:val="ar_AE" w:bidi="ar_AE"/>
         </w:rPr>
         <w:t>5</w:t>
       </w:r>
       <w:r>
         <w:rPr>
+          <w:rtl/>
+          <w:cs/>
           <w:lang w:val="ar_AE" w:bidi="ar_AE"/>
         </w:rPr>
         <w:t xml:space="preserve"> وَإِنْ كَانَ أَحَدٌ مِنْكُمْ بِحَاجَةٍ إِلَى الْحِكْمَةِ، فَلْيَطْلُبْ مِنَ اللهِ الَّذِي يُعْطِي الْجَمِيعَ بِسَخَاءٍ وَلا يُعَيِّرُ. فَسَيُعْطَى لَهُ.</w:t>
       </w:r>
-      <w:r>
-        <w:rPr>
-          <w:lang w:val="ar_AE" w:bidi="ar_AE"/>
-        </w:rPr>
-      </w:r>
-      <w:r>
-        <w:rPr>
-          <w:lang w:val="ar_AE" w:bidi="ar_AE"/>
-        </w:rPr>
-      </w:r>
-    </w:p>
-    <w:p>
-      <w:pPr>
-        <w:bidi/>
-      </w:pPr>
-      <w:r>
-        <w:rPr>
-          <w:lang w:val="ar_AE" w:bidi="ar_AE"/>
-        </w:rPr>
-      </w:r>
-    </w:p>
-    <w:p>
-      <w:pPr>
-        <w:bidi/>
-      </w:pPr>
-      <w:r>
-        <w:rPr>
-          <w:lang w:val="ar_AE" w:bidi="ar_AE"/>
-        </w:rPr>
-      </w:r>
-      <w:r>
-        <w:rPr>
-          <w:vertAlign w:val="superscript"/>
+    </w:p>
+    <w:p>
+      <w:pPr>
+        <w:bidi/>
+      </w:pPr>
+      <w:r>
+        <w:rPr>
+          <w:rtl/>
+          <w:cs/>
+          <w:lang w:val="ar_AE" w:bidi="ar_AE"/>
+        </w:rPr>
+      </w:r>
+      <w:r>
+        <w:rPr>
+          <w:vertAlign w:val="superscript"/>
+          <w:rtl/>
+          <w:cs/>
           <w:lang w:val="ar_AE" w:bidi="ar_AE"/>
         </w:rPr>
         <w:t>6</w:t>
       </w:r>
       <w:r>
         <w:rPr>
+          <w:rtl/>
+          <w:cs/>
           <w:lang w:val="ar_AE" w:bidi="ar_AE"/>
         </w:rPr>
         <w:t xml:space="preserve"> وَإِنَّمَا، عَلَيْهِ أَنْ يَطْلُبَ ذَلِكَ بِإِيمَانٍ، دُونَ أَيِّ تَرَدُّدٍ أَوْ شَكٍّ. فَإِنَّ الَّذِي يَشُكُّ يُشْبِهُ مَوْجَةَ الْبَحْرِ، تَتَلاعَبُ بِها الرِّيَاحُ فَتَقْذِفُهَا وَتَرُدُّهَا!</w:t>
       </w:r>
-      <w:r>
-        <w:rPr>
-          <w:lang w:val="ar_AE" w:bidi="ar_AE"/>
-        </w:rPr>
-      </w:r>
-      <w:r>
-        <w:rPr>
-          <w:lang w:val="ar_AE" w:bidi="ar_AE"/>
-        </w:rPr>
-      </w:r>
-    </w:p>
-    <w:p>
-      <w:pPr>
-        <w:bidi/>
-      </w:pPr>
-      <w:r>
-        <w:rPr>
-          <w:lang w:val="ar_AE" w:bidi="ar_AE"/>
-        </w:rPr>
-      </w:r>
-    </w:p>
-    <w:p>
-      <w:pPr>
-        <w:bidi/>
-      </w:pPr>
-      <w:r>
-        <w:rPr>
-          <w:lang w:val="ar_AE" w:bidi="ar_AE"/>
-        </w:rPr>
-      </w:r>
-      <w:r>
-        <w:rPr>
-          <w:vertAlign w:val="superscript"/>
+    </w:p>
+    <w:p>
+      <w:pPr>
+        <w:bidi/>
+      </w:pPr>
+      <w:r>
+        <w:rPr>
+          <w:rtl/>
+          <w:cs/>
+          <w:lang w:val="ar_AE" w:bidi="ar_AE"/>
+        </w:rPr>
+      </w:r>
+      <w:r>
+        <w:rPr>
+          <w:vertAlign w:val="superscript"/>
+          <w:rtl/>
+          <w:cs/>
           <w:lang w:val="ar_AE" w:bidi="ar_AE"/>
         </w:rPr>
         <w:t>7</w:t>
       </w:r>
       <w:r>
         <w:rPr>
+          <w:rtl/>
+          <w:cs/>
           <w:lang w:val="ar_AE" w:bidi="ar_AE"/>
         </w:rPr>
         <w:t xml:space="preserve"> فَلا يَتَوَهَّمِ الْمُرْتَابُ أَنَّهُ يَنَالُ شَيْئاً مِنَ الرَّبِّ.</w:t>
       </w:r>
-      <w:r>
-        <w:rPr>
-          <w:lang w:val="ar_AE" w:bidi="ar_AE"/>
-        </w:rPr>
-      </w:r>
-      <w:r>
-        <w:rPr>
-          <w:lang w:val="ar_AE" w:bidi="ar_AE"/>
-        </w:rPr>
-      </w:r>
-    </w:p>
-    <w:p>
-      <w:pPr>
-        <w:bidi/>
-      </w:pPr>
-      <w:r>
-        <w:rPr>
-          <w:lang w:val="ar_AE" w:bidi="ar_AE"/>
-        </w:rPr>
-      </w:r>
-    </w:p>
-    <w:p>
-      <w:pPr>
-        <w:bidi/>
-      </w:pPr>
-      <w:r>
-        <w:rPr>
-          <w:lang w:val="ar_AE" w:bidi="ar_AE"/>
-        </w:rPr>
-      </w:r>
-      <w:r>
-        <w:rPr>
-          <w:vertAlign w:val="superscript"/>
+    </w:p>
+    <w:p>
+      <w:pPr>
+        <w:bidi/>
+      </w:pPr>
+      <w:r>
+        <w:rPr>
+          <w:rtl/>
+          <w:cs/>
+          <w:lang w:val="ar_AE" w:bidi="ar_AE"/>
+        </w:rPr>
+      </w:r>
+      <w:r>
+        <w:rPr>
+          <w:vertAlign w:val="superscript"/>
+          <w:rtl/>
+          <w:cs/>
           <w:lang w:val="ar_AE" w:bidi="ar_AE"/>
         </w:rPr>
         <w:t>8</w:t>
       </w:r>
       <w:r>
         <w:rPr>
+          <w:rtl/>
+          <w:cs/>
           <w:lang w:val="ar_AE" w:bidi="ar_AE"/>
         </w:rPr>
         <w:t xml:space="preserve"> فَعِنْدَمَا يَكُونُ الإِنْسَانُ بِرَأْيَيْنِ، لَا يَثْبُتُ عَلَى قَرَارٍ فِي جَمِيعِ أُمُورِهِ.</w:t>
       </w:r>
-      <w:r>
-        <w:rPr>
-          <w:lang w:val="ar_AE" w:bidi="ar_AE"/>
-        </w:rPr>
-      </w:r>
-      <w:r>
-        <w:rPr>
-          <w:lang w:val="ar_AE" w:bidi="ar_AE"/>
-        </w:rPr>
-      </w:r>
-    </w:p>
-    <w:p>
-      <w:pPr>
-        <w:bidi/>
-      </w:pPr>
-      <w:r>
-        <w:rPr>
-          <w:lang w:val="ar_AE" w:bidi="ar_AE"/>
-        </w:rPr>
-      </w:r>
-    </w:p>
-    <w:p>
-      <w:pPr>
-        <w:bidi/>
-      </w:pPr>
-      <w:r>
-        <w:rPr>
-          <w:lang w:val="ar_AE" w:bidi="ar_AE"/>
-        </w:rPr>
-      </w:r>
-      <w:r>
-        <w:rPr>
-          <w:vertAlign w:val="superscript"/>
+    </w:p>
+    <w:p>
+      <w:pPr>
+        <w:bidi/>
+      </w:pPr>
+      <w:r>
+        <w:rPr>
+          <w:rtl/>
+          <w:cs/>
+          <w:lang w:val="ar_AE" w:bidi="ar_AE"/>
+        </w:rPr>
+      </w:r>
+      <w:r>
+        <w:rPr>
+          <w:vertAlign w:val="superscript"/>
+          <w:rtl/>
+          <w:cs/>
           <w:lang w:val="ar_AE" w:bidi="ar_AE"/>
         </w:rPr>
         <w:t>9</w:t>
       </w:r>
       <w:r>
         <w:rPr>
+          <w:rtl/>
+          <w:cs/>
           <w:lang w:val="ar_AE" w:bidi="ar_AE"/>
         </w:rPr>
         <w:t xml:space="preserve"> مَنْ كَانَ فَقِيراً وَأَخاً مُؤْمِناً، فَلْيُسَرَّ بِمَقَامِهِ الَّذِي رَفَعَهُ اللهُ إِلَيْهِ.</w:t>
       </w:r>
-      <w:r>
-        <w:rPr>
-          <w:lang w:val="ar_AE" w:bidi="ar_AE"/>
-        </w:rPr>
-      </w:r>
-      <w:r>
-        <w:rPr>
-          <w:lang w:val="ar_AE" w:bidi="ar_AE"/>
-        </w:rPr>
-      </w:r>
-    </w:p>
-    <w:p>
-      <w:pPr>
-        <w:bidi/>
-      </w:pPr>
-      <w:r>
-        <w:rPr>
-          <w:lang w:val="ar_AE" w:bidi="ar_AE"/>
-        </w:rPr>
-      </w:r>
-    </w:p>
-    <w:p>
-      <w:pPr>
-        <w:bidi/>
-      </w:pPr>
-      <w:r>
-        <w:rPr>
-          <w:lang w:val="ar_AE" w:bidi="ar_AE"/>
-        </w:rPr>
-      </w:r>
-      <w:r>
-        <w:rPr>
-          <w:vertAlign w:val="superscript"/>
+    </w:p>
+    <w:p>
+      <w:pPr>
+        <w:bidi/>
+      </w:pPr>
+      <w:r>
+        <w:rPr>
+          <w:rtl/>
+          <w:cs/>
+          <w:lang w:val="ar_AE" w:bidi="ar_AE"/>
+        </w:rPr>
+      </w:r>
+      <w:r>
+        <w:rPr>
+          <w:vertAlign w:val="superscript"/>
+          <w:rtl/>
+          <w:cs/>
           <w:lang w:val="ar_AE" w:bidi="ar_AE"/>
         </w:rPr>
         <w:t>10</w:t>
       </w:r>
       <w:r>
         <w:rPr>
+          <w:rtl/>
+          <w:cs/>
           <w:lang w:val="ar_AE" w:bidi="ar_AE"/>
         </w:rPr>
         <w:t xml:space="preserve"> وَأَمَّا الْغَنِيُّ، فَعَلَيْهِ أَنْ يُدْرِكَ أَنَّ مَالَهُ لَا يُغْنِيهِ عَنِ اللهِ: لأَنَّ نِهَايَتَهُ سَتَكُونُ كَنِهَايَةِ الأَعْشَابِ الْمُزْهِرَةِ.</w:t>
       </w:r>
-      <w:r>
-        <w:rPr>
-          <w:lang w:val="ar_AE" w:bidi="ar_AE"/>
-        </w:rPr>
-      </w:r>
-      <w:r>
-        <w:rPr>
-          <w:lang w:val="ar_AE" w:bidi="ar_AE"/>
-        </w:rPr>
-      </w:r>
-    </w:p>
-    <w:p>
-      <w:pPr>
-        <w:bidi/>
-      </w:pPr>
-      <w:r>
-        <w:rPr>
-          <w:lang w:val="ar_AE" w:bidi="ar_AE"/>
-        </w:rPr>
-      </w:r>
-    </w:p>
-    <w:p>
-      <w:pPr>
-        <w:bidi/>
-      </w:pPr>
-      <w:r>
-        <w:rPr>
-          <w:lang w:val="ar_AE" w:bidi="ar_AE"/>
-        </w:rPr>
-      </w:r>
-      <w:r>
-        <w:rPr>
-          <w:vertAlign w:val="superscript"/>
+    </w:p>
+    <w:p>
+      <w:pPr>
+        <w:bidi/>
+      </w:pPr>
+      <w:r>
+        <w:rPr>
+          <w:rtl/>
+          <w:cs/>
+          <w:lang w:val="ar_AE" w:bidi="ar_AE"/>
+        </w:rPr>
+      </w:r>
+      <w:r>
+        <w:rPr>
+          <w:vertAlign w:val="superscript"/>
+          <w:rtl/>
+          <w:cs/>
           <w:lang w:val="ar_AE" w:bidi="ar_AE"/>
         </w:rPr>
         <w:t>11</w:t>
       </w:r>
       <w:r>
         <w:rPr>
+          <w:rtl/>
+          <w:cs/>
           <w:lang w:val="ar_AE" w:bidi="ar_AE"/>
         </w:rPr>
         <w:t xml:space="preserve"> فَعِنْدَمَا تُشْرِقُ الشَّمْسُ بِحَرِّهَا الْمُحْرِقِ، تُيَبِّسُ تِلْكَ الأَعْشَابَ، فَيَسْقُطُ زَهْرُهَا، وَيَتَلاشَى جَمَالُ مَنْظَرِهَا. هَكَذَا يَذْبُلُ الْغَنِيُّ فِي طُرُقِهِ!</w:t>
       </w:r>
-      <w:r>
-        <w:rPr>
-          <w:lang w:val="ar_AE" w:bidi="ar_AE"/>
-        </w:rPr>
-      </w:r>
-      <w:r>
-        <w:rPr>
-          <w:lang w:val="ar_AE" w:bidi="ar_AE"/>
-        </w:rPr>
-      </w:r>
-    </w:p>
-    <w:p>
-      <w:pPr>
-        <w:bidi/>
-      </w:pPr>
-      <w:r>
-        <w:rPr>
-          <w:lang w:val="ar_AE" w:bidi="ar_AE"/>
-        </w:rPr>
-      </w:r>
-    </w:p>
-    <w:p>
-      <w:pPr>
-        <w:bidi/>
-      </w:pPr>
-      <w:r>
-        <w:rPr>
-          <w:lang w:val="ar_AE" w:bidi="ar_AE"/>
-        </w:rPr>
-      </w:r>
-      <w:r>
-        <w:rPr>
-          <w:vertAlign w:val="superscript"/>
+    </w:p>
+    <w:p>
+      <w:pPr>
+        <w:bidi/>
+      </w:pPr>
+      <w:r>
+        <w:rPr>
+          <w:rtl/>
+          <w:cs/>
+          <w:lang w:val="ar_AE" w:bidi="ar_AE"/>
+        </w:rPr>
+      </w:r>
+      <w:r>
+        <w:rPr>
+          <w:vertAlign w:val="superscript"/>
+          <w:rtl/>
+          <w:cs/>
           <w:lang w:val="ar_AE" w:bidi="ar_AE"/>
         </w:rPr>
         <w:t>12</w:t>
       </w:r>
       <w:r>
         <w:rPr>
+          <w:rtl/>
+          <w:cs/>
           <w:lang w:val="ar_AE" w:bidi="ar_AE"/>
         </w:rPr>
         <w:t xml:space="preserve"> طُوبَى لِمَنْ يَتَحَمَّلُ الْمِحْنَةَ بِصَبْرٍ. فَإِنَّهُ، بَعْدَ أَنْ يَجْتَازَ الامْتِحَانَ بِنَجَاحٍ، سَيَنَالُ «إِكْلِيلَ الْحَيَاةِ» الَّذِي وَعَدَ بِهِ الرَّبُّ مُحِبِّيهِ!</w:t>
       </w:r>
-      <w:r>
-        <w:rPr>
-          <w:lang w:val="ar_AE" w:bidi="ar_AE"/>
-        </w:rPr>
-      </w:r>
-      <w:r>
-        <w:rPr>
-          <w:lang w:val="ar_AE" w:bidi="ar_AE"/>
-        </w:rPr>
-      </w:r>
-    </w:p>
-    <w:p>
-      <w:pPr>
-        <w:bidi/>
-      </w:pPr>
-      <w:r>
-        <w:rPr>
-          <w:lang w:val="ar_AE" w:bidi="ar_AE"/>
-        </w:rPr>
-      </w:r>
-    </w:p>
-    <w:p>
-      <w:pPr>
-        <w:bidi/>
-      </w:pPr>
-      <w:r>
-        <w:rPr>
-          <w:lang w:val="ar_AE" w:bidi="ar_AE"/>
-        </w:rPr>
-      </w:r>
-      <w:r>
-        <w:rPr>
-          <w:vertAlign w:val="superscript"/>
+    </w:p>
+    <w:p>
+      <w:pPr>
+        <w:bidi/>
+      </w:pPr>
+      <w:r>
+        <w:rPr>
+          <w:rtl/>
+          <w:cs/>
+          <w:lang w:val="ar_AE" w:bidi="ar_AE"/>
+        </w:rPr>
+      </w:r>
+      <w:r>
+        <w:rPr>
+          <w:vertAlign w:val="superscript"/>
+          <w:rtl/>
+          <w:cs/>
           <w:lang w:val="ar_AE" w:bidi="ar_AE"/>
         </w:rPr>
         <w:t>13</w:t>
       </w:r>
       <w:r>
         <w:rPr>
+          <w:rtl/>
+          <w:cs/>
           <w:lang w:val="ar_AE" w:bidi="ar_AE"/>
         </w:rPr>
         <w:t xml:space="preserve"> وَإذَا تَعَرَّضَ أَحَدٌ لِتَجْرِبَةٍ مَا، فَلا يَقُلْ: «إِنَّ اللهَ يُجَرِّبُنِي!» ذَلِكَ لأَنَّ اللهَ لَا يُمْكِنُ أَنْ يُجَرِّبَهُ الشَّرُّ، وَهُوَ لَا يُجَرِّبُ بِهِ أَحَداً.</w:t>
       </w:r>
-      <w:r>
-        <w:rPr>
-          <w:lang w:val="ar_AE" w:bidi="ar_AE"/>
-        </w:rPr>
-      </w:r>
-      <w:r>
-        <w:rPr>
-          <w:lang w:val="ar_AE" w:bidi="ar_AE"/>
-        </w:rPr>
-      </w:r>
-    </w:p>
-    <w:p>
-      <w:pPr>
-        <w:bidi/>
-      </w:pPr>
-      <w:r>
-        <w:rPr>
-          <w:lang w:val="ar_AE" w:bidi="ar_AE"/>
-        </w:rPr>
-      </w:r>
-    </w:p>
-    <w:p>
-      <w:pPr>
-        <w:bidi/>
-      </w:pPr>
-      <w:r>
-        <w:rPr>
-          <w:lang w:val="ar_AE" w:bidi="ar_AE"/>
-        </w:rPr>
-      </w:r>
-      <w:r>
-        <w:rPr>
-          <w:vertAlign w:val="superscript"/>
+    </w:p>
+    <w:p>
+      <w:pPr>
+        <w:bidi/>
+      </w:pPr>
+      <w:r>
+        <w:rPr>
+          <w:rtl/>
+          <w:cs/>
+          <w:lang w:val="ar_AE" w:bidi="ar_AE"/>
+        </w:rPr>
+      </w:r>
+      <w:r>
+        <w:rPr>
+          <w:vertAlign w:val="superscript"/>
+          <w:rtl/>
+          <w:cs/>
           <w:lang w:val="ar_AE" w:bidi="ar_AE"/>
         </w:rPr>
         <w:t>14</w:t>
       </w:r>
       <w:r>
         <w:rPr>
+          <w:rtl/>
+          <w:cs/>
           <w:lang w:val="ar_AE" w:bidi="ar_AE"/>
         </w:rPr>
         <w:t xml:space="preserve"> وَلَكِنَّ الإِنْسَانَ يَسْقُطُ فِي التَّجْرِبَةِ حِينَ يَنْدَفِعُ مَخْدُوعاً وَرَاءَ شَهْوَتِهِ.</w:t>
       </w:r>
-      <w:r>
-        <w:rPr>
-          <w:lang w:val="ar_AE" w:bidi="ar_AE"/>
-        </w:rPr>
-      </w:r>
-      <w:r>
-        <w:rPr>
-          <w:lang w:val="ar_AE" w:bidi="ar_AE"/>
-        </w:rPr>
-      </w:r>
-    </w:p>
-    <w:p>
-      <w:pPr>
-        <w:bidi/>
-      </w:pPr>
-      <w:r>
-        <w:rPr>
-          <w:lang w:val="ar_AE" w:bidi="ar_AE"/>
-        </w:rPr>
-      </w:r>
-    </w:p>
-    <w:p>
-      <w:pPr>
-        <w:bidi/>
-      </w:pPr>
-      <w:r>
-        <w:rPr>
-          <w:lang w:val="ar_AE" w:bidi="ar_AE"/>
-        </w:rPr>
-      </w:r>
-      <w:r>
-        <w:rPr>
-          <w:vertAlign w:val="superscript"/>
+    </w:p>
+    <w:p>
+      <w:pPr>
+        <w:bidi/>
+      </w:pPr>
+      <w:r>
+        <w:rPr>
+          <w:rtl/>
+          <w:cs/>
+          <w:lang w:val="ar_AE" w:bidi="ar_AE"/>
+        </w:rPr>
+      </w:r>
+      <w:r>
+        <w:rPr>
+          <w:vertAlign w:val="superscript"/>
+          <w:rtl/>
+          <w:cs/>
           <w:lang w:val="ar_AE" w:bidi="ar_AE"/>
         </w:rPr>
         <w:t>15</w:t>
       </w:r>
       <w:r>
         <w:rPr>
+          <w:rtl/>
+          <w:cs/>
           <w:lang w:val="ar_AE" w:bidi="ar_AE"/>
         </w:rPr>
         <w:t xml:space="preserve"> فَإِذَا مَا حَبِلَتِ الشَّهْوَةُ وَلَدَتِ الْخَطِيئَةَ. وَمَتَى نَضَجَتِ الْخَطِيئَةُ، أَنْتَجَتِ الْمَوْتَ.</w:t>
       </w:r>
-      <w:r>
-        <w:rPr>
-          <w:lang w:val="ar_AE" w:bidi="ar_AE"/>
-        </w:rPr>
-      </w:r>
-      <w:r>
-        <w:rPr>
-          <w:lang w:val="ar_AE" w:bidi="ar_AE"/>
-        </w:rPr>
-      </w:r>
-    </w:p>
-    <w:p>
-      <w:pPr>
-        <w:bidi/>
-      </w:pPr>
-      <w:r>
-        <w:rPr>
-          <w:lang w:val="ar_AE" w:bidi="ar_AE"/>
-        </w:rPr>
-      </w:r>
-    </w:p>
-    <w:p>
-      <w:pPr>
-        <w:bidi/>
-      </w:pPr>
-      <w:r>
-        <w:rPr>
-          <w:lang w:val="ar_AE" w:bidi="ar_AE"/>
-        </w:rPr>
-      </w:r>
-      <w:r>
-        <w:rPr>
-          <w:vertAlign w:val="superscript"/>
+    </w:p>
+    <w:p>
+      <w:pPr>
+        <w:bidi/>
+      </w:pPr>
+      <w:r>
+        <w:rPr>
+          <w:rtl/>
+          <w:cs/>
+          <w:lang w:val="ar_AE" w:bidi="ar_AE"/>
+        </w:rPr>
+      </w:r>
+      <w:r>
+        <w:rPr>
+          <w:vertAlign w:val="superscript"/>
+          <w:rtl/>
+          <w:cs/>
           <w:lang w:val="ar_AE" w:bidi="ar_AE"/>
         </w:rPr>
         <w:t>16</w:t>
       </w:r>
       <w:r>
         <w:rPr>
+          <w:rtl/>
+          <w:cs/>
           <w:lang w:val="ar_AE" w:bidi="ar_AE"/>
         </w:rPr>
         <w:t xml:space="preserve"> فَيَا إِخْوَتِي الأَحِبَّاءَ، لَا تَضِلُّوا:</w:t>
       </w:r>
-      <w:r>
-        <w:rPr>
-          <w:lang w:val="ar_AE" w:bidi="ar_AE"/>
-        </w:rPr>
-      </w:r>
-      <w:r>
-        <w:rPr>
-          <w:lang w:val="ar_AE" w:bidi="ar_AE"/>
-        </w:rPr>
-      </w:r>
-    </w:p>
-    <w:p>
-      <w:pPr>
-        <w:bidi/>
-      </w:pPr>
-      <w:r>
-        <w:rPr>
-          <w:lang w:val="ar_AE" w:bidi="ar_AE"/>
-        </w:rPr>
-      </w:r>
-    </w:p>
-    <w:p>
-      <w:pPr>
-        <w:bidi/>
-      </w:pPr>
-      <w:r>
-        <w:rPr>
-          <w:lang w:val="ar_AE" w:bidi="ar_AE"/>
-        </w:rPr>
-      </w:r>
-      <w:r>
-        <w:rPr>
-          <w:vertAlign w:val="superscript"/>
+    </w:p>
+    <w:p>
+      <w:pPr>
+        <w:bidi/>
+      </w:pPr>
+      <w:r>
+        <w:rPr>
+          <w:rtl/>
+          <w:cs/>
+          <w:lang w:val="ar_AE" w:bidi="ar_AE"/>
+        </w:rPr>
+      </w:r>
+      <w:r>
+        <w:rPr>
+          <w:vertAlign w:val="superscript"/>
+          <w:rtl/>
+          <w:cs/>
           <w:lang w:val="ar_AE" w:bidi="ar_AE"/>
         </w:rPr>
         <w:t>17</w:t>
       </w:r>
       <w:r>
         <w:rPr>
+          <w:rtl/>
+          <w:cs/>
           <w:lang w:val="ar_AE" w:bidi="ar_AE"/>
         </w:rPr>
         <w:t xml:space="preserve"> إِنَّ كُلَّ عَطِيَّةٍ صَالِحَةٍ وَهِبَةٍ كَامِلَةٍ إِنَّمَا تَنْزِلُ مِنْ فَوْقُ، مِنْ عِنْدِ أَبِي الأَنْوَارِ الَّذِي لَيْسَ فِيهِ تَحَوُّلٌ، وَلا ظِلٌّ لأَنَّهُ لَا يَدُورُ.</w:t>
       </w:r>
-      <w:r>
-        <w:rPr>
-          <w:lang w:val="ar_AE" w:bidi="ar_AE"/>
-        </w:rPr>
-      </w:r>
-      <w:r>
-        <w:rPr>
-          <w:lang w:val="ar_AE" w:bidi="ar_AE"/>
-        </w:rPr>
-      </w:r>
-    </w:p>
-    <w:p>
-      <w:pPr>
-        <w:bidi/>
-      </w:pPr>
-      <w:r>
-        <w:rPr>
-          <w:lang w:val="ar_AE" w:bidi="ar_AE"/>
-        </w:rPr>
-      </w:r>
-    </w:p>
-    <w:p>
-      <w:pPr>
-        <w:bidi/>
-      </w:pPr>
-      <w:r>
-        <w:rPr>
-          <w:lang w:val="ar_AE" w:bidi="ar_AE"/>
-        </w:rPr>
-      </w:r>
-      <w:r>
-        <w:rPr>
-          <w:vertAlign w:val="superscript"/>
+    </w:p>
+    <w:p>
+      <w:pPr>
+        <w:bidi/>
+      </w:pPr>
+      <w:r>
+        <w:rPr>
+          <w:rtl/>
+          <w:cs/>
+          <w:lang w:val="ar_AE" w:bidi="ar_AE"/>
+        </w:rPr>
+      </w:r>
+      <w:r>
+        <w:rPr>
+          <w:vertAlign w:val="superscript"/>
+          <w:rtl/>
+          <w:cs/>
           <w:lang w:val="ar_AE" w:bidi="ar_AE"/>
         </w:rPr>
         <w:t>18</w:t>
       </w:r>
       <w:r>
         <w:rPr>
+          <w:rtl/>
+          <w:cs/>
           <w:lang w:val="ar_AE" w:bidi="ar_AE"/>
         </w:rPr>
         <w:t xml:space="preserve"> وَهُوَ قَدْ شَاءَ أَنْ يَجْعَلَنَا أَوْلاداً لَهُ، فَوَلَدَنَا بِكَلِمَتِهِ، كَلِمَةِ الْحَقِّ. وَغَايَتُهُ أَنْ نَكُونَ بَاكُورَةَ خَلِيقَتِهِ.</w:t>
       </w:r>
-      <w:r>
-        <w:rPr>
-          <w:lang w:val="ar_AE" w:bidi="ar_AE"/>
-        </w:rPr>
-      </w:r>
-      <w:r>
-        <w:rPr>
-          <w:lang w:val="ar_AE" w:bidi="ar_AE"/>
-        </w:rPr>
-      </w:r>
-    </w:p>
-    <w:p>
-      <w:pPr>
-        <w:bidi/>
-      </w:pPr>
-      <w:r>
-        <w:rPr>
-          <w:lang w:val="ar_AE" w:bidi="ar_AE"/>
-        </w:rPr>
-      </w:r>
-    </w:p>
-    <w:p>
-      <w:pPr>
-        <w:bidi/>
-      </w:pPr>
-      <w:r>
-        <w:rPr>
-          <w:lang w:val="ar_AE" w:bidi="ar_AE"/>
-        </w:rPr>
-      </w:r>
-      <w:r>
-        <w:rPr>
-          <w:vertAlign w:val="superscript"/>
+    </w:p>
+    <w:p>
+      <w:pPr>
+        <w:bidi/>
+      </w:pPr>
+      <w:r>
+        <w:rPr>
+          <w:rtl/>
+          <w:cs/>
+          <w:lang w:val="ar_AE" w:bidi="ar_AE"/>
+        </w:rPr>
+      </w:r>
+      <w:r>
+        <w:rPr>
+          <w:vertAlign w:val="superscript"/>
+          <w:rtl/>
+          <w:cs/>
           <w:lang w:val="ar_AE" w:bidi="ar_AE"/>
         </w:rPr>
         <w:t>19</w:t>
       </w:r>
       <w:r>
         <w:rPr>
+          <w:rtl/>
+          <w:cs/>
           <w:lang w:val="ar_AE" w:bidi="ar_AE"/>
         </w:rPr>
         <w:t xml:space="preserve"> لِذَلِكَ، يَا إِخْوَتِي الأَحِبَّاءَ، عَلَى كُلِّ وَاحِدٍ مِنْكُمْ أَنْ يَكُونَ مُسْرِعاً إِلَى الإِصْغَاءِ، غَيْرَ مُتَسَرِّعٍ فِي الْكَلامِ، بَطِيءَ الْغَضَبِ.</w:t>
       </w:r>
-      <w:r>
-        <w:rPr>
-          <w:lang w:val="ar_AE" w:bidi="ar_AE"/>
-        </w:rPr>
-      </w:r>
-      <w:r>
-        <w:rPr>
-          <w:lang w:val="ar_AE" w:bidi="ar_AE"/>
-        </w:rPr>
-      </w:r>
-    </w:p>
-    <w:p>
-      <w:pPr>
-        <w:bidi/>
-      </w:pPr>
-      <w:r>
-        <w:rPr>
-          <w:lang w:val="ar_AE" w:bidi="ar_AE"/>
-        </w:rPr>
-      </w:r>
-    </w:p>
-    <w:p>
-      <w:pPr>
-        <w:bidi/>
-      </w:pPr>
-      <w:r>
-        <w:rPr>
-          <w:lang w:val="ar_AE" w:bidi="ar_AE"/>
-        </w:rPr>
-      </w:r>
-      <w:r>
-        <w:rPr>
-          <w:vertAlign w:val="superscript"/>
+    </w:p>
+    <w:p>
+      <w:pPr>
+        <w:bidi/>
+      </w:pPr>
+      <w:r>
+        <w:rPr>
+          <w:rtl/>
+          <w:cs/>
+          <w:lang w:val="ar_AE" w:bidi="ar_AE"/>
+        </w:rPr>
+      </w:r>
+      <w:r>
+        <w:rPr>
+          <w:vertAlign w:val="superscript"/>
+          <w:rtl/>
+          <w:cs/>
           <w:lang w:val="ar_AE" w:bidi="ar_AE"/>
         </w:rPr>
         <w:t>20</w:t>
       </w:r>
       <w:r>
         <w:rPr>
+          <w:rtl/>
+          <w:cs/>
           <w:lang w:val="ar_AE" w:bidi="ar_AE"/>
         </w:rPr>
         <w:t xml:space="preserve"> لأَنَّ الإِنْسَانَ، إِذَا غَضِبَ، لَا يَعْمَلُ الصَّلاحَ الَّذِي يُرِيدُهُ اللهُ.</w:t>
       </w:r>
-      <w:r>
-        <w:rPr>
-          <w:lang w:val="ar_AE" w:bidi="ar_AE"/>
-        </w:rPr>
-      </w:r>
-      <w:r>
-        <w:rPr>
-          <w:lang w:val="ar_AE" w:bidi="ar_AE"/>
-        </w:rPr>
-      </w:r>
-    </w:p>
-    <w:p>
-      <w:pPr>
-        <w:bidi/>
-      </w:pPr>
-      <w:r>
-        <w:rPr>
-          <w:lang w:val="ar_AE" w:bidi="ar_AE"/>
-        </w:rPr>
-      </w:r>
-    </w:p>
-    <w:p>
-      <w:pPr>
-        <w:bidi/>
-      </w:pPr>
-      <w:r>
-        <w:rPr>
-          <w:lang w:val="ar_AE" w:bidi="ar_AE"/>
-        </w:rPr>
-      </w:r>
-      <w:r>
-        <w:rPr>
-          <w:vertAlign w:val="superscript"/>
+    </w:p>
+    <w:p>
+      <w:pPr>
+        <w:bidi/>
+      </w:pPr>
+      <w:r>
+        <w:rPr>
+          <w:rtl/>
+          <w:cs/>
+          <w:lang w:val="ar_AE" w:bidi="ar_AE"/>
+        </w:rPr>
+      </w:r>
+      <w:r>
+        <w:rPr>
+          <w:vertAlign w:val="superscript"/>
+          <w:rtl/>
+          <w:cs/>
           <w:lang w:val="ar_AE" w:bidi="ar_AE"/>
         </w:rPr>
         <w:t>21</w:t>
       </w:r>
       <w:r>
         <w:rPr>
+          <w:rtl/>
+          <w:cs/>
           <w:lang w:val="ar_AE" w:bidi="ar_AE"/>
         </w:rPr>
         <w:t xml:space="preserve"> إِذَنْ، تَخَلَّصُوا مِنْ كُلِّ مَا فِي حَيَاتِكُمْ مِنْ نَجَاسَةٍ وَشَرٍّ مُتَزَايِدٍ. وَلْيَكُنْ قُبُولُكُمْ الْكَلِمَةَ الَّتِي غَرَسَهَا اللهُ فِي قُلُوبِكُمْ، قُبُولاً وَدِيعاً. فَهِيَ الْقَادِرَةُ أَنْ تُخَلِّصَ نُفُوسَكُمْ.</w:t>
       </w:r>
-      <w:r>
-        <w:rPr>
-          <w:lang w:val="ar_AE" w:bidi="ar_AE"/>
-        </w:rPr>
-      </w:r>
-      <w:r>
-        <w:rPr>
-          <w:lang w:val="ar_AE" w:bidi="ar_AE"/>
-        </w:rPr>
-      </w:r>
-    </w:p>
-    <w:p>
-      <w:pPr>
-        <w:bidi/>
-      </w:pPr>
-      <w:r>
-        <w:rPr>
-          <w:lang w:val="ar_AE" w:bidi="ar_AE"/>
-        </w:rPr>
-      </w:r>
-    </w:p>
-    <w:p>
-      <w:pPr>
-        <w:bidi/>
-      </w:pPr>
-      <w:r>
-        <w:rPr>
-          <w:lang w:val="ar_AE" w:bidi="ar_AE"/>
-        </w:rPr>
-      </w:r>
-      <w:r>
-        <w:rPr>
-          <w:vertAlign w:val="superscript"/>
+    </w:p>
+    <w:p>
+      <w:pPr>
+        <w:bidi/>
+      </w:pPr>
+      <w:r>
+        <w:rPr>
+          <w:rtl/>
+          <w:cs/>
+          <w:lang w:val="ar_AE" w:bidi="ar_AE"/>
+        </w:rPr>
+      </w:r>
+      <w:r>
+        <w:rPr>
+          <w:vertAlign w:val="superscript"/>
+          <w:rtl/>
+          <w:cs/>
           <w:lang w:val="ar_AE" w:bidi="ar_AE"/>
         </w:rPr>
         <w:t>22</w:t>
       </w:r>
       <w:r>
         <w:rPr>
+          <w:rtl/>
+          <w:cs/>
           <w:lang w:val="ar_AE" w:bidi="ar_AE"/>
         </w:rPr>
         <w:t xml:space="preserve"> لَا تَكْتَفُوا فَقَطْ بِسَمَاعِهَا، بَلِ اعْمَلُوا بِها، وَإلَّا كُنْتُمْ تَغُشُّونَ أَنْفُسَكُمْ.</w:t>
       </w:r>
-      <w:r>
-        <w:rPr>
-          <w:lang w:val="ar_AE" w:bidi="ar_AE"/>
-        </w:rPr>
-      </w:r>
-      <w:r>
-        <w:rPr>
-          <w:lang w:val="ar_AE" w:bidi="ar_AE"/>
-        </w:rPr>
-      </w:r>
-    </w:p>
-    <w:p>
-      <w:pPr>
-        <w:bidi/>
-      </w:pPr>
-      <w:r>
-        <w:rPr>
-          <w:lang w:val="ar_AE" w:bidi="ar_AE"/>
-        </w:rPr>
-      </w:r>
-    </w:p>
-    <w:p>
-      <w:pPr>
-        <w:bidi/>
-      </w:pPr>
-      <w:r>
-        <w:rPr>
-          <w:lang w:val="ar_AE" w:bidi="ar_AE"/>
-        </w:rPr>
-      </w:r>
-      <w:r>
-        <w:rPr>
-          <w:vertAlign w:val="superscript"/>
+    </w:p>
+    <w:p>
+      <w:pPr>
+        <w:bidi/>
+      </w:pPr>
+      <w:r>
+        <w:rPr>
+          <w:rtl/>
+          <w:cs/>
+          <w:lang w:val="ar_AE" w:bidi="ar_AE"/>
+        </w:rPr>
+      </w:r>
+      <w:r>
+        <w:rPr>
+          <w:vertAlign w:val="superscript"/>
+          <w:rtl/>
+          <w:cs/>
           <w:lang w:val="ar_AE" w:bidi="ar_AE"/>
         </w:rPr>
         <w:t>23</w:t>
       </w:r>
       <w:r>
         <w:rPr>
+          <w:rtl/>
+          <w:cs/>
           <w:lang w:val="ar_AE" w:bidi="ar_AE"/>
         </w:rPr>
         <w:t xml:space="preserve"> فَالَّذِي يَسْمَعُ الْكَلِمَةَ وَلا يَعْمَلُ بِها، يَكُونُ كَمَنْ يَنْظُرُ إِلَى الْمِرْآةِ لِيُشَاهِدَ وَجْهَهُ فِيهَا.</w:t>
       </w:r>
-      <w:r>
-        <w:rPr>
-          <w:lang w:val="ar_AE" w:bidi="ar_AE"/>
-        </w:rPr>
-      </w:r>
-      <w:r>
-        <w:rPr>
-          <w:lang w:val="ar_AE" w:bidi="ar_AE"/>
-        </w:rPr>
-      </w:r>
-    </w:p>
-    <w:p>
-      <w:pPr>
-        <w:bidi/>
-      </w:pPr>
-      <w:r>
-        <w:rPr>
-          <w:lang w:val="ar_AE" w:bidi="ar_AE"/>
-        </w:rPr>
-      </w:r>
-    </w:p>
-    <w:p>
-      <w:pPr>
-        <w:bidi/>
-      </w:pPr>
-      <w:r>
-        <w:rPr>
-          <w:lang w:val="ar_AE" w:bidi="ar_AE"/>
-        </w:rPr>
-      </w:r>
-      <w:r>
-        <w:rPr>
-          <w:vertAlign w:val="superscript"/>
+    </w:p>
+    <w:p>
+      <w:pPr>
+        <w:bidi/>
+      </w:pPr>
+      <w:r>
+        <w:rPr>
+          <w:rtl/>
+          <w:cs/>
+          <w:lang w:val="ar_AE" w:bidi="ar_AE"/>
+        </w:rPr>
+      </w:r>
+      <w:r>
+        <w:rPr>
+          <w:vertAlign w:val="superscript"/>
+          <w:rtl/>
+          <w:cs/>
           <w:lang w:val="ar_AE" w:bidi="ar_AE"/>
         </w:rPr>
         <w:t>24</w:t>
       </w:r>
       <w:r>
         <w:rPr>
+          <w:rtl/>
+          <w:cs/>
           <w:lang w:val="ar_AE" w:bidi="ar_AE"/>
         </w:rPr>
         <w:t xml:space="preserve"> وَبَعْدَ أَنْ يَرَى نَفْسَهُ، يَذْهَبُ فَيَنْسَى صُورَتَهُ حَالاً.</w:t>
       </w:r>
-      <w:r>
-        <w:rPr>
-          <w:lang w:val="ar_AE" w:bidi="ar_AE"/>
-        </w:rPr>
-      </w:r>
-      <w:r>
-        <w:rPr>
-          <w:lang w:val="ar_AE" w:bidi="ar_AE"/>
-        </w:rPr>
-      </w:r>
-    </w:p>
-    <w:p>
-      <w:pPr>
-        <w:bidi/>
-      </w:pPr>
-      <w:r>
-        <w:rPr>
-          <w:lang w:val="ar_AE" w:bidi="ar_AE"/>
-        </w:rPr>
-      </w:r>
-    </w:p>
-    <w:p>
-      <w:pPr>
-        <w:bidi/>
-      </w:pPr>
-      <w:r>
-        <w:rPr>
-          <w:lang w:val="ar_AE" w:bidi="ar_AE"/>
-        </w:rPr>
-      </w:r>
-      <w:r>
-        <w:rPr>
-          <w:vertAlign w:val="superscript"/>
+    </w:p>
+    <w:p>
+      <w:pPr>
+        <w:bidi/>
+      </w:pPr>
+      <w:r>
+        <w:rPr>
+          <w:rtl/>
+          <w:cs/>
+          <w:lang w:val="ar_AE" w:bidi="ar_AE"/>
+        </w:rPr>
+      </w:r>
+      <w:r>
+        <w:rPr>
+          <w:vertAlign w:val="superscript"/>
+          <w:rtl/>
+          <w:cs/>
           <w:lang w:val="ar_AE" w:bidi="ar_AE"/>
         </w:rPr>
         <w:t>25</w:t>
       </w:r>
       <w:r>
         <w:rPr>
+          <w:rtl/>
+          <w:cs/>
           <w:lang w:val="ar_AE" w:bidi="ar_AE"/>
         </w:rPr>
         <w:t xml:space="preserve"> أَمَّا الَّذِي يَنْظُرُ بِالتَّدْقِيقِ فِي الْقَانُونِ الْكَامِلِ، قَانُونِ الْحُرِّيَّةِ، وَيُوَاظِبُ عَلَى ذَلِكَ، فَيَكُونُ كَمَنْ يَعْمَلُ بِالْكَلِمَةِ لَا كَمَنْ يَسْمَعُهَا وَيَنْسَاهَا، فَإِنَّ اللهَ يُبَارِكُهُ كَثِيراً فِي كُلِّ مَا يَعْمَلُهُ.</w:t>
       </w:r>
-      <w:r>
-        <w:rPr>
-          <w:lang w:val="ar_AE" w:bidi="ar_AE"/>
-        </w:rPr>
-      </w:r>
-      <w:r>
-        <w:rPr>
-          <w:lang w:val="ar_AE" w:bidi="ar_AE"/>
-        </w:rPr>
-      </w:r>
-    </w:p>
-    <w:p>
-      <w:pPr>
-        <w:bidi/>
-      </w:pPr>
-      <w:r>
-        <w:rPr>
-          <w:lang w:val="ar_AE" w:bidi="ar_AE"/>
-        </w:rPr>
-      </w:r>
-    </w:p>
-    <w:p>
-      <w:pPr>
-        <w:bidi/>
-      </w:pPr>
-      <w:r>
-        <w:rPr>
-          <w:lang w:val="ar_AE" w:bidi="ar_AE"/>
-        </w:rPr>
-      </w:r>
-      <w:r>
-        <w:rPr>
-          <w:vertAlign w:val="superscript"/>
+    </w:p>
+    <w:p>
+      <w:pPr>
+        <w:bidi/>
+      </w:pPr>
+      <w:r>
+        <w:rPr>
+          <w:rtl/>
+          <w:cs/>
+          <w:lang w:val="ar_AE" w:bidi="ar_AE"/>
+        </w:rPr>
+      </w:r>
+      <w:r>
+        <w:rPr>
+          <w:vertAlign w:val="superscript"/>
+          <w:rtl/>
+          <w:cs/>
           <w:lang w:val="ar_AE" w:bidi="ar_AE"/>
         </w:rPr>
         <w:t>26</w:t>
       </w:r>
       <w:r>
         <w:rPr>
+          <w:rtl/>
+          <w:cs/>
           <w:lang w:val="ar_AE" w:bidi="ar_AE"/>
         </w:rPr>
         <w:t xml:space="preserve"> وَإِنْ ظَنَّ أَحَدٌ أَنَّهُ مُتَدَيِّنٌ، وَهُوَ لَا يُلْجِمُ لِسَانَهُ، فَإِنَّهُ يَغُشُّ قَلْبَهُ، وَدِيَانَتُهُ غَيْرُ نَافِعَةٍ!</w:t>
       </w:r>
-      <w:r>
-        <w:rPr>
-          <w:lang w:val="ar_AE" w:bidi="ar_AE"/>
-        </w:rPr>
-      </w:r>
-      <w:r>
-        <w:rPr>
-          <w:lang w:val="ar_AE" w:bidi="ar_AE"/>
-        </w:rPr>
-      </w:r>
-    </w:p>
-    <w:p>
-      <w:pPr>
-        <w:bidi/>
-      </w:pPr>
-      <w:r>
-        <w:rPr>
-          <w:lang w:val="ar_AE" w:bidi="ar_AE"/>
-        </w:rPr>
-      </w:r>
-    </w:p>
-    <w:p>
-      <w:pPr>
-        <w:bidi/>
-      </w:pPr>
-      <w:r>
-        <w:rPr>
-          <w:lang w:val="ar_AE" w:bidi="ar_AE"/>
-        </w:rPr>
-      </w:r>
-      <w:r>
-        <w:rPr>
-          <w:vertAlign w:val="superscript"/>
+    </w:p>
+    <w:p>
+      <w:pPr>
+        <w:bidi/>
+      </w:pPr>
+      <w:r>
+        <w:rPr>
+          <w:rtl/>
+          <w:cs/>
+          <w:lang w:val="ar_AE" w:bidi="ar_AE"/>
+        </w:rPr>
+      </w:r>
+      <w:r>
+        <w:rPr>
+          <w:vertAlign w:val="superscript"/>
+          <w:rtl/>
+          <w:cs/>
           <w:lang w:val="ar_AE" w:bidi="ar_AE"/>
         </w:rPr>
         <w:t>27</w:t>
       </w:r>
       <w:r>
         <w:rPr>
+          <w:rtl/>
+          <w:cs/>
           <w:lang w:val="ar_AE" w:bidi="ar_AE"/>
         </w:rPr>
         <w:t xml:space="preserve"> فَالدِّيَانَةُ الطَّاهِرَةُ النَّقِيَّةُ فِي نَظَرِ اللهِ الآبِ تَظْهَرُ فِي زِيَارَةِ الأَيْتَامِ وَالأَرَامِلِ لإِعَانَتِهِمْ فِي ضِيقِهِمْ، وَفِي صِيَانَةِ النَّفْسِ مِنَ التَّلَوُّثِ بِفَسَادِ الْعَالَمِ.</w:t>
       </w:r>
-      <w:r>
-        <w:rPr>
-          <w:lang w:val="ar_AE" w:bidi="ar_AE"/>
-        </w:rPr>
-      </w:r>
-      <w:r>
-        <w:rPr>
-          <w:lang w:val="ar_AE" w:bidi="ar_AE"/>
-        </w:rPr>
-      </w:r>
-    </w:p>
-    <w:p>
-      <w:pPr>
-        <w:bidi/>
-      </w:pPr>
-      <w:r>
-        <w:rPr>
-          <w:lang w:val="ar_AE" w:bidi="ar_AE"/>
-        </w:rPr>
-      </w:r>
     </w:p>
     <w:p>
       <w:pPr>
@@ -1419,1133 +1040,773 @@
       </w:pPr>
       <w:r>
         <w:rPr>
-          <w:lang w:val="ar_AE" w:bidi="ar_AE"/>
-        </w:rPr>
-        <w:t>James 2:1</w:t>
-      </w:r>
-      <w:r>
-        <w:rPr>
-          <w:lang w:val="ar_AE" w:bidi="ar_AE"/>
-        </w:rPr>
-      </w:r>
-    </w:p>
-    <w:p>
-      <w:pPr>
-        <w:bidi/>
-      </w:pPr>
-      <w:r>
-        <w:rPr>
-          <w:lang w:val="ar_AE" w:bidi="ar_AE"/>
-        </w:rPr>
-      </w:r>
-      <w:r>
-        <w:rPr>
-          <w:vertAlign w:val="superscript"/>
+          <w:rtl/>
+          <w:cs/>
+          <w:lang w:val="ar_AE" w:bidi="ar_AE"/>
+        </w:rPr>
+        <w:t>يعقوب 2:1</w:t>
+      </w:r>
+      <w:r>
+        <w:rPr>
+          <w:rtl/>
+          <w:cs/>
+          <w:lang w:val="ar_AE" w:bidi="ar_AE"/>
+        </w:rPr>
+      </w:r>
+    </w:p>
+    <w:p>
+      <w:pPr>
+        <w:bidi/>
+      </w:pPr>
+      <w:r>
+        <w:rPr>
+          <w:rtl/>
+          <w:cs/>
+          <w:lang w:val="ar_AE" w:bidi="ar_AE"/>
+        </w:rPr>
+      </w:r>
+      <w:r>
+        <w:rPr>
+          <w:vertAlign w:val="superscript"/>
+          <w:rtl/>
+          <w:cs/>
           <w:lang w:val="ar_AE" w:bidi="ar_AE"/>
         </w:rPr>
         <w:t>1</w:t>
       </w:r>
       <w:r>
         <w:rPr>
+          <w:rtl/>
+          <w:cs/>
           <w:lang w:val="ar_AE" w:bidi="ar_AE"/>
         </w:rPr>
         <w:t xml:space="preserve"> يَا إِخْوَتِي، نَظَراً لإِيمَانِكُمْ بِرَبِّنَا يَسُوعَ الْمَسِيحِ، رَبِّ الْمَجْدِ، لَا تُعَامِلُوا النَّاسَ بِالانْحِيَازِ وَالتَّمْيِيزِ!</w:t>
       </w:r>
-      <w:r>
-        <w:rPr>
-          <w:lang w:val="ar_AE" w:bidi="ar_AE"/>
-        </w:rPr>
-      </w:r>
-      <w:r>
-        <w:rPr>
-          <w:lang w:val="ar_AE" w:bidi="ar_AE"/>
-        </w:rPr>
-      </w:r>
-    </w:p>
-    <w:p>
-      <w:pPr>
-        <w:bidi/>
-      </w:pPr>
-      <w:r>
-        <w:rPr>
-          <w:lang w:val="ar_AE" w:bidi="ar_AE"/>
-        </w:rPr>
-      </w:r>
-    </w:p>
-    <w:p>
-      <w:pPr>
-        <w:bidi/>
-      </w:pPr>
-      <w:r>
-        <w:rPr>
-          <w:lang w:val="ar_AE" w:bidi="ar_AE"/>
-        </w:rPr>
-      </w:r>
-      <w:r>
-        <w:rPr>
-          <w:vertAlign w:val="superscript"/>
+    </w:p>
+    <w:p>
+      <w:pPr>
+        <w:bidi/>
+      </w:pPr>
+      <w:r>
+        <w:rPr>
+          <w:rtl/>
+          <w:cs/>
+          <w:lang w:val="ar_AE" w:bidi="ar_AE"/>
+        </w:rPr>
+      </w:r>
+      <w:r>
+        <w:rPr>
+          <w:vertAlign w:val="superscript"/>
+          <w:rtl/>
+          <w:cs/>
           <w:lang w:val="ar_AE" w:bidi="ar_AE"/>
         </w:rPr>
         <w:t>2</w:t>
       </w:r>
       <w:r>
         <w:rPr>
+          <w:rtl/>
+          <w:cs/>
           <w:lang w:val="ar_AE" w:bidi="ar_AE"/>
         </w:rPr>
         <w:t xml:space="preserve"> لِنَفْرِضْ أَنَّ إِنْسَانَيْنِ دَخَلا مَجْمَعَكُمْ، أَحَدُهُمَا غَنِيٌّ يَلْبَسُ ثِيَاباً فَاخِرَةً وَيُزَيِّنُ أَصَابِعَهُ بِخَوَاتِمَ مِنْ ذَهَبٍ، وَالآخَرُ فَقِيرٌ يَلْبَسُ ثِيَاباً رَثَّةً.</w:t>
       </w:r>
-      <w:r>
-        <w:rPr>
-          <w:lang w:val="ar_AE" w:bidi="ar_AE"/>
-        </w:rPr>
-      </w:r>
-      <w:r>
-        <w:rPr>
-          <w:lang w:val="ar_AE" w:bidi="ar_AE"/>
-        </w:rPr>
-      </w:r>
-    </w:p>
-    <w:p>
-      <w:pPr>
-        <w:bidi/>
-      </w:pPr>
-      <w:r>
-        <w:rPr>
-          <w:lang w:val="ar_AE" w:bidi="ar_AE"/>
-        </w:rPr>
-      </w:r>
-    </w:p>
-    <w:p>
-      <w:pPr>
-        <w:bidi/>
-      </w:pPr>
-      <w:r>
-        <w:rPr>
-          <w:lang w:val="ar_AE" w:bidi="ar_AE"/>
-        </w:rPr>
-      </w:r>
-      <w:r>
-        <w:rPr>
-          <w:vertAlign w:val="superscript"/>
+    </w:p>
+    <w:p>
+      <w:pPr>
+        <w:bidi/>
+      </w:pPr>
+      <w:r>
+        <w:rPr>
+          <w:rtl/>
+          <w:cs/>
+          <w:lang w:val="ar_AE" w:bidi="ar_AE"/>
+        </w:rPr>
+      </w:r>
+      <w:r>
+        <w:rPr>
+          <w:vertAlign w:val="superscript"/>
+          <w:rtl/>
+          <w:cs/>
           <w:lang w:val="ar_AE" w:bidi="ar_AE"/>
         </w:rPr>
         <w:t>3</w:t>
       </w:r>
       <w:r>
         <w:rPr>
+          <w:rtl/>
+          <w:cs/>
           <w:lang w:val="ar_AE" w:bidi="ar_AE"/>
         </w:rPr>
         <w:t xml:space="preserve"> فَإِنْ رَحَّبْتُمْ بِالْغَنِيِّ قَائِلِينَ: «تَفَضَّلْ، اجْلِسْ هُنَا فِي الصَّدْرِ!» ثُمَّ قُلْتُمْ لِلْفَقِيرِ: «وَأَنْتَ، قِفْ هُنَاكَ، أَوِ اقْعُدْ عَلَى الأَرْضِ عِنْدَ أَقْدَامِنَا!»</w:t>
       </w:r>
-      <w:r>
-        <w:rPr>
-          <w:lang w:val="ar_AE" w:bidi="ar_AE"/>
-        </w:rPr>
-      </w:r>
-      <w:r>
-        <w:rPr>
-          <w:lang w:val="ar_AE" w:bidi="ar_AE"/>
-        </w:rPr>
-      </w:r>
-    </w:p>
-    <w:p>
-      <w:pPr>
-        <w:bidi/>
-      </w:pPr>
-      <w:r>
-        <w:rPr>
-          <w:lang w:val="ar_AE" w:bidi="ar_AE"/>
-        </w:rPr>
-      </w:r>
-    </w:p>
-    <w:p>
-      <w:pPr>
-        <w:bidi/>
-      </w:pPr>
-      <w:r>
-        <w:rPr>
-          <w:lang w:val="ar_AE" w:bidi="ar_AE"/>
-        </w:rPr>
-      </w:r>
-      <w:r>
-        <w:rPr>
-          <w:vertAlign w:val="superscript"/>
+    </w:p>
+    <w:p>
+      <w:pPr>
+        <w:bidi/>
+      </w:pPr>
+      <w:r>
+        <w:rPr>
+          <w:rtl/>
+          <w:cs/>
+          <w:lang w:val="ar_AE" w:bidi="ar_AE"/>
+        </w:rPr>
+      </w:r>
+      <w:r>
+        <w:rPr>
+          <w:vertAlign w:val="superscript"/>
+          <w:rtl/>
+          <w:cs/>
           <w:lang w:val="ar_AE" w:bidi="ar_AE"/>
         </w:rPr>
         <w:t>4</w:t>
       </w:r>
       <w:r>
         <w:rPr>
+          <w:rtl/>
+          <w:cs/>
           <w:lang w:val="ar_AE" w:bidi="ar_AE"/>
         </w:rPr>
         <w:t xml:space="preserve"> فَإِنَّ ذَلِكَ يُؤَكِّدُ أَنَّكُمْ تُمَيِّزُونَ بَيْنَ النَّاسِ بِحَسَبِ طَبَقَاتِهِمْ، جَاعِلِينَ مِنْ أَنْفُسِكُمْ قُضَاةً ذَوِي أَفْكَارٍ سَيِّئَةٍ!</w:t>
       </w:r>
-      <w:r>
-        <w:rPr>
-          <w:lang w:val="ar_AE" w:bidi="ar_AE"/>
-        </w:rPr>
-      </w:r>
-      <w:r>
-        <w:rPr>
-          <w:lang w:val="ar_AE" w:bidi="ar_AE"/>
-        </w:rPr>
-      </w:r>
-    </w:p>
-    <w:p>
-      <w:pPr>
-        <w:bidi/>
-      </w:pPr>
-      <w:r>
-        <w:rPr>
-          <w:lang w:val="ar_AE" w:bidi="ar_AE"/>
-        </w:rPr>
-      </w:r>
-    </w:p>
-    <w:p>
-      <w:pPr>
-        <w:bidi/>
-      </w:pPr>
-      <w:r>
-        <w:rPr>
-          <w:lang w:val="ar_AE" w:bidi="ar_AE"/>
-        </w:rPr>
-      </w:r>
-      <w:r>
-        <w:rPr>
-          <w:vertAlign w:val="superscript"/>
+    </w:p>
+    <w:p>
+      <w:pPr>
+        <w:bidi/>
+      </w:pPr>
+      <w:r>
+        <w:rPr>
+          <w:rtl/>
+          <w:cs/>
+          <w:lang w:val="ar_AE" w:bidi="ar_AE"/>
+        </w:rPr>
+      </w:r>
+      <w:r>
+        <w:rPr>
+          <w:vertAlign w:val="superscript"/>
+          <w:rtl/>
+          <w:cs/>
           <w:lang w:val="ar_AE" w:bidi="ar_AE"/>
         </w:rPr>
         <w:t>5</w:t>
       </w:r>
       <w:r>
         <w:rPr>
+          <w:rtl/>
+          <w:cs/>
           <w:lang w:val="ar_AE" w:bidi="ar_AE"/>
         </w:rPr>
         <w:t xml:space="preserve"> فَيَا إِخْوَتِي الأَحِبَّاءَ، أَمَا اخْتَارَ اللهُ الْفُقَرَاءَ فِي نَظَرِ النَّاسِ لِيَجْعَلَهُمْ أَغْنِيَاءَ فِي الإِيمَانِ، وَيُعْطِيَهُمْ حَقَّ الإِرْثِ فِي الْمَلَكُوتِ الَّذِي وَعَدَ بِهِ مُحِبِّيهِ؟</w:t>
       </w:r>
-      <w:r>
-        <w:rPr>
-          <w:lang w:val="ar_AE" w:bidi="ar_AE"/>
-        </w:rPr>
-      </w:r>
-      <w:r>
-        <w:rPr>
-          <w:lang w:val="ar_AE" w:bidi="ar_AE"/>
-        </w:rPr>
-      </w:r>
-    </w:p>
-    <w:p>
-      <w:pPr>
-        <w:bidi/>
-      </w:pPr>
-      <w:r>
-        <w:rPr>
-          <w:lang w:val="ar_AE" w:bidi="ar_AE"/>
-        </w:rPr>
-      </w:r>
-    </w:p>
-    <w:p>
-      <w:pPr>
-        <w:bidi/>
-      </w:pPr>
-      <w:r>
-        <w:rPr>
-          <w:lang w:val="ar_AE" w:bidi="ar_AE"/>
-        </w:rPr>
-      </w:r>
-      <w:r>
-        <w:rPr>
-          <w:vertAlign w:val="superscript"/>
+    </w:p>
+    <w:p>
+      <w:pPr>
+        <w:bidi/>
+      </w:pPr>
+      <w:r>
+        <w:rPr>
+          <w:rtl/>
+          <w:cs/>
+          <w:lang w:val="ar_AE" w:bidi="ar_AE"/>
+        </w:rPr>
+      </w:r>
+      <w:r>
+        <w:rPr>
+          <w:vertAlign w:val="superscript"/>
+          <w:rtl/>
+          <w:cs/>
           <w:lang w:val="ar_AE" w:bidi="ar_AE"/>
         </w:rPr>
         <w:t>6</w:t>
       </w:r>
       <w:r>
         <w:rPr>
+          <w:rtl/>
+          <w:cs/>
           <w:lang w:val="ar_AE" w:bidi="ar_AE"/>
         </w:rPr>
         <w:t xml:space="preserve"> وَلكِنَّكُمْ أَنْتُمْ عَامَلْتُمُ الْفَقِيرَ مُعَامَلَةً مُهِينَةً. أَلا تَعْرِفُونَ أَنَّ الأَغْنِيَاءَ هُمُ الَّذِينَ يَتَسَلَّطُونَ عَلَيْكُمْ وَيَجُرُّونَكُمْ إِلَى الْمَحَاكِمِ،</w:t>
       </w:r>
-      <w:r>
-        <w:rPr>
-          <w:lang w:val="ar_AE" w:bidi="ar_AE"/>
-        </w:rPr>
-      </w:r>
-      <w:r>
-        <w:rPr>
-          <w:lang w:val="ar_AE" w:bidi="ar_AE"/>
-        </w:rPr>
-      </w:r>
-    </w:p>
-    <w:p>
-      <w:pPr>
-        <w:bidi/>
-      </w:pPr>
-      <w:r>
-        <w:rPr>
-          <w:lang w:val="ar_AE" w:bidi="ar_AE"/>
-        </w:rPr>
-      </w:r>
-    </w:p>
-    <w:p>
-      <w:pPr>
-        <w:bidi/>
-      </w:pPr>
-      <w:r>
-        <w:rPr>
-          <w:lang w:val="ar_AE" w:bidi="ar_AE"/>
-        </w:rPr>
-      </w:r>
-      <w:r>
-        <w:rPr>
-          <w:vertAlign w:val="superscript"/>
+    </w:p>
+    <w:p>
+      <w:pPr>
+        <w:bidi/>
+      </w:pPr>
+      <w:r>
+        <w:rPr>
+          <w:rtl/>
+          <w:cs/>
+          <w:lang w:val="ar_AE" w:bidi="ar_AE"/>
+        </w:rPr>
+      </w:r>
+      <w:r>
+        <w:rPr>
+          <w:vertAlign w:val="superscript"/>
+          <w:rtl/>
+          <w:cs/>
           <w:lang w:val="ar_AE" w:bidi="ar_AE"/>
         </w:rPr>
         <w:t>7</w:t>
       </w:r>
       <w:r>
         <w:rPr>
+          <w:rtl/>
+          <w:cs/>
           <w:lang w:val="ar_AE" w:bidi="ar_AE"/>
         </w:rPr>
         <w:t xml:space="preserve"> وَهُمُ الَّذِينَ يَسْتَهْزِئُونَ بِالْمَسِيحِ الَّذِي تَحْمِلُونَ اسْمَهُ الْجَمِيلَ؟</w:t>
       </w:r>
-      <w:r>
-        <w:rPr>
-          <w:lang w:val="ar_AE" w:bidi="ar_AE"/>
-        </w:rPr>
-      </w:r>
-      <w:r>
-        <w:rPr>
-          <w:lang w:val="ar_AE" w:bidi="ar_AE"/>
-        </w:rPr>
-      </w:r>
-    </w:p>
-    <w:p>
-      <w:pPr>
-        <w:bidi/>
-      </w:pPr>
-      <w:r>
-        <w:rPr>
-          <w:lang w:val="ar_AE" w:bidi="ar_AE"/>
-        </w:rPr>
-      </w:r>
-    </w:p>
-    <w:p>
-      <w:pPr>
-        <w:bidi/>
-      </w:pPr>
-      <w:r>
-        <w:rPr>
-          <w:lang w:val="ar_AE" w:bidi="ar_AE"/>
-        </w:rPr>
-      </w:r>
-      <w:r>
-        <w:rPr>
-          <w:vertAlign w:val="superscript"/>
+    </w:p>
+    <w:p>
+      <w:pPr>
+        <w:bidi/>
+      </w:pPr>
+      <w:r>
+        <w:rPr>
+          <w:rtl/>
+          <w:cs/>
+          <w:lang w:val="ar_AE" w:bidi="ar_AE"/>
+        </w:rPr>
+      </w:r>
+      <w:r>
+        <w:rPr>
+          <w:vertAlign w:val="superscript"/>
+          <w:rtl/>
+          <w:cs/>
           <w:lang w:val="ar_AE" w:bidi="ar_AE"/>
         </w:rPr>
         <w:t>8</w:t>
       </w:r>
       <w:r>
         <w:rPr>
+          <w:rtl/>
+          <w:cs/>
           <w:lang w:val="ar_AE" w:bidi="ar_AE"/>
         </w:rPr>
         <w:t xml:space="preserve"> مَا أَحْسَنَ عَمَلَكُمْ حِينَ تُطَبِّقُونَ تِلْكَ الْقَاعِدَةَ الْمُلُوكِيَّةَ الْوَارِدَةَ فِي الْكِتَابِ: «تُحِبُّ قَرِيبَكَ كَمَا تُحِبُّ نَفْسَكَ!»</w:t>
       </w:r>
-      <w:r>
-        <w:rPr>
-          <w:lang w:val="ar_AE" w:bidi="ar_AE"/>
-        </w:rPr>
-      </w:r>
-      <w:r>
-        <w:rPr>
-          <w:lang w:val="ar_AE" w:bidi="ar_AE"/>
-        </w:rPr>
-      </w:r>
-    </w:p>
-    <w:p>
-      <w:pPr>
-        <w:bidi/>
-      </w:pPr>
-      <w:r>
-        <w:rPr>
-          <w:lang w:val="ar_AE" w:bidi="ar_AE"/>
-        </w:rPr>
-      </w:r>
-    </w:p>
-    <w:p>
-      <w:pPr>
-        <w:bidi/>
-      </w:pPr>
-      <w:r>
-        <w:rPr>
-          <w:lang w:val="ar_AE" w:bidi="ar_AE"/>
-        </w:rPr>
-      </w:r>
-      <w:r>
-        <w:rPr>
-          <w:vertAlign w:val="superscript"/>
+    </w:p>
+    <w:p>
+      <w:pPr>
+        <w:bidi/>
+      </w:pPr>
+      <w:r>
+        <w:rPr>
+          <w:rtl/>
+          <w:cs/>
+          <w:lang w:val="ar_AE" w:bidi="ar_AE"/>
+        </w:rPr>
+      </w:r>
+      <w:r>
+        <w:rPr>
+          <w:vertAlign w:val="superscript"/>
+          <w:rtl/>
+          <w:cs/>
           <w:lang w:val="ar_AE" w:bidi="ar_AE"/>
         </w:rPr>
         <w:t>9</w:t>
       </w:r>
       <w:r>
         <w:rPr>
+          <w:rtl/>
+          <w:cs/>
           <w:lang w:val="ar_AE" w:bidi="ar_AE"/>
         </w:rPr>
         <w:t xml:space="preserve"> وَلكِنْ عِنْدَمَا تُعَامِلُونَ النَّاسَ بِالانْحِيَازِ وَالتَّمْيِيزِ، تَرْتَكِبُونَ خَطِيئَةً وَتَحْكُمُ عَلَيْكُمُ الشَّرِيعَةُ بِاعْتِبَارِكُمْ مُخَالِفِينَ لَهَا.</w:t>
       </w:r>
-      <w:r>
-        <w:rPr>
-          <w:lang w:val="ar_AE" w:bidi="ar_AE"/>
-        </w:rPr>
-      </w:r>
-      <w:r>
-        <w:rPr>
-          <w:lang w:val="ar_AE" w:bidi="ar_AE"/>
-        </w:rPr>
-      </w:r>
-    </w:p>
-    <w:p>
-      <w:pPr>
-        <w:bidi/>
-      </w:pPr>
-      <w:r>
-        <w:rPr>
-          <w:lang w:val="ar_AE" w:bidi="ar_AE"/>
-        </w:rPr>
-      </w:r>
-    </w:p>
-    <w:p>
-      <w:pPr>
-        <w:bidi/>
-      </w:pPr>
-      <w:r>
-        <w:rPr>
-          <w:lang w:val="ar_AE" w:bidi="ar_AE"/>
-        </w:rPr>
-      </w:r>
-      <w:r>
-        <w:rPr>
-          <w:vertAlign w:val="superscript"/>
+    </w:p>
+    <w:p>
+      <w:pPr>
+        <w:bidi/>
+      </w:pPr>
+      <w:r>
+        <w:rPr>
+          <w:rtl/>
+          <w:cs/>
+          <w:lang w:val="ar_AE" w:bidi="ar_AE"/>
+        </w:rPr>
+      </w:r>
+      <w:r>
+        <w:rPr>
+          <w:vertAlign w:val="superscript"/>
+          <w:rtl/>
+          <w:cs/>
           <w:lang w:val="ar_AE" w:bidi="ar_AE"/>
         </w:rPr>
         <w:t>10</w:t>
       </w:r>
       <w:r>
         <w:rPr>
+          <w:rtl/>
+          <w:cs/>
           <w:lang w:val="ar_AE" w:bidi="ar_AE"/>
         </w:rPr>
         <w:t xml:space="preserve"> فَأَنْتُمْ تَعْرِفُونَ أَنَّ مَنْ يُطِيعُ جَمِيعَ الْوَصَايَا الْوَارِدَةِ فِي شَرِيعَةِ مُوسَى، وَيُخَالِفُ وَاحِدَةً مِنْهَا فَقَطْ، يَصِيرُ مُذْنِباً، تَمَاماً كَالَّذِي يُخَالِفُ الْوَصَايَا كُلَّهَا.</w:t>
       </w:r>
-      <w:r>
-        <w:rPr>
-          <w:lang w:val="ar_AE" w:bidi="ar_AE"/>
-        </w:rPr>
-      </w:r>
-      <w:r>
-        <w:rPr>
-          <w:lang w:val="ar_AE" w:bidi="ar_AE"/>
-        </w:rPr>
-      </w:r>
-    </w:p>
-    <w:p>
-      <w:pPr>
-        <w:bidi/>
-      </w:pPr>
-      <w:r>
-        <w:rPr>
-          <w:lang w:val="ar_AE" w:bidi="ar_AE"/>
-        </w:rPr>
-      </w:r>
-    </w:p>
-    <w:p>
-      <w:pPr>
-        <w:bidi/>
-      </w:pPr>
-      <w:r>
-        <w:rPr>
-          <w:lang w:val="ar_AE" w:bidi="ar_AE"/>
-        </w:rPr>
-      </w:r>
-      <w:r>
-        <w:rPr>
-          <w:vertAlign w:val="superscript"/>
+    </w:p>
+    <w:p>
+      <w:pPr>
+        <w:bidi/>
+      </w:pPr>
+      <w:r>
+        <w:rPr>
+          <w:rtl/>
+          <w:cs/>
+          <w:lang w:val="ar_AE" w:bidi="ar_AE"/>
+        </w:rPr>
+      </w:r>
+      <w:r>
+        <w:rPr>
+          <w:vertAlign w:val="superscript"/>
+          <w:rtl/>
+          <w:cs/>
           <w:lang w:val="ar_AE" w:bidi="ar_AE"/>
         </w:rPr>
         <w:t>11</w:t>
       </w:r>
       <w:r>
         <w:rPr>
+          <w:rtl/>
+          <w:cs/>
           <w:lang w:val="ar_AE" w:bidi="ar_AE"/>
         </w:rPr>
         <w:t xml:space="preserve"> فَإِنَّ اللهَ، مَثَلاً، قَالَ: «لا تَزْنِ» كَمَا قَالَ: «لا تَقْتُلْ!» فَإِنْ لَمْ تَزْنِ، وَلكِنْ قَتَلْتَ، فَقَدْ خَرَقْتَ الشَّرِيعَةَ.</w:t>
       </w:r>
-      <w:r>
-        <w:rPr>
-          <w:lang w:val="ar_AE" w:bidi="ar_AE"/>
-        </w:rPr>
-      </w:r>
-      <w:r>
-        <w:rPr>
-          <w:lang w:val="ar_AE" w:bidi="ar_AE"/>
-        </w:rPr>
-      </w:r>
-    </w:p>
-    <w:p>
-      <w:pPr>
-        <w:bidi/>
-      </w:pPr>
-      <w:r>
-        <w:rPr>
-          <w:lang w:val="ar_AE" w:bidi="ar_AE"/>
-        </w:rPr>
-      </w:r>
-    </w:p>
-    <w:p>
-      <w:pPr>
-        <w:bidi/>
-      </w:pPr>
-      <w:r>
-        <w:rPr>
-          <w:lang w:val="ar_AE" w:bidi="ar_AE"/>
-        </w:rPr>
-      </w:r>
-      <w:r>
-        <w:rPr>
-          <w:vertAlign w:val="superscript"/>
+    </w:p>
+    <w:p>
+      <w:pPr>
+        <w:bidi/>
+      </w:pPr>
+      <w:r>
+        <w:rPr>
+          <w:rtl/>
+          <w:cs/>
+          <w:lang w:val="ar_AE" w:bidi="ar_AE"/>
+        </w:rPr>
+      </w:r>
+      <w:r>
+        <w:rPr>
+          <w:vertAlign w:val="superscript"/>
+          <w:rtl/>
+          <w:cs/>
           <w:lang w:val="ar_AE" w:bidi="ar_AE"/>
         </w:rPr>
         <w:t>12</w:t>
       </w:r>
       <w:r>
         <w:rPr>
+          <w:rtl/>
+          <w:cs/>
           <w:lang w:val="ar_AE" w:bidi="ar_AE"/>
         </w:rPr>
         <w:t xml:space="preserve"> إِذَنْ، تَصَرَّفُوا فِي الْقَوْلِ وَالْعَمَلِ بِحَسَبِ قَانُونِ الْحُرِّيَّةِ، كَأَنَّكُمْ سَوْفَ تُحَاكَمُونَ وَفْقاً لَهُ.</w:t>
       </w:r>
-      <w:r>
-        <w:rPr>
-          <w:lang w:val="ar_AE" w:bidi="ar_AE"/>
-        </w:rPr>
-      </w:r>
-      <w:r>
-        <w:rPr>
-          <w:lang w:val="ar_AE" w:bidi="ar_AE"/>
-        </w:rPr>
-      </w:r>
-    </w:p>
-    <w:p>
-      <w:pPr>
-        <w:bidi/>
-      </w:pPr>
-      <w:r>
-        <w:rPr>
-          <w:lang w:val="ar_AE" w:bidi="ar_AE"/>
-        </w:rPr>
-      </w:r>
-    </w:p>
-    <w:p>
-      <w:pPr>
-        <w:bidi/>
-      </w:pPr>
-      <w:r>
-        <w:rPr>
-          <w:lang w:val="ar_AE" w:bidi="ar_AE"/>
-        </w:rPr>
-      </w:r>
-      <w:r>
-        <w:rPr>
-          <w:vertAlign w:val="superscript"/>
+    </w:p>
+    <w:p>
+      <w:pPr>
+        <w:bidi/>
+      </w:pPr>
+      <w:r>
+        <w:rPr>
+          <w:rtl/>
+          <w:cs/>
+          <w:lang w:val="ar_AE" w:bidi="ar_AE"/>
+        </w:rPr>
+      </w:r>
+      <w:r>
+        <w:rPr>
+          <w:vertAlign w:val="superscript"/>
+          <w:rtl/>
+          <w:cs/>
           <w:lang w:val="ar_AE" w:bidi="ar_AE"/>
         </w:rPr>
         <w:t>13</w:t>
       </w:r>
       <w:r>
         <w:rPr>
+          <w:rtl/>
+          <w:cs/>
           <w:lang w:val="ar_AE" w:bidi="ar_AE"/>
         </w:rPr>
         <w:t xml:space="preserve"> فَلابُدَّ أَنْ يَكُونَ الْحُكْمُ عَلَى الَّذِينَ لَا يُمَارِسُونَ الرَّحْمَةَ، حُكْماً خَالِياً مِنَ الرَّحْمَةِ، أَمَّا الرَّحْمَةُ فَهِيَ تَتَفَوَّقُ عَلَى الْحُكْمِ!</w:t>
       </w:r>
-      <w:r>
-        <w:rPr>
-          <w:lang w:val="ar_AE" w:bidi="ar_AE"/>
-        </w:rPr>
-      </w:r>
-      <w:r>
-        <w:rPr>
-          <w:lang w:val="ar_AE" w:bidi="ar_AE"/>
-        </w:rPr>
-      </w:r>
-    </w:p>
-    <w:p>
-      <w:pPr>
-        <w:bidi/>
-      </w:pPr>
-      <w:r>
-        <w:rPr>
-          <w:lang w:val="ar_AE" w:bidi="ar_AE"/>
-        </w:rPr>
-      </w:r>
-    </w:p>
-    <w:p>
-      <w:pPr>
-        <w:bidi/>
-      </w:pPr>
-      <w:r>
-        <w:rPr>
-          <w:lang w:val="ar_AE" w:bidi="ar_AE"/>
-        </w:rPr>
-      </w:r>
-      <w:r>
-        <w:rPr>
-          <w:vertAlign w:val="superscript"/>
+    </w:p>
+    <w:p>
+      <w:pPr>
+        <w:bidi/>
+      </w:pPr>
+      <w:r>
+        <w:rPr>
+          <w:rtl/>
+          <w:cs/>
+          <w:lang w:val="ar_AE" w:bidi="ar_AE"/>
+        </w:rPr>
+      </w:r>
+      <w:r>
+        <w:rPr>
+          <w:vertAlign w:val="superscript"/>
+          <w:rtl/>
+          <w:cs/>
           <w:lang w:val="ar_AE" w:bidi="ar_AE"/>
         </w:rPr>
         <w:t>14</w:t>
       </w:r>
       <w:r>
         <w:rPr>
+          <w:rtl/>
+          <w:cs/>
           <w:lang w:val="ar_AE" w:bidi="ar_AE"/>
         </w:rPr>
         <w:t xml:space="preserve"> يَا إِخْوَتِي، هَلْ يَنْفَعُ أَحَداً أَنْ يَدَّعِيَ أَنَّهُ مُؤْمِنٌ، وَلَيْسَ لَهُ أَعْمَالٌ تُثْبِتُ ذَلِكَ، هَلْ يَقْدِرُ إِيمَانٌ مِثْلُ هَذَا أَنْ يُخَلِّصَهُ؟</w:t>
       </w:r>
-      <w:r>
-        <w:rPr>
-          <w:lang w:val="ar_AE" w:bidi="ar_AE"/>
-        </w:rPr>
-      </w:r>
-      <w:r>
-        <w:rPr>
-          <w:lang w:val="ar_AE" w:bidi="ar_AE"/>
-        </w:rPr>
-      </w:r>
-    </w:p>
-    <w:p>
-      <w:pPr>
-        <w:bidi/>
-      </w:pPr>
-      <w:r>
-        <w:rPr>
-          <w:lang w:val="ar_AE" w:bidi="ar_AE"/>
-        </w:rPr>
-      </w:r>
-    </w:p>
-    <w:p>
-      <w:pPr>
-        <w:bidi/>
-      </w:pPr>
-      <w:r>
-        <w:rPr>
-          <w:lang w:val="ar_AE" w:bidi="ar_AE"/>
-        </w:rPr>
-      </w:r>
-      <w:r>
-        <w:rPr>
-          <w:vertAlign w:val="superscript"/>
+    </w:p>
+    <w:p>
+      <w:pPr>
+        <w:bidi/>
+      </w:pPr>
+      <w:r>
+        <w:rPr>
+          <w:rtl/>
+          <w:cs/>
+          <w:lang w:val="ar_AE" w:bidi="ar_AE"/>
+        </w:rPr>
+      </w:r>
+      <w:r>
+        <w:rPr>
+          <w:vertAlign w:val="superscript"/>
+          <w:rtl/>
+          <w:cs/>
           <w:lang w:val="ar_AE" w:bidi="ar_AE"/>
         </w:rPr>
         <w:t>15</w:t>
       </w:r>
       <w:r>
         <w:rPr>
+          <w:rtl/>
+          <w:cs/>
           <w:lang w:val="ar_AE" w:bidi="ar_AE"/>
         </w:rPr>
         <w:t xml:space="preserve"> لِنَفْرِضْ أَنَّ أَخاً أَوْ أُخْتاً كَانَا بِحَاجَةٍ شَدِيدَةٍ إِلَى الثِّيَابِ وَالطَّعَامِ الْيَوْمِيِّ،</w:t>
       </w:r>
-      <w:r>
-        <w:rPr>
-          <w:lang w:val="ar_AE" w:bidi="ar_AE"/>
-        </w:rPr>
-      </w:r>
-      <w:r>
-        <w:rPr>
-          <w:lang w:val="ar_AE" w:bidi="ar_AE"/>
-        </w:rPr>
-      </w:r>
-    </w:p>
-    <w:p>
-      <w:pPr>
-        <w:bidi/>
-      </w:pPr>
-      <w:r>
-        <w:rPr>
-          <w:lang w:val="ar_AE" w:bidi="ar_AE"/>
-        </w:rPr>
-      </w:r>
-    </w:p>
-    <w:p>
-      <w:pPr>
-        <w:bidi/>
-      </w:pPr>
-      <w:r>
-        <w:rPr>
-          <w:lang w:val="ar_AE" w:bidi="ar_AE"/>
-        </w:rPr>
-      </w:r>
-      <w:r>
-        <w:rPr>
-          <w:vertAlign w:val="superscript"/>
+    </w:p>
+    <w:p>
+      <w:pPr>
+        <w:bidi/>
+      </w:pPr>
+      <w:r>
+        <w:rPr>
+          <w:rtl/>
+          <w:cs/>
+          <w:lang w:val="ar_AE" w:bidi="ar_AE"/>
+        </w:rPr>
+      </w:r>
+      <w:r>
+        <w:rPr>
+          <w:vertAlign w:val="superscript"/>
+          <w:rtl/>
+          <w:cs/>
           <w:lang w:val="ar_AE" w:bidi="ar_AE"/>
         </w:rPr>
         <w:t>16</w:t>
       </w:r>
       <w:r>
         <w:rPr>
+          <w:rtl/>
+          <w:cs/>
           <w:lang w:val="ar_AE" w:bidi="ar_AE"/>
         </w:rPr>
         <w:t xml:space="preserve"> وَقَالَ لَهُمَا أَحَدُكُمْ: «أَتَمَنَّى لَكُمَا كُلَّ خَيْرٍ. الْبَسَا ثِيَاباً دَافِئَةً، وَكُلا طَعَاماً جَيِّداً!» دُونَ أَنْ يُقَدِّمَ لَهُمَا مَا يَحْتَاجَانِ إِلَيْهِ مِنْ ثِيَابٍ وَطَعَامٍ، فَأَيُّ نَفْعٍ فِي ذَلِكَ؟</w:t>
       </w:r>
-      <w:r>
-        <w:rPr>
-          <w:lang w:val="ar_AE" w:bidi="ar_AE"/>
-        </w:rPr>
-      </w:r>
-      <w:r>
-        <w:rPr>
-          <w:lang w:val="ar_AE" w:bidi="ar_AE"/>
-        </w:rPr>
-      </w:r>
-    </w:p>
-    <w:p>
-      <w:pPr>
-        <w:bidi/>
-      </w:pPr>
-      <w:r>
-        <w:rPr>
-          <w:lang w:val="ar_AE" w:bidi="ar_AE"/>
-        </w:rPr>
-      </w:r>
-    </w:p>
-    <w:p>
-      <w:pPr>
-        <w:bidi/>
-      </w:pPr>
-      <w:r>
-        <w:rPr>
-          <w:lang w:val="ar_AE" w:bidi="ar_AE"/>
-        </w:rPr>
-      </w:r>
-      <w:r>
-        <w:rPr>
-          <w:vertAlign w:val="superscript"/>
+    </w:p>
+    <w:p>
+      <w:pPr>
+        <w:bidi/>
+      </w:pPr>
+      <w:r>
+        <w:rPr>
+          <w:rtl/>
+          <w:cs/>
+          <w:lang w:val="ar_AE" w:bidi="ar_AE"/>
+        </w:rPr>
+      </w:r>
+      <w:r>
+        <w:rPr>
+          <w:vertAlign w:val="superscript"/>
+          <w:rtl/>
+          <w:cs/>
           <w:lang w:val="ar_AE" w:bidi="ar_AE"/>
         </w:rPr>
         <w:t>17</w:t>
       </w:r>
       <w:r>
         <w:rPr>
+          <w:rtl/>
+          <w:cs/>
           <w:lang w:val="ar_AE" w:bidi="ar_AE"/>
         </w:rPr>
         <w:t xml:space="preserve"> هكَذَا نَرَى أَنَّ الإِيمَانَ وَحْدَهُ مَيِّتٌ مَا لَمْ تَنْتُجْ عَنْهُ أَعْمَالٌ.</w:t>
       </w:r>
-      <w:r>
-        <w:rPr>
-          <w:lang w:val="ar_AE" w:bidi="ar_AE"/>
-        </w:rPr>
-      </w:r>
-      <w:r>
-        <w:rPr>
-          <w:lang w:val="ar_AE" w:bidi="ar_AE"/>
-        </w:rPr>
-      </w:r>
-    </w:p>
-    <w:p>
-      <w:pPr>
-        <w:bidi/>
-      </w:pPr>
-      <w:r>
-        <w:rPr>
-          <w:lang w:val="ar_AE" w:bidi="ar_AE"/>
-        </w:rPr>
-      </w:r>
-    </w:p>
-    <w:p>
-      <w:pPr>
-        <w:bidi/>
-      </w:pPr>
-      <w:r>
-        <w:rPr>
-          <w:lang w:val="ar_AE" w:bidi="ar_AE"/>
-        </w:rPr>
-      </w:r>
-      <w:r>
-        <w:rPr>
-          <w:vertAlign w:val="superscript"/>
+    </w:p>
+    <w:p>
+      <w:pPr>
+        <w:bidi/>
+      </w:pPr>
+      <w:r>
+        <w:rPr>
+          <w:rtl/>
+          <w:cs/>
+          <w:lang w:val="ar_AE" w:bidi="ar_AE"/>
+        </w:rPr>
+      </w:r>
+      <w:r>
+        <w:rPr>
+          <w:vertAlign w:val="superscript"/>
+          <w:rtl/>
+          <w:cs/>
           <w:lang w:val="ar_AE" w:bidi="ar_AE"/>
         </w:rPr>
         <w:t>18</w:t>
       </w:r>
       <w:r>
         <w:rPr>
+          <w:rtl/>
+          <w:cs/>
           <w:lang w:val="ar_AE" w:bidi="ar_AE"/>
         </w:rPr>
         <w:t xml:space="preserve"> وَرُبَّمَا قَالَ أَحَدُكُمْ: «أَنْتَ لَكَ إِيمَانٌ وَأَنَا لِي أَعْمَالٌ». أَرِنِي كَيْفَ يَكُونُ إِيمَانُكَ مِنْ غَيْرِ أَعْمَالٍ، وَأَنَا أُرِيكَ كَيْفَ يَكُونُ إِيمَانِي بِأَعْمَالِي.</w:t>
       </w:r>
-      <w:r>
-        <w:rPr>
-          <w:lang w:val="ar_AE" w:bidi="ar_AE"/>
-        </w:rPr>
-      </w:r>
-      <w:r>
-        <w:rPr>
-          <w:lang w:val="ar_AE" w:bidi="ar_AE"/>
-        </w:rPr>
-      </w:r>
-    </w:p>
-    <w:p>
-      <w:pPr>
-        <w:bidi/>
-      </w:pPr>
-      <w:r>
-        <w:rPr>
-          <w:lang w:val="ar_AE" w:bidi="ar_AE"/>
-        </w:rPr>
-      </w:r>
-    </w:p>
-    <w:p>
-      <w:pPr>
-        <w:bidi/>
-      </w:pPr>
-      <w:r>
-        <w:rPr>
-          <w:lang w:val="ar_AE" w:bidi="ar_AE"/>
-        </w:rPr>
-      </w:r>
-      <w:r>
-        <w:rPr>
-          <w:vertAlign w:val="superscript"/>
+    </w:p>
+    <w:p>
+      <w:pPr>
+        <w:bidi/>
+      </w:pPr>
+      <w:r>
+        <w:rPr>
+          <w:rtl/>
+          <w:cs/>
+          <w:lang w:val="ar_AE" w:bidi="ar_AE"/>
+        </w:rPr>
+      </w:r>
+      <w:r>
+        <w:rPr>
+          <w:vertAlign w:val="superscript"/>
+          <w:rtl/>
+          <w:cs/>
           <w:lang w:val="ar_AE" w:bidi="ar_AE"/>
         </w:rPr>
         <w:t>19</w:t>
       </w:r>
       <w:r>
         <w:rPr>
+          <w:rtl/>
+          <w:cs/>
           <w:lang w:val="ar_AE" w:bidi="ar_AE"/>
         </w:rPr>
         <w:t xml:space="preserve"> أَنْتَ تُؤْمِنُ أَنَّ اللهَ وَاحِدٌ؟ حَسَناً تَفْعَلُ! وَالشَّيَاطِينُ أَيْضاً تُؤْمِنُ بِهذِهِ الْحَقِيقَةِ، وَلَكِنَّهَا تَرْتَعِدُ خَوْفاً.</w:t>
       </w:r>
-      <w:r>
-        <w:rPr>
-          <w:lang w:val="ar_AE" w:bidi="ar_AE"/>
-        </w:rPr>
-      </w:r>
-      <w:r>
-        <w:rPr>
-          <w:lang w:val="ar_AE" w:bidi="ar_AE"/>
-        </w:rPr>
-      </w:r>
-    </w:p>
-    <w:p>
-      <w:pPr>
-        <w:bidi/>
-      </w:pPr>
-      <w:r>
-        <w:rPr>
-          <w:lang w:val="ar_AE" w:bidi="ar_AE"/>
-        </w:rPr>
-      </w:r>
-    </w:p>
-    <w:p>
-      <w:pPr>
-        <w:bidi/>
-      </w:pPr>
-      <w:r>
-        <w:rPr>
-          <w:lang w:val="ar_AE" w:bidi="ar_AE"/>
-        </w:rPr>
-      </w:r>
-      <w:r>
-        <w:rPr>
-          <w:vertAlign w:val="superscript"/>
+    </w:p>
+    <w:p>
+      <w:pPr>
+        <w:bidi/>
+      </w:pPr>
+      <w:r>
+        <w:rPr>
+          <w:rtl/>
+          <w:cs/>
+          <w:lang w:val="ar_AE" w:bidi="ar_AE"/>
+        </w:rPr>
+      </w:r>
+      <w:r>
+        <w:rPr>
+          <w:vertAlign w:val="superscript"/>
+          <w:rtl/>
+          <w:cs/>
           <w:lang w:val="ar_AE" w:bidi="ar_AE"/>
         </w:rPr>
         <w:t>20</w:t>
       </w:r>
       <w:r>
         <w:rPr>
+          <w:rtl/>
+          <w:cs/>
           <w:lang w:val="ar_AE" w:bidi="ar_AE"/>
         </w:rPr>
         <w:t xml:space="preserve"> وَهَذَا يُؤَكِّدُ لَكَ، أَيُّهَا الإِنْسَانُ الْغَبِيُّ، أَنَّ الإِيمَانَ الَّذِي لَا تَنْتُجُ عَنْهُ أَعْمَالٌ هُوَ إِيمَانٌ مَيِّتٌ!</w:t>
       </w:r>
-      <w:r>
-        <w:rPr>
-          <w:lang w:val="ar_AE" w:bidi="ar_AE"/>
-        </w:rPr>
-      </w:r>
-      <w:r>
-        <w:rPr>
-          <w:lang w:val="ar_AE" w:bidi="ar_AE"/>
-        </w:rPr>
-      </w:r>
-    </w:p>
-    <w:p>
-      <w:pPr>
-        <w:bidi/>
-      </w:pPr>
-      <w:r>
-        <w:rPr>
-          <w:lang w:val="ar_AE" w:bidi="ar_AE"/>
-        </w:rPr>
-      </w:r>
-    </w:p>
-    <w:p>
-      <w:pPr>
-        <w:bidi/>
-      </w:pPr>
-      <w:r>
-        <w:rPr>
-          <w:lang w:val="ar_AE" w:bidi="ar_AE"/>
-        </w:rPr>
-      </w:r>
-      <w:r>
-        <w:rPr>
-          <w:vertAlign w:val="superscript"/>
+    </w:p>
+    <w:p>
+      <w:pPr>
+        <w:bidi/>
+      </w:pPr>
+      <w:r>
+        <w:rPr>
+          <w:rtl/>
+          <w:cs/>
+          <w:lang w:val="ar_AE" w:bidi="ar_AE"/>
+        </w:rPr>
+      </w:r>
+      <w:r>
+        <w:rPr>
+          <w:vertAlign w:val="superscript"/>
+          <w:rtl/>
+          <w:cs/>
           <w:lang w:val="ar_AE" w:bidi="ar_AE"/>
         </w:rPr>
         <w:t>21</w:t>
       </w:r>
       <w:r>
         <w:rPr>
+          <w:rtl/>
+          <w:cs/>
           <w:lang w:val="ar_AE" w:bidi="ar_AE"/>
         </w:rPr>
         <w:t xml:space="preserve"> لِنَأْخُذْ أَبَانَا إِبْرَاهِيمَ مَثَلاً: كَيْفَ تَبَرَّرَ؟ أَلَيْسَ بِأَعْمَالِهِ، إِذْ أَصْعَدَ ابْنَهُ إِسْحَاقَ عَلَى الْمَذْبَحِ</w:t>
       </w:r>
-      <w:r>
-        <w:rPr>
-          <w:lang w:val="ar_AE" w:bidi="ar_AE"/>
-        </w:rPr>
-      </w:r>
-      <w:r>
-        <w:rPr>
-          <w:lang w:val="ar_AE" w:bidi="ar_AE"/>
-        </w:rPr>
-      </w:r>
-    </w:p>
-    <w:p>
-      <w:pPr>
-        <w:bidi/>
-      </w:pPr>
-      <w:r>
-        <w:rPr>
-          <w:lang w:val="ar_AE" w:bidi="ar_AE"/>
-        </w:rPr>
-      </w:r>
-    </w:p>
-    <w:p>
-      <w:pPr>
-        <w:bidi/>
-      </w:pPr>
-      <w:r>
-        <w:rPr>
-          <w:lang w:val="ar_AE" w:bidi="ar_AE"/>
-        </w:rPr>
-      </w:r>
-      <w:r>
-        <w:rPr>
-          <w:vertAlign w:val="superscript"/>
+    </w:p>
+    <w:p>
+      <w:pPr>
+        <w:bidi/>
+      </w:pPr>
+      <w:r>
+        <w:rPr>
+          <w:rtl/>
+          <w:cs/>
+          <w:lang w:val="ar_AE" w:bidi="ar_AE"/>
+        </w:rPr>
+      </w:r>
+      <w:r>
+        <w:rPr>
+          <w:vertAlign w:val="superscript"/>
+          <w:rtl/>
+          <w:cs/>
           <w:lang w:val="ar_AE" w:bidi="ar_AE"/>
         </w:rPr>
         <w:t>22</w:t>
       </w:r>
       <w:r>
         <w:rPr>
+          <w:rtl/>
+          <w:cs/>
           <w:lang w:val="ar_AE" w:bidi="ar_AE"/>
         </w:rPr>
         <w:t xml:space="preserve"> فَأَنْتَ تَرَى أَنَّ إِيمَانَ إِبْرَاهِيمَ قَدْ رَافَقَتْهُ الأَعْمَالُ. فَبِالأَعْمَالِ قَدِ اكْتَمَلَ الإِيمَانُ.</w:t>
       </w:r>
-      <w:r>
-        <w:rPr>
-          <w:lang w:val="ar_AE" w:bidi="ar_AE"/>
-        </w:rPr>
-      </w:r>
-      <w:r>
-        <w:rPr>
-          <w:lang w:val="ar_AE" w:bidi="ar_AE"/>
-        </w:rPr>
-      </w:r>
-    </w:p>
-    <w:p>
-      <w:pPr>
-        <w:bidi/>
-      </w:pPr>
-      <w:r>
-        <w:rPr>
-          <w:lang w:val="ar_AE" w:bidi="ar_AE"/>
-        </w:rPr>
-      </w:r>
-    </w:p>
-    <w:p>
-      <w:pPr>
-        <w:bidi/>
-      </w:pPr>
-      <w:r>
-        <w:rPr>
-          <w:lang w:val="ar_AE" w:bidi="ar_AE"/>
-        </w:rPr>
-      </w:r>
-      <w:r>
-        <w:rPr>
-          <w:vertAlign w:val="superscript"/>
+    </w:p>
+    <w:p>
+      <w:pPr>
+        <w:bidi/>
+      </w:pPr>
+      <w:r>
+        <w:rPr>
+          <w:rtl/>
+          <w:cs/>
+          <w:lang w:val="ar_AE" w:bidi="ar_AE"/>
+        </w:rPr>
+      </w:r>
+      <w:r>
+        <w:rPr>
+          <w:vertAlign w:val="superscript"/>
+          <w:rtl/>
+          <w:cs/>
           <w:lang w:val="ar_AE" w:bidi="ar_AE"/>
         </w:rPr>
         <w:t>23</w:t>
       </w:r>
       <w:r>
         <w:rPr>
+          <w:rtl/>
+          <w:cs/>
           <w:lang w:val="ar_AE" w:bidi="ar_AE"/>
         </w:rPr>
         <w:t xml:space="preserve"> وَهكَذَا، تَمَّ مَا قَالَهُ الْكِتَابُ: «آمَنَ إِبْرَاهِيمُ بِاللهِ، فَحُسِبَ لَهُ ذَلِكَ بِرّاً»، حَتَّى إِنَّهُ دُعِيَ «خَلِيلَ اللهِ».</w:t>
       </w:r>
-      <w:r>
-        <w:rPr>
-          <w:lang w:val="ar_AE" w:bidi="ar_AE"/>
-        </w:rPr>
-      </w:r>
-      <w:r>
-        <w:rPr>
-          <w:lang w:val="ar_AE" w:bidi="ar_AE"/>
-        </w:rPr>
-      </w:r>
-    </w:p>
-    <w:p>
-      <w:pPr>
-        <w:bidi/>
-      </w:pPr>
-      <w:r>
-        <w:rPr>
-          <w:lang w:val="ar_AE" w:bidi="ar_AE"/>
-        </w:rPr>
-      </w:r>
-    </w:p>
-    <w:p>
-      <w:pPr>
-        <w:bidi/>
-      </w:pPr>
-      <w:r>
-        <w:rPr>
-          <w:lang w:val="ar_AE" w:bidi="ar_AE"/>
-        </w:rPr>
-      </w:r>
-      <w:r>
-        <w:rPr>
-          <w:vertAlign w:val="superscript"/>
+    </w:p>
+    <w:p>
+      <w:pPr>
+        <w:bidi/>
+      </w:pPr>
+      <w:r>
+        <w:rPr>
+          <w:rtl/>
+          <w:cs/>
+          <w:lang w:val="ar_AE" w:bidi="ar_AE"/>
+        </w:rPr>
+      </w:r>
+      <w:r>
+        <w:rPr>
+          <w:vertAlign w:val="superscript"/>
+          <w:rtl/>
+          <w:cs/>
           <w:lang w:val="ar_AE" w:bidi="ar_AE"/>
         </w:rPr>
         <w:t>24</w:t>
       </w:r>
       <w:r>
         <w:rPr>
+          <w:rtl/>
+          <w:cs/>
           <w:lang w:val="ar_AE" w:bidi="ar_AE"/>
         </w:rPr>
         <w:t xml:space="preserve"> فَتَرَوْنَ إِذَنْ أَنَّ الإِنْسَانَ لَا يَتَبَرَّرُ بِإِيمَانِهِ فَقَطْ، بَلْ بِأَعْمَالِهِ أَيْضاً.</w:t>
       </w:r>
-      <w:r>
-        <w:rPr>
-          <w:lang w:val="ar_AE" w:bidi="ar_AE"/>
-        </w:rPr>
-      </w:r>
-      <w:r>
-        <w:rPr>
-          <w:lang w:val="ar_AE" w:bidi="ar_AE"/>
-        </w:rPr>
-      </w:r>
-    </w:p>
-    <w:p>
-      <w:pPr>
-        <w:bidi/>
-      </w:pPr>
-      <w:r>
-        <w:rPr>
-          <w:lang w:val="ar_AE" w:bidi="ar_AE"/>
-        </w:rPr>
-      </w:r>
-    </w:p>
-    <w:p>
-      <w:pPr>
-        <w:bidi/>
-      </w:pPr>
-      <w:r>
-        <w:rPr>
-          <w:lang w:val="ar_AE" w:bidi="ar_AE"/>
-        </w:rPr>
-      </w:r>
-      <w:r>
-        <w:rPr>
-          <w:vertAlign w:val="superscript"/>
+    </w:p>
+    <w:p>
+      <w:pPr>
+        <w:bidi/>
+      </w:pPr>
+      <w:r>
+        <w:rPr>
+          <w:rtl/>
+          <w:cs/>
+          <w:lang w:val="ar_AE" w:bidi="ar_AE"/>
+        </w:rPr>
+      </w:r>
+      <w:r>
+        <w:rPr>
+          <w:vertAlign w:val="superscript"/>
+          <w:rtl/>
+          <w:cs/>
           <w:lang w:val="ar_AE" w:bidi="ar_AE"/>
         </w:rPr>
         <w:t>25</w:t>
       </w:r>
       <w:r>
         <w:rPr>
+          <w:rtl/>
+          <w:cs/>
           <w:lang w:val="ar_AE" w:bidi="ar_AE"/>
         </w:rPr>
         <w:t xml:space="preserve"> عَلَى هَذَا الأَسَاسِ أَيْضاً، تَبَرَّرَتْ رَاحَابُ الَّتِي كَانَتْ زَانِيَةً: فَقَدِ اسْتَقْبَلَتِ الرَّجُلَيْنِ اللَّذَيْنِ أُرْسِلا إِلَيْهَا، وَصَرَفَتْهُمَا فِي طَرِيقٍ آخَرَ.</w:t>
       </w:r>
-      <w:r>
-        <w:rPr>
-          <w:lang w:val="ar_AE" w:bidi="ar_AE"/>
-        </w:rPr>
-      </w:r>
-      <w:r>
-        <w:rPr>
-          <w:lang w:val="ar_AE" w:bidi="ar_AE"/>
-        </w:rPr>
-      </w:r>
-    </w:p>
-    <w:p>
-      <w:pPr>
-        <w:bidi/>
-      </w:pPr>
-      <w:r>
-        <w:rPr>
-          <w:lang w:val="ar_AE" w:bidi="ar_AE"/>
-        </w:rPr>
-      </w:r>
-    </w:p>
-    <w:p>
-      <w:pPr>
-        <w:bidi/>
-      </w:pPr>
-      <w:r>
-        <w:rPr>
-          <w:lang w:val="ar_AE" w:bidi="ar_AE"/>
-        </w:rPr>
-      </w:r>
-      <w:r>
-        <w:rPr>
-          <w:vertAlign w:val="superscript"/>
+    </w:p>
+    <w:p>
+      <w:pPr>
+        <w:bidi/>
+      </w:pPr>
+      <w:r>
+        <w:rPr>
+          <w:rtl/>
+          <w:cs/>
+          <w:lang w:val="ar_AE" w:bidi="ar_AE"/>
+        </w:rPr>
+      </w:r>
+      <w:r>
+        <w:rPr>
+          <w:vertAlign w:val="superscript"/>
+          <w:rtl/>
+          <w:cs/>
           <w:lang w:val="ar_AE" w:bidi="ar_AE"/>
         </w:rPr>
         <w:t>26</w:t>
       </w:r>
       <w:r>
         <w:rPr>
+          <w:rtl/>
+          <w:cs/>
           <w:lang w:val="ar_AE" w:bidi="ar_AE"/>
         </w:rPr>
         <w:t xml:space="preserve"> فَكَمَا أَنَّ جِسْمَ الإِنْسَانِ يَكُونُ مَيْتاً إِذَا فَارَقَتْهُ الرُّوحُ، كَذَلِكَ يَكُونُ الإِيمَانُ مَيْتاً إِذَا لَمْ تُرَافِقْهُ الأَعْمَالُ!</w:t>
       </w:r>
-      <w:r>
-        <w:rPr>
-          <w:lang w:val="ar_AE" w:bidi="ar_AE"/>
-        </w:rPr>
-      </w:r>
-      <w:r>
-        <w:rPr>
-          <w:lang w:val="ar_AE" w:bidi="ar_AE"/>
-        </w:rPr>
-      </w:r>
-    </w:p>
-    <w:p>
-      <w:pPr>
-        <w:bidi/>
-      </w:pPr>
-      <w:r>
-        <w:rPr>
-          <w:lang w:val="ar_AE" w:bidi="ar_AE"/>
-        </w:rPr>
-      </w:r>
     </w:p>
     <w:p>
       <w:pPr>
@@ -2554,789 +1815,541 @@
       </w:pPr>
       <w:r>
         <w:rPr>
-          <w:lang w:val="ar_AE" w:bidi="ar_AE"/>
-        </w:rPr>
-        <w:t>James 3:1</w:t>
-      </w:r>
-      <w:r>
-        <w:rPr>
-          <w:lang w:val="ar_AE" w:bidi="ar_AE"/>
-        </w:rPr>
-      </w:r>
-    </w:p>
-    <w:p>
-      <w:pPr>
-        <w:bidi/>
-      </w:pPr>
-      <w:r>
-        <w:rPr>
-          <w:lang w:val="ar_AE" w:bidi="ar_AE"/>
-        </w:rPr>
-      </w:r>
-      <w:r>
-        <w:rPr>
-          <w:vertAlign w:val="superscript"/>
+          <w:rtl/>
+          <w:cs/>
+          <w:lang w:val="ar_AE" w:bidi="ar_AE"/>
+        </w:rPr>
+        <w:t>يعقوب 3:1</w:t>
+      </w:r>
+      <w:r>
+        <w:rPr>
+          <w:rtl/>
+          <w:cs/>
+          <w:lang w:val="ar_AE" w:bidi="ar_AE"/>
+        </w:rPr>
+      </w:r>
+    </w:p>
+    <w:p>
+      <w:pPr>
+        <w:bidi/>
+      </w:pPr>
+      <w:r>
+        <w:rPr>
+          <w:rtl/>
+          <w:cs/>
+          <w:lang w:val="ar_AE" w:bidi="ar_AE"/>
+        </w:rPr>
+      </w:r>
+      <w:r>
+        <w:rPr>
+          <w:vertAlign w:val="superscript"/>
+          <w:rtl/>
+          <w:cs/>
           <w:lang w:val="ar_AE" w:bidi="ar_AE"/>
         </w:rPr>
         <w:t>1</w:t>
       </w:r>
       <w:r>
         <w:rPr>
+          <w:rtl/>
+          <w:cs/>
           <w:lang w:val="ar_AE" w:bidi="ar_AE"/>
         </w:rPr>
         <w:t xml:space="preserve"> يَا إِخْوَتِي، لَا تَتَسَابَقُوا كَيْ تَجْعَلُوا أَنْفُسَكُمْ مُعَلِّمِينَ لِغَيْرِكُمْ فَتَزِيدُوا عَدَدَ الْمُعَلِّمِينَ! وَاذْكُرُوا أَنَّنَا، نَحْنُ الْمُعَلِّمِينَ، سَوْفَ نُحَاسَبُ حِسَاباً أَقْسَى مِنْ غَيْرِنَا.</w:t>
       </w:r>
-      <w:r>
-        <w:rPr>
-          <w:lang w:val="ar_AE" w:bidi="ar_AE"/>
-        </w:rPr>
-      </w:r>
-      <w:r>
-        <w:rPr>
-          <w:lang w:val="ar_AE" w:bidi="ar_AE"/>
-        </w:rPr>
-      </w:r>
-    </w:p>
-    <w:p>
-      <w:pPr>
-        <w:bidi/>
-      </w:pPr>
-      <w:r>
-        <w:rPr>
-          <w:lang w:val="ar_AE" w:bidi="ar_AE"/>
-        </w:rPr>
-      </w:r>
-    </w:p>
-    <w:p>
-      <w:pPr>
-        <w:bidi/>
-      </w:pPr>
-      <w:r>
-        <w:rPr>
-          <w:lang w:val="ar_AE" w:bidi="ar_AE"/>
-        </w:rPr>
-      </w:r>
-      <w:r>
-        <w:rPr>
-          <w:vertAlign w:val="superscript"/>
+    </w:p>
+    <w:p>
+      <w:pPr>
+        <w:bidi/>
+      </w:pPr>
+      <w:r>
+        <w:rPr>
+          <w:rtl/>
+          <w:cs/>
+          <w:lang w:val="ar_AE" w:bidi="ar_AE"/>
+        </w:rPr>
+      </w:r>
+      <w:r>
+        <w:rPr>
+          <w:vertAlign w:val="superscript"/>
+          <w:rtl/>
+          <w:cs/>
           <w:lang w:val="ar_AE" w:bidi="ar_AE"/>
         </w:rPr>
         <w:t>2</w:t>
       </w:r>
       <w:r>
         <w:rPr>
+          <w:rtl/>
+          <w:cs/>
           <w:lang w:val="ar_AE" w:bidi="ar_AE"/>
         </w:rPr>
         <w:t xml:space="preserve"> فَإِنَّنَا جَمِيعاً مُعَرَّضُونَ لِلْوُقُوعِ فِي أَخْطَاءَ كَثِيرَةٍ. وَلَكِنَّ مَنْ يُلْجِمُ لِسَانَهُ وَلا يُخْطِئُ فِي كَلامِهِ هُوَ نَاضِجٌ يَقْدِرُ أَنْ يُسَيْطِرَ عَلَى طَبِيعَتِهِ سَيْطَرَةً تَامَّةً.</w:t>
       </w:r>
-      <w:r>
-        <w:rPr>
-          <w:lang w:val="ar_AE" w:bidi="ar_AE"/>
-        </w:rPr>
-      </w:r>
-      <w:r>
-        <w:rPr>
-          <w:lang w:val="ar_AE" w:bidi="ar_AE"/>
-        </w:rPr>
-      </w:r>
-    </w:p>
-    <w:p>
-      <w:pPr>
-        <w:bidi/>
-      </w:pPr>
-      <w:r>
-        <w:rPr>
-          <w:lang w:val="ar_AE" w:bidi="ar_AE"/>
-        </w:rPr>
-      </w:r>
-    </w:p>
-    <w:p>
-      <w:pPr>
-        <w:bidi/>
-      </w:pPr>
-      <w:r>
-        <w:rPr>
-          <w:lang w:val="ar_AE" w:bidi="ar_AE"/>
-        </w:rPr>
-      </w:r>
-      <w:r>
-        <w:rPr>
-          <w:vertAlign w:val="superscript"/>
+    </w:p>
+    <w:p>
+      <w:pPr>
+        <w:bidi/>
+      </w:pPr>
+      <w:r>
+        <w:rPr>
+          <w:rtl/>
+          <w:cs/>
+          <w:lang w:val="ar_AE" w:bidi="ar_AE"/>
+        </w:rPr>
+      </w:r>
+      <w:r>
+        <w:rPr>
+          <w:vertAlign w:val="superscript"/>
+          <w:rtl/>
+          <w:cs/>
           <w:lang w:val="ar_AE" w:bidi="ar_AE"/>
         </w:rPr>
         <w:t>3</w:t>
       </w:r>
       <w:r>
         <w:rPr>
+          <w:rtl/>
+          <w:cs/>
           <w:lang w:val="ar_AE" w:bidi="ar_AE"/>
         </w:rPr>
         <w:t xml:space="preserve"> فَحِينَ نَضَعُ لِجَاماً فِي فَمِ حِصَانٍ، نَتَمَكَّنُ مِنْ تَوْجِيهِهِ وَاقْتِيَادِهِ كَمَا نُرِيدُ.</w:t>
       </w:r>
-      <w:r>
-        <w:rPr>
-          <w:lang w:val="ar_AE" w:bidi="ar_AE"/>
-        </w:rPr>
-      </w:r>
-      <w:r>
-        <w:rPr>
-          <w:lang w:val="ar_AE" w:bidi="ar_AE"/>
-        </w:rPr>
-      </w:r>
-    </w:p>
-    <w:p>
-      <w:pPr>
-        <w:bidi/>
-      </w:pPr>
-      <w:r>
-        <w:rPr>
-          <w:lang w:val="ar_AE" w:bidi="ar_AE"/>
-        </w:rPr>
-      </w:r>
-    </w:p>
-    <w:p>
-      <w:pPr>
-        <w:bidi/>
-      </w:pPr>
-      <w:r>
-        <w:rPr>
-          <w:lang w:val="ar_AE" w:bidi="ar_AE"/>
-        </w:rPr>
-      </w:r>
-      <w:r>
-        <w:rPr>
-          <w:vertAlign w:val="superscript"/>
+    </w:p>
+    <w:p>
+      <w:pPr>
+        <w:bidi/>
+      </w:pPr>
+      <w:r>
+        <w:rPr>
+          <w:rtl/>
+          <w:cs/>
+          <w:lang w:val="ar_AE" w:bidi="ar_AE"/>
+        </w:rPr>
+      </w:r>
+      <w:r>
+        <w:rPr>
+          <w:vertAlign w:val="superscript"/>
+          <w:rtl/>
+          <w:cs/>
           <w:lang w:val="ar_AE" w:bidi="ar_AE"/>
         </w:rPr>
         <w:t>4</w:t>
       </w:r>
       <w:r>
         <w:rPr>
+          <w:rtl/>
+          <w:cs/>
           <w:lang w:val="ar_AE" w:bidi="ar_AE"/>
         </w:rPr>
         <w:t xml:space="preserve"> وَمَهْمَا كَانَتِ السَّفِينَةُ كَبِيرَةً وَالرِّيَاحُ الَّتِي تَدْفَعُهَا قَوِيَّةً وَهَوْجَاءَ، فَبِدَفَّةٍ صَغِيرَةٍ جِدّاً يَتَحَكَّمُ الرَّبَّانُ فِيهَا وَيَسُوقُهَا إِلَى الْجِهَةِ الَّتِي يُرِيدُ. كَذَلِكَ اللِّسَانُ أَيْضاً: فَهُوَ عُضْوٌ صَغِيرٌ،</w:t>
       </w:r>
-      <w:r>
-        <w:rPr>
-          <w:lang w:val="ar_AE" w:bidi="ar_AE"/>
-        </w:rPr>
-      </w:r>
-      <w:r>
-        <w:rPr>
-          <w:lang w:val="ar_AE" w:bidi="ar_AE"/>
-        </w:rPr>
-      </w:r>
-    </w:p>
-    <w:p>
-      <w:pPr>
-        <w:bidi/>
-      </w:pPr>
-      <w:r>
-        <w:rPr>
-          <w:lang w:val="ar_AE" w:bidi="ar_AE"/>
-        </w:rPr>
-      </w:r>
-    </w:p>
-    <w:p>
-      <w:pPr>
-        <w:bidi/>
-      </w:pPr>
-      <w:r>
-        <w:rPr>
-          <w:lang w:val="ar_AE" w:bidi="ar_AE"/>
-        </w:rPr>
-      </w:r>
-      <w:r>
-        <w:rPr>
-          <w:vertAlign w:val="superscript"/>
+    </w:p>
+    <w:p>
+      <w:pPr>
+        <w:bidi/>
+      </w:pPr>
+      <w:r>
+        <w:rPr>
+          <w:rtl/>
+          <w:cs/>
+          <w:lang w:val="ar_AE" w:bidi="ar_AE"/>
+        </w:rPr>
+      </w:r>
+      <w:r>
+        <w:rPr>
+          <w:vertAlign w:val="superscript"/>
+          <w:rtl/>
+          <w:cs/>
           <w:lang w:val="ar_AE" w:bidi="ar_AE"/>
         </w:rPr>
         <w:t>5</w:t>
       </w:r>
       <w:r>
         <w:rPr>
+          <w:rtl/>
+          <w:cs/>
           <w:lang w:val="ar_AE" w:bidi="ar_AE"/>
         </w:rPr>
         <w:t xml:space="preserve"> وَلَكِنْ مَا أَشَدَّ فَعَّالِيَّتَهُ! انْظُرُوا: إِنَّ شَرَارَةً صَغِيرَةً تُحْرِقُ غَابَةً كَبِيرَةً!</w:t>
       </w:r>
-      <w:r>
-        <w:rPr>
-          <w:lang w:val="ar_AE" w:bidi="ar_AE"/>
-        </w:rPr>
-      </w:r>
-      <w:r>
-        <w:rPr>
-          <w:lang w:val="ar_AE" w:bidi="ar_AE"/>
-        </w:rPr>
-      </w:r>
-    </w:p>
-    <w:p>
-      <w:pPr>
-        <w:bidi/>
-      </w:pPr>
-      <w:r>
-        <w:rPr>
-          <w:lang w:val="ar_AE" w:bidi="ar_AE"/>
-        </w:rPr>
-      </w:r>
-    </w:p>
-    <w:p>
-      <w:pPr>
-        <w:bidi/>
-      </w:pPr>
-      <w:r>
-        <w:rPr>
-          <w:lang w:val="ar_AE" w:bidi="ar_AE"/>
-        </w:rPr>
-      </w:r>
-      <w:r>
-        <w:rPr>
-          <w:vertAlign w:val="superscript"/>
+    </w:p>
+    <w:p>
+      <w:pPr>
+        <w:bidi/>
+      </w:pPr>
+      <w:r>
+        <w:rPr>
+          <w:rtl/>
+          <w:cs/>
+          <w:lang w:val="ar_AE" w:bidi="ar_AE"/>
+        </w:rPr>
+      </w:r>
+      <w:r>
+        <w:rPr>
+          <w:vertAlign w:val="superscript"/>
+          <w:rtl/>
+          <w:cs/>
           <w:lang w:val="ar_AE" w:bidi="ar_AE"/>
         </w:rPr>
         <w:t>6</w:t>
       </w:r>
       <w:r>
         <w:rPr>
+          <w:rtl/>
+          <w:cs/>
           <w:lang w:val="ar_AE" w:bidi="ar_AE"/>
         </w:rPr>
         <w:t xml:space="preserve"> وَاللِّسَانُ كَالنَّارِ خَطَراً: فَهُوَ وَحْدَهُ، بَيْنَ أَعْضَاءِ الْجِسْمِ، جَامِعٌ لِلشُّرُورِ كُلِّهَا، وَيُلَوِّثُ الْجِسْمَ كُلَّهُ بِالْفَسَادِ. إِنَّهُ يُشْعِلُ دَائِرَةَ الْكَوْنِ، وَيَسْتَمِدُّ نَارَهُ مِنْ جَهَنَّمَ!</w:t>
       </w:r>
-      <w:r>
-        <w:rPr>
-          <w:lang w:val="ar_AE" w:bidi="ar_AE"/>
-        </w:rPr>
-      </w:r>
-      <w:r>
-        <w:rPr>
-          <w:lang w:val="ar_AE" w:bidi="ar_AE"/>
-        </w:rPr>
-      </w:r>
-    </w:p>
-    <w:p>
-      <w:pPr>
-        <w:bidi/>
-      </w:pPr>
-      <w:r>
-        <w:rPr>
-          <w:lang w:val="ar_AE" w:bidi="ar_AE"/>
-        </w:rPr>
-      </w:r>
-    </w:p>
-    <w:p>
-      <w:pPr>
-        <w:bidi/>
-      </w:pPr>
-      <w:r>
-        <w:rPr>
-          <w:lang w:val="ar_AE" w:bidi="ar_AE"/>
-        </w:rPr>
-      </w:r>
-      <w:r>
-        <w:rPr>
-          <w:vertAlign w:val="superscript"/>
+    </w:p>
+    <w:p>
+      <w:pPr>
+        <w:bidi/>
+      </w:pPr>
+      <w:r>
+        <w:rPr>
+          <w:rtl/>
+          <w:cs/>
+          <w:lang w:val="ar_AE" w:bidi="ar_AE"/>
+        </w:rPr>
+      </w:r>
+      <w:r>
+        <w:rPr>
+          <w:vertAlign w:val="superscript"/>
+          <w:rtl/>
+          <w:cs/>
           <w:lang w:val="ar_AE" w:bidi="ar_AE"/>
         </w:rPr>
         <w:t>7</w:t>
       </w:r>
       <w:r>
         <w:rPr>
+          <w:rtl/>
+          <w:cs/>
           <w:lang w:val="ar_AE" w:bidi="ar_AE"/>
         </w:rPr>
         <w:t xml:space="preserve"> مِنَ السَّهْلِ عَلَى الإِنْسَانِ أَنْ يُرَوِّضَ الْوُحُوشَ وَالطُّيُورَ وَالزَّوَاحِفَ وَالْحَيَوَانَاتِ الْبَحَرِيَّةَ، بِجَمِيعِ أَجْنَاسِهَا. فَهَذَا مَا نَرَاهُ يَحْدُثُ.</w:t>
       </w:r>
-      <w:r>
-        <w:rPr>
-          <w:lang w:val="ar_AE" w:bidi="ar_AE"/>
-        </w:rPr>
-      </w:r>
-      <w:r>
-        <w:rPr>
-          <w:lang w:val="ar_AE" w:bidi="ar_AE"/>
-        </w:rPr>
-      </w:r>
-    </w:p>
-    <w:p>
-      <w:pPr>
-        <w:bidi/>
-      </w:pPr>
-      <w:r>
-        <w:rPr>
-          <w:lang w:val="ar_AE" w:bidi="ar_AE"/>
-        </w:rPr>
-      </w:r>
-    </w:p>
-    <w:p>
-      <w:pPr>
-        <w:bidi/>
-      </w:pPr>
-      <w:r>
-        <w:rPr>
-          <w:lang w:val="ar_AE" w:bidi="ar_AE"/>
-        </w:rPr>
-      </w:r>
-      <w:r>
-        <w:rPr>
-          <w:vertAlign w:val="superscript"/>
+    </w:p>
+    <w:p>
+      <w:pPr>
+        <w:bidi/>
+      </w:pPr>
+      <w:r>
+        <w:rPr>
+          <w:rtl/>
+          <w:cs/>
+          <w:lang w:val="ar_AE" w:bidi="ar_AE"/>
+        </w:rPr>
+      </w:r>
+      <w:r>
+        <w:rPr>
+          <w:vertAlign w:val="superscript"/>
+          <w:rtl/>
+          <w:cs/>
           <w:lang w:val="ar_AE" w:bidi="ar_AE"/>
         </w:rPr>
         <w:t>8</w:t>
       </w:r>
       <w:r>
         <w:rPr>
+          <w:rtl/>
+          <w:cs/>
           <w:lang w:val="ar_AE" w:bidi="ar_AE"/>
         </w:rPr>
         <w:t xml:space="preserve"> وَلَكِنَّ أَحَداً مِنَ النَّاسِ لَا يَقْدِرُ أَنْ يُرَوِّضَ اللِّسَانَ. فَهُوَ شَرٌّ لَا يَنْضَبِطُ، مُمْتَلِئٌ بِالسُّمِّ الْقَتَّالِ!</w:t>
       </w:r>
-      <w:r>
-        <w:rPr>
-          <w:lang w:val="ar_AE" w:bidi="ar_AE"/>
-        </w:rPr>
-      </w:r>
-      <w:r>
-        <w:rPr>
-          <w:lang w:val="ar_AE" w:bidi="ar_AE"/>
-        </w:rPr>
-      </w:r>
-    </w:p>
-    <w:p>
-      <w:pPr>
-        <w:bidi/>
-      </w:pPr>
-      <w:r>
-        <w:rPr>
-          <w:lang w:val="ar_AE" w:bidi="ar_AE"/>
-        </w:rPr>
-      </w:r>
-    </w:p>
-    <w:p>
-      <w:pPr>
-        <w:bidi/>
-      </w:pPr>
-      <w:r>
-        <w:rPr>
-          <w:lang w:val="ar_AE" w:bidi="ar_AE"/>
-        </w:rPr>
-      </w:r>
-      <w:r>
-        <w:rPr>
-          <w:vertAlign w:val="superscript"/>
+    </w:p>
+    <w:p>
+      <w:pPr>
+        <w:bidi/>
+      </w:pPr>
+      <w:r>
+        <w:rPr>
+          <w:rtl/>
+          <w:cs/>
+          <w:lang w:val="ar_AE" w:bidi="ar_AE"/>
+        </w:rPr>
+      </w:r>
+      <w:r>
+        <w:rPr>
+          <w:vertAlign w:val="superscript"/>
+          <w:rtl/>
+          <w:cs/>
           <w:lang w:val="ar_AE" w:bidi="ar_AE"/>
         </w:rPr>
         <w:t>9</w:t>
       </w:r>
       <w:r>
         <w:rPr>
+          <w:rtl/>
+          <w:cs/>
           <w:lang w:val="ar_AE" w:bidi="ar_AE"/>
         </w:rPr>
         <w:t xml:space="preserve"> بِهِ نَرْفَعُ الْحَمْدَ وَالشُّكْرَ لِلرَّبِّ وَالآبِ، وَبِهِ نُوَجِّهُ الشَّتَائِمَ إِلَى النَّاسِ الَّذِينَ خَلَقَهُمُ اللهُ عَلَى مِثَالِهِ.</w:t>
       </w:r>
-      <w:r>
-        <w:rPr>
-          <w:lang w:val="ar_AE" w:bidi="ar_AE"/>
-        </w:rPr>
-      </w:r>
-      <w:r>
-        <w:rPr>
-          <w:lang w:val="ar_AE" w:bidi="ar_AE"/>
-        </w:rPr>
-      </w:r>
-    </w:p>
-    <w:p>
-      <w:pPr>
-        <w:bidi/>
-      </w:pPr>
-      <w:r>
-        <w:rPr>
-          <w:lang w:val="ar_AE" w:bidi="ar_AE"/>
-        </w:rPr>
-      </w:r>
-    </w:p>
-    <w:p>
-      <w:pPr>
-        <w:bidi/>
-      </w:pPr>
-      <w:r>
-        <w:rPr>
-          <w:lang w:val="ar_AE" w:bidi="ar_AE"/>
-        </w:rPr>
-      </w:r>
-      <w:r>
-        <w:rPr>
-          <w:vertAlign w:val="superscript"/>
+    </w:p>
+    <w:p>
+      <w:pPr>
+        <w:bidi/>
+      </w:pPr>
+      <w:r>
+        <w:rPr>
+          <w:rtl/>
+          <w:cs/>
+          <w:lang w:val="ar_AE" w:bidi="ar_AE"/>
+        </w:rPr>
+      </w:r>
+      <w:r>
+        <w:rPr>
+          <w:vertAlign w:val="superscript"/>
+          <w:rtl/>
+          <w:cs/>
           <w:lang w:val="ar_AE" w:bidi="ar_AE"/>
         </w:rPr>
         <w:t>10</w:t>
       </w:r>
       <w:r>
         <w:rPr>
+          <w:rtl/>
+          <w:cs/>
           <w:lang w:val="ar_AE" w:bidi="ar_AE"/>
         </w:rPr>
         <w:t xml:space="preserve"> وَهكَذَا، تَخْرُجُ الْبَرَكَاتُ وَاللَّعَنَاتُ مِنَ الْفَمِ الْوَاحِدِ. وَهَذَا، يَا إِخْوَتِي، يَجِبُ أَلا يَحْدُثَ أَبَداً!</w:t>
       </w:r>
-      <w:r>
-        <w:rPr>
-          <w:lang w:val="ar_AE" w:bidi="ar_AE"/>
-        </w:rPr>
-      </w:r>
-      <w:r>
-        <w:rPr>
-          <w:lang w:val="ar_AE" w:bidi="ar_AE"/>
-        </w:rPr>
-      </w:r>
-    </w:p>
-    <w:p>
-      <w:pPr>
-        <w:bidi/>
-      </w:pPr>
-      <w:r>
-        <w:rPr>
-          <w:lang w:val="ar_AE" w:bidi="ar_AE"/>
-        </w:rPr>
-      </w:r>
-    </w:p>
-    <w:p>
-      <w:pPr>
-        <w:bidi/>
-      </w:pPr>
-      <w:r>
-        <w:rPr>
-          <w:lang w:val="ar_AE" w:bidi="ar_AE"/>
-        </w:rPr>
-      </w:r>
-      <w:r>
-        <w:rPr>
-          <w:vertAlign w:val="superscript"/>
+    </w:p>
+    <w:p>
+      <w:pPr>
+        <w:bidi/>
+      </w:pPr>
+      <w:r>
+        <w:rPr>
+          <w:rtl/>
+          <w:cs/>
+          <w:lang w:val="ar_AE" w:bidi="ar_AE"/>
+        </w:rPr>
+      </w:r>
+      <w:r>
+        <w:rPr>
+          <w:vertAlign w:val="superscript"/>
+          <w:rtl/>
+          <w:cs/>
           <w:lang w:val="ar_AE" w:bidi="ar_AE"/>
         </w:rPr>
         <w:t>11</w:t>
       </w:r>
       <w:r>
         <w:rPr>
+          <w:rtl/>
+          <w:cs/>
           <w:lang w:val="ar_AE" w:bidi="ar_AE"/>
         </w:rPr>
         <w:t xml:space="preserve"> هَلْ سَمِعْتُمْ أَنَّ نَبْعاً وَاحِداً يُعْطِي مَاءً عَذْباً وَمَاءً مُرّاً مِنْ عَيْنٍ وَاحِدَةٍ؟</w:t>
       </w:r>
-      <w:r>
-        <w:rPr>
-          <w:lang w:val="ar_AE" w:bidi="ar_AE"/>
-        </w:rPr>
-      </w:r>
-      <w:r>
-        <w:rPr>
-          <w:lang w:val="ar_AE" w:bidi="ar_AE"/>
-        </w:rPr>
-      </w:r>
-    </w:p>
-    <w:p>
-      <w:pPr>
-        <w:bidi/>
-      </w:pPr>
-      <w:r>
-        <w:rPr>
-          <w:lang w:val="ar_AE" w:bidi="ar_AE"/>
-        </w:rPr>
-      </w:r>
-    </w:p>
-    <w:p>
-      <w:pPr>
-        <w:bidi/>
-      </w:pPr>
-      <w:r>
-        <w:rPr>
-          <w:lang w:val="ar_AE" w:bidi="ar_AE"/>
-        </w:rPr>
-      </w:r>
-      <w:r>
-        <w:rPr>
-          <w:vertAlign w:val="superscript"/>
+    </w:p>
+    <w:p>
+      <w:pPr>
+        <w:bidi/>
+      </w:pPr>
+      <w:r>
+        <w:rPr>
+          <w:rtl/>
+          <w:cs/>
+          <w:lang w:val="ar_AE" w:bidi="ar_AE"/>
+        </w:rPr>
+      </w:r>
+      <w:r>
+        <w:rPr>
+          <w:vertAlign w:val="superscript"/>
+          <w:rtl/>
+          <w:cs/>
           <w:lang w:val="ar_AE" w:bidi="ar_AE"/>
         </w:rPr>
         <w:t>12</w:t>
       </w:r>
       <w:r>
         <w:rPr>
+          <w:rtl/>
+          <w:cs/>
           <w:lang w:val="ar_AE" w:bidi="ar_AE"/>
         </w:rPr>
         <w:t xml:space="preserve"> أَمْ هَلْ يُمْكِنُ، يَا إِخْوَتِي، أَنْ تُثْمِرَ التِّينَةُ زَيْتُوناً، أَوِ الْكَرْمَةُ تِيناً؟ كَذَلِكَ لا يُمْكِنُ أَنْ يُعْطِيَ النَّبْعُ الْمَالِحُ مَاءً عَذْباً.</w:t>
       </w:r>
-      <w:r>
-        <w:rPr>
-          <w:lang w:val="ar_AE" w:bidi="ar_AE"/>
-        </w:rPr>
-      </w:r>
-      <w:r>
-        <w:rPr>
-          <w:lang w:val="ar_AE" w:bidi="ar_AE"/>
-        </w:rPr>
-      </w:r>
-    </w:p>
-    <w:p>
-      <w:pPr>
-        <w:bidi/>
-      </w:pPr>
-      <w:r>
-        <w:rPr>
-          <w:lang w:val="ar_AE" w:bidi="ar_AE"/>
-        </w:rPr>
-      </w:r>
-    </w:p>
-    <w:p>
-      <w:pPr>
-        <w:bidi/>
-      </w:pPr>
-      <w:r>
-        <w:rPr>
-          <w:lang w:val="ar_AE" w:bidi="ar_AE"/>
-        </w:rPr>
-      </w:r>
-      <w:r>
-        <w:rPr>
-          <w:vertAlign w:val="superscript"/>
+    </w:p>
+    <w:p>
+      <w:pPr>
+        <w:bidi/>
+      </w:pPr>
+      <w:r>
+        <w:rPr>
+          <w:rtl/>
+          <w:cs/>
+          <w:lang w:val="ar_AE" w:bidi="ar_AE"/>
+        </w:rPr>
+      </w:r>
+      <w:r>
+        <w:rPr>
+          <w:vertAlign w:val="superscript"/>
+          <w:rtl/>
+          <w:cs/>
           <w:lang w:val="ar_AE" w:bidi="ar_AE"/>
         </w:rPr>
         <w:t>13</w:t>
       </w:r>
       <w:r>
         <w:rPr>
+          <w:rtl/>
+          <w:cs/>
           <w:lang w:val="ar_AE" w:bidi="ar_AE"/>
         </w:rPr>
         <w:t xml:space="preserve"> أَبَيْنَكُمْ بَعْضُ الْحُكَمَاءِ وَالْفُهَمَاءِ؟ إِذَنْ، عَلَى هؤُلاءِ أَنْ يَسْلُكُوا سُلُوكاً حَسَناً، مُظْهِرِينَ بِأَعْمَالِهِمْ تِلْكَ الْوَدَاعَةَ الَّتِي تَتَّصِفُ بِها الْحِكْمَةُ (الحَقِيقِيَّةُ).</w:t>
       </w:r>
-      <w:r>
-        <w:rPr>
-          <w:lang w:val="ar_AE" w:bidi="ar_AE"/>
-        </w:rPr>
-      </w:r>
-      <w:r>
-        <w:rPr>
-          <w:lang w:val="ar_AE" w:bidi="ar_AE"/>
-        </w:rPr>
-      </w:r>
-    </w:p>
-    <w:p>
-      <w:pPr>
-        <w:bidi/>
-      </w:pPr>
-      <w:r>
-        <w:rPr>
-          <w:lang w:val="ar_AE" w:bidi="ar_AE"/>
-        </w:rPr>
-      </w:r>
-    </w:p>
-    <w:p>
-      <w:pPr>
-        <w:bidi/>
-      </w:pPr>
-      <w:r>
-        <w:rPr>
-          <w:lang w:val="ar_AE" w:bidi="ar_AE"/>
-        </w:rPr>
-      </w:r>
-      <w:r>
-        <w:rPr>
-          <w:vertAlign w:val="superscript"/>
+    </w:p>
+    <w:p>
+      <w:pPr>
+        <w:bidi/>
+      </w:pPr>
+      <w:r>
+        <w:rPr>
+          <w:rtl/>
+          <w:cs/>
+          <w:lang w:val="ar_AE" w:bidi="ar_AE"/>
+        </w:rPr>
+      </w:r>
+      <w:r>
+        <w:rPr>
+          <w:vertAlign w:val="superscript"/>
+          <w:rtl/>
+          <w:cs/>
           <w:lang w:val="ar_AE" w:bidi="ar_AE"/>
         </w:rPr>
         <w:t>14</w:t>
       </w:r>
       <w:r>
         <w:rPr>
+          <w:rtl/>
+          <w:cs/>
           <w:lang w:val="ar_AE" w:bidi="ar_AE"/>
         </w:rPr>
         <w:t xml:space="preserve"> أَمَّا إِنْ كَانَتْ قُلُوبُكُمْ مَمْلُوءَةً بِمَرَارَةِ الحَسَدِ وَبِالتَّحَزُّبِ، فَلا تَفْتَخِرُوا بِحِكْمَتِكُمْ، وَلا تُنْكِرُوا الْحَقَّ.</w:t>
       </w:r>
-      <w:r>
-        <w:rPr>
-          <w:lang w:val="ar_AE" w:bidi="ar_AE"/>
-        </w:rPr>
-      </w:r>
-      <w:r>
-        <w:rPr>
-          <w:lang w:val="ar_AE" w:bidi="ar_AE"/>
-        </w:rPr>
-      </w:r>
-    </w:p>
-    <w:p>
-      <w:pPr>
-        <w:bidi/>
-      </w:pPr>
-      <w:r>
-        <w:rPr>
-          <w:lang w:val="ar_AE" w:bidi="ar_AE"/>
-        </w:rPr>
-      </w:r>
-    </w:p>
-    <w:p>
-      <w:pPr>
-        <w:bidi/>
-      </w:pPr>
-      <w:r>
-        <w:rPr>
-          <w:lang w:val="ar_AE" w:bidi="ar_AE"/>
-        </w:rPr>
-      </w:r>
-      <w:r>
-        <w:rPr>
-          <w:vertAlign w:val="superscript"/>
+    </w:p>
+    <w:p>
+      <w:pPr>
+        <w:bidi/>
+      </w:pPr>
+      <w:r>
+        <w:rPr>
+          <w:rtl/>
+          <w:cs/>
+          <w:lang w:val="ar_AE" w:bidi="ar_AE"/>
+        </w:rPr>
+      </w:r>
+      <w:r>
+        <w:rPr>
+          <w:vertAlign w:val="superscript"/>
+          <w:rtl/>
+          <w:cs/>
           <w:lang w:val="ar_AE" w:bidi="ar_AE"/>
         </w:rPr>
         <w:t>15</w:t>
       </w:r>
       <w:r>
         <w:rPr>
+          <w:rtl/>
+          <w:cs/>
           <w:lang w:val="ar_AE" w:bidi="ar_AE"/>
         </w:rPr>
         <w:t xml:space="preserve"> إِنَّ هذِهِ الْحِكْمَةَ الَّتِي تَدَّعُونَهَا لَيْسَتْ نَازِلَةً مِنْ عِنْدِ اللهِ، بَلْ هِيَ «حِكْمَةٌ» أَرْضِيَّةٌ بَشَرِيَّةٌ شَيْطَانِيَّةٌ.</w:t>
       </w:r>
-      <w:r>
-        <w:rPr>
-          <w:lang w:val="ar_AE" w:bidi="ar_AE"/>
-        </w:rPr>
-      </w:r>
-      <w:r>
-        <w:rPr>
-          <w:lang w:val="ar_AE" w:bidi="ar_AE"/>
-        </w:rPr>
-      </w:r>
-    </w:p>
-    <w:p>
-      <w:pPr>
-        <w:bidi/>
-      </w:pPr>
-      <w:r>
-        <w:rPr>
-          <w:lang w:val="ar_AE" w:bidi="ar_AE"/>
-        </w:rPr>
-      </w:r>
-    </w:p>
-    <w:p>
-      <w:pPr>
-        <w:bidi/>
-      </w:pPr>
-      <w:r>
-        <w:rPr>
-          <w:lang w:val="ar_AE" w:bidi="ar_AE"/>
-        </w:rPr>
-      </w:r>
-      <w:r>
-        <w:rPr>
-          <w:vertAlign w:val="superscript"/>
+    </w:p>
+    <w:p>
+      <w:pPr>
+        <w:bidi/>
+      </w:pPr>
+      <w:r>
+        <w:rPr>
+          <w:rtl/>
+          <w:cs/>
+          <w:lang w:val="ar_AE" w:bidi="ar_AE"/>
+        </w:rPr>
+      </w:r>
+      <w:r>
+        <w:rPr>
+          <w:vertAlign w:val="superscript"/>
+          <w:rtl/>
+          <w:cs/>
           <w:lang w:val="ar_AE" w:bidi="ar_AE"/>
         </w:rPr>
         <w:t>16</w:t>
       </w:r>
       <w:r>
         <w:rPr>
+          <w:rtl/>
+          <w:cs/>
           <w:lang w:val="ar_AE" w:bidi="ar_AE"/>
         </w:rPr>
         <w:t xml:space="preserve"> فَحَيْثُ تَكُونُ مَرَارَةُ الْحَسَدِ وَالتَّحَزُّبُ، يَنْتَشِرُ الْخِلافُ وَالْفَوْضَى وَجَمِيعُ الشُّرُورِ.</w:t>
       </w:r>
-      <w:r>
-        <w:rPr>
-          <w:lang w:val="ar_AE" w:bidi="ar_AE"/>
-        </w:rPr>
-      </w:r>
-      <w:r>
-        <w:rPr>
-          <w:lang w:val="ar_AE" w:bidi="ar_AE"/>
-        </w:rPr>
-      </w:r>
-    </w:p>
-    <w:p>
-      <w:pPr>
-        <w:bidi/>
-      </w:pPr>
-      <w:r>
-        <w:rPr>
-          <w:lang w:val="ar_AE" w:bidi="ar_AE"/>
-        </w:rPr>
-      </w:r>
-    </w:p>
-    <w:p>
-      <w:pPr>
-        <w:bidi/>
-      </w:pPr>
-      <w:r>
-        <w:rPr>
-          <w:lang w:val="ar_AE" w:bidi="ar_AE"/>
-        </w:rPr>
-      </w:r>
-      <w:r>
-        <w:rPr>
-          <w:vertAlign w:val="superscript"/>
+    </w:p>
+    <w:p>
+      <w:pPr>
+        <w:bidi/>
+      </w:pPr>
+      <w:r>
+        <w:rPr>
+          <w:rtl/>
+          <w:cs/>
+          <w:lang w:val="ar_AE" w:bidi="ar_AE"/>
+        </w:rPr>
+      </w:r>
+      <w:r>
+        <w:rPr>
+          <w:vertAlign w:val="superscript"/>
+          <w:rtl/>
+          <w:cs/>
           <w:lang w:val="ar_AE" w:bidi="ar_AE"/>
         </w:rPr>
         <w:t>17</w:t>
       </w:r>
       <w:r>
         <w:rPr>
+          <w:rtl/>
+          <w:cs/>
           <w:lang w:val="ar_AE" w:bidi="ar_AE"/>
         </w:rPr>
         <w:t xml:space="preserve"> أَمَّا الْحِكْمَةُ النَّازِلَةُ مِنْ عِنْدِ اللهِ، فَهِيَ نَقِيَّةٌ طَاهِرَةٌ، قَبْلَ كُلِّ شَيْءٍ. وَهِيَ أَيْضاً تَدْفَعُ صَاحِبَهَا إِلَى الْمُسَالَمَةِ وَالتَّرَفُّقِ. كَمَا أَنَّهَا مُطَاوِعَةٌ، مَمْلُوءَةٌ بِالرَّحْمَةِ وَالأَعْمَالِ الصَّالِحَةِ، مُسْتَقِيمَةٌ: لَا تُمَيِّزُ وَلا تَنْحَازُ وَلا تُنَافِقُ.</w:t>
       </w:r>
-      <w:r>
-        <w:rPr>
-          <w:lang w:val="ar_AE" w:bidi="ar_AE"/>
-        </w:rPr>
-      </w:r>
-      <w:r>
-        <w:rPr>
-          <w:lang w:val="ar_AE" w:bidi="ar_AE"/>
-        </w:rPr>
-      </w:r>
-    </w:p>
-    <w:p>
-      <w:pPr>
-        <w:bidi/>
-      </w:pPr>
-      <w:r>
-        <w:rPr>
-          <w:lang w:val="ar_AE" w:bidi="ar_AE"/>
-        </w:rPr>
-      </w:r>
-    </w:p>
-    <w:p>
-      <w:pPr>
-        <w:bidi/>
-      </w:pPr>
-      <w:r>
-        <w:rPr>
-          <w:lang w:val="ar_AE" w:bidi="ar_AE"/>
-        </w:rPr>
-      </w:r>
-      <w:r>
-        <w:rPr>
-          <w:vertAlign w:val="superscript"/>
+    </w:p>
+    <w:p>
+      <w:pPr>
+        <w:bidi/>
+      </w:pPr>
+      <w:r>
+        <w:rPr>
+          <w:rtl/>
+          <w:cs/>
+          <w:lang w:val="ar_AE" w:bidi="ar_AE"/>
+        </w:rPr>
+      </w:r>
+      <w:r>
+        <w:rPr>
+          <w:vertAlign w:val="superscript"/>
+          <w:rtl/>
+          <w:cs/>
           <w:lang w:val="ar_AE" w:bidi="ar_AE"/>
         </w:rPr>
         <w:t>18</w:t>
       </w:r>
       <w:r>
         <w:rPr>
+          <w:rtl/>
+          <w:cs/>
           <w:lang w:val="ar_AE" w:bidi="ar_AE"/>
         </w:rPr>
         <w:t xml:space="preserve"> وَالْبِرُّ هُوَ ثَمَرَةُ مَا يَزْرَعُهُ فِي سَلامٍ صَانِعُو السَّلامِ.</w:t>
       </w:r>
-      <w:r>
-        <w:rPr>
-          <w:lang w:val="ar_AE" w:bidi="ar_AE"/>
-        </w:rPr>
-      </w:r>
-      <w:r>
-        <w:rPr>
-          <w:lang w:val="ar_AE" w:bidi="ar_AE"/>
-        </w:rPr>
-      </w:r>
-    </w:p>
-    <w:p>
-      <w:pPr>
-        <w:bidi/>
-      </w:pPr>
-      <w:r>
-        <w:rPr>
-          <w:lang w:val="ar_AE" w:bidi="ar_AE"/>
-        </w:rPr>
-      </w:r>
     </w:p>
     <w:p>
       <w:pPr>
@@ -3345,746 +2358,512 @@
       </w:pPr>
       <w:r>
         <w:rPr>
-          <w:lang w:val="ar_AE" w:bidi="ar_AE"/>
-        </w:rPr>
-        <w:t>James 4:1</w:t>
-      </w:r>
-      <w:r>
-        <w:rPr>
-          <w:lang w:val="ar_AE" w:bidi="ar_AE"/>
-        </w:rPr>
-      </w:r>
-    </w:p>
-    <w:p>
-      <w:pPr>
-        <w:bidi/>
-      </w:pPr>
-      <w:r>
-        <w:rPr>
-          <w:lang w:val="ar_AE" w:bidi="ar_AE"/>
-        </w:rPr>
-      </w:r>
-      <w:r>
-        <w:rPr>
-          <w:vertAlign w:val="superscript"/>
+          <w:rtl/>
+          <w:cs/>
+          <w:lang w:val="ar_AE" w:bidi="ar_AE"/>
+        </w:rPr>
+        <w:t>يعقوب 4:1</w:t>
+      </w:r>
+      <w:r>
+        <w:rPr>
+          <w:rtl/>
+          <w:cs/>
+          <w:lang w:val="ar_AE" w:bidi="ar_AE"/>
+        </w:rPr>
+      </w:r>
+    </w:p>
+    <w:p>
+      <w:pPr>
+        <w:bidi/>
+      </w:pPr>
+      <w:r>
+        <w:rPr>
+          <w:rtl/>
+          <w:cs/>
+          <w:lang w:val="ar_AE" w:bidi="ar_AE"/>
+        </w:rPr>
+      </w:r>
+      <w:r>
+        <w:rPr>
+          <w:vertAlign w:val="superscript"/>
+          <w:rtl/>
+          <w:cs/>
           <w:lang w:val="ar_AE" w:bidi="ar_AE"/>
         </w:rPr>
         <w:t>1</w:t>
       </w:r>
       <w:r>
         <w:rPr>
+          <w:rtl/>
+          <w:cs/>
           <w:lang w:val="ar_AE" w:bidi="ar_AE"/>
         </w:rPr>
         <w:t xml:space="preserve"> مِنْ أَيْنَ النِّزَاعُ وَالْخِصَامُ بَيْنَكُمْ؟ أَلَيْسَ مِنْ لَذَّاتِكُمْ تِلْكَ الْمُتَصَارِعَةِ فِي أَعْضَائِكُمْ؟</w:t>
       </w:r>
-      <w:r>
-        <w:rPr>
-          <w:lang w:val="ar_AE" w:bidi="ar_AE"/>
-        </w:rPr>
-      </w:r>
-      <w:r>
-        <w:rPr>
-          <w:lang w:val="ar_AE" w:bidi="ar_AE"/>
-        </w:rPr>
-      </w:r>
-    </w:p>
-    <w:p>
-      <w:pPr>
-        <w:bidi/>
-      </w:pPr>
-      <w:r>
-        <w:rPr>
-          <w:lang w:val="ar_AE" w:bidi="ar_AE"/>
-        </w:rPr>
-      </w:r>
-    </w:p>
-    <w:p>
-      <w:pPr>
-        <w:bidi/>
-      </w:pPr>
-      <w:r>
-        <w:rPr>
-          <w:lang w:val="ar_AE" w:bidi="ar_AE"/>
-        </w:rPr>
-      </w:r>
-      <w:r>
-        <w:rPr>
-          <w:vertAlign w:val="superscript"/>
+    </w:p>
+    <w:p>
+      <w:pPr>
+        <w:bidi/>
+      </w:pPr>
+      <w:r>
+        <w:rPr>
+          <w:rtl/>
+          <w:cs/>
+          <w:lang w:val="ar_AE" w:bidi="ar_AE"/>
+        </w:rPr>
+      </w:r>
+      <w:r>
+        <w:rPr>
+          <w:vertAlign w:val="superscript"/>
+          <w:rtl/>
+          <w:cs/>
           <w:lang w:val="ar_AE" w:bidi="ar_AE"/>
         </w:rPr>
         <w:t>2</w:t>
       </w:r>
       <w:r>
         <w:rPr>
+          <w:rtl/>
+          <w:cs/>
           <w:lang w:val="ar_AE" w:bidi="ar_AE"/>
         </w:rPr>
         <w:t xml:space="preserve"> فَأَنْتُمْ تَرْغَبُونَ فِي امْتِلاكِ مَا لَا يَخُصُّكُمْ، لَكِنَّ ذَلِكَ لَا يَتَحَقَّقُ لَكُمْ، فَتَقْتُلُونَ، وَتَحْسُدُونَ، وَلا تَتَمَكَّنُونَ مِنْ بُلُوغِ غَايَتِكُمْ. وَهَكَذَا تَتَخَاصَمُونَ وَتَتَصَارَعُونَ! إِنَّكُمْ لَا تَمْتَلِكُونَ مَا تُرِيدُونَهُ، لأَنَّكُمْ لَا تَطْلُبُونَهُ مِنَ اللهِ.</w:t>
       </w:r>
-      <w:r>
-        <w:rPr>
-          <w:lang w:val="ar_AE" w:bidi="ar_AE"/>
-        </w:rPr>
-      </w:r>
-      <w:r>
-        <w:rPr>
-          <w:lang w:val="ar_AE" w:bidi="ar_AE"/>
-        </w:rPr>
-      </w:r>
-    </w:p>
-    <w:p>
-      <w:pPr>
-        <w:bidi/>
-      </w:pPr>
-      <w:r>
-        <w:rPr>
-          <w:lang w:val="ar_AE" w:bidi="ar_AE"/>
-        </w:rPr>
-      </w:r>
-    </w:p>
-    <w:p>
-      <w:pPr>
-        <w:bidi/>
-      </w:pPr>
-      <w:r>
-        <w:rPr>
-          <w:lang w:val="ar_AE" w:bidi="ar_AE"/>
-        </w:rPr>
-      </w:r>
-      <w:r>
-        <w:rPr>
-          <w:vertAlign w:val="superscript"/>
+    </w:p>
+    <w:p>
+      <w:pPr>
+        <w:bidi/>
+      </w:pPr>
+      <w:r>
+        <w:rPr>
+          <w:rtl/>
+          <w:cs/>
+          <w:lang w:val="ar_AE" w:bidi="ar_AE"/>
+        </w:rPr>
+      </w:r>
+      <w:r>
+        <w:rPr>
+          <w:vertAlign w:val="superscript"/>
+          <w:rtl/>
+          <w:cs/>
           <w:lang w:val="ar_AE" w:bidi="ar_AE"/>
         </w:rPr>
         <w:t>3</w:t>
       </w:r>
       <w:r>
         <w:rPr>
+          <w:rtl/>
+          <w:cs/>
           <w:lang w:val="ar_AE" w:bidi="ar_AE"/>
         </w:rPr>
         <w:t xml:space="preserve"> وَإذَا طَلَبْتُمْ مِنْهُ شَيْئاً، فَإِنَّكُمْ لَا تَحْصُلُونَ عَلَيْهِ: لأَنَّكُمْ تَطْلُبُونَ بِدَافِعٍ شِرِّيرٍ، إِذْ تَنْوُونَ أَنْ تَسْتَهْلِكُوا مَا تَنَالُونَهُ لإِشْبَاعِ شَهْوَاتِكُمْ فَقَطْ.</w:t>
       </w:r>
-      <w:r>
-        <w:rPr>
-          <w:lang w:val="ar_AE" w:bidi="ar_AE"/>
-        </w:rPr>
-      </w:r>
-      <w:r>
-        <w:rPr>
-          <w:lang w:val="ar_AE" w:bidi="ar_AE"/>
-        </w:rPr>
-      </w:r>
-    </w:p>
-    <w:p>
-      <w:pPr>
-        <w:bidi/>
-      </w:pPr>
-      <w:r>
-        <w:rPr>
-          <w:lang w:val="ar_AE" w:bidi="ar_AE"/>
-        </w:rPr>
-      </w:r>
-    </w:p>
-    <w:p>
-      <w:pPr>
-        <w:bidi/>
-      </w:pPr>
-      <w:r>
-        <w:rPr>
-          <w:lang w:val="ar_AE" w:bidi="ar_AE"/>
-        </w:rPr>
-      </w:r>
-      <w:r>
-        <w:rPr>
-          <w:vertAlign w:val="superscript"/>
+    </w:p>
+    <w:p>
+      <w:pPr>
+        <w:bidi/>
+      </w:pPr>
+      <w:r>
+        <w:rPr>
+          <w:rtl/>
+          <w:cs/>
+          <w:lang w:val="ar_AE" w:bidi="ar_AE"/>
+        </w:rPr>
+      </w:r>
+      <w:r>
+        <w:rPr>
+          <w:vertAlign w:val="superscript"/>
+          <w:rtl/>
+          <w:cs/>
           <w:lang w:val="ar_AE" w:bidi="ar_AE"/>
         </w:rPr>
         <w:t>4</w:t>
       </w:r>
       <w:r>
         <w:rPr>
+          <w:rtl/>
+          <w:cs/>
           <w:lang w:val="ar_AE" w:bidi="ar_AE"/>
         </w:rPr>
         <w:t xml:space="preserve"> أَيُّهَا الْخَوَنَةُ! أَلَسْتُمْ تَعْلَمُونَ أَنَّ مُصَادَقَةَ الْعَالَمِ هِيَ مُعَادَاةٌ لِلهِ؟ فَالَّذِي يُرِيدُ أَنْ يُصَادِقَ الْعَالَمَ، يَجْعَلُ نَفْسَهُ عَدُوّاً لِلهِ.</w:t>
       </w:r>
-      <w:r>
-        <w:rPr>
-          <w:lang w:val="ar_AE" w:bidi="ar_AE"/>
-        </w:rPr>
-      </w:r>
-      <w:r>
-        <w:rPr>
-          <w:lang w:val="ar_AE" w:bidi="ar_AE"/>
-        </w:rPr>
-      </w:r>
-    </w:p>
-    <w:p>
-      <w:pPr>
-        <w:bidi/>
-      </w:pPr>
-      <w:r>
-        <w:rPr>
-          <w:lang w:val="ar_AE" w:bidi="ar_AE"/>
-        </w:rPr>
-      </w:r>
-    </w:p>
-    <w:p>
-      <w:pPr>
-        <w:bidi/>
-      </w:pPr>
-      <w:r>
-        <w:rPr>
-          <w:lang w:val="ar_AE" w:bidi="ar_AE"/>
-        </w:rPr>
-      </w:r>
-      <w:r>
-        <w:rPr>
-          <w:vertAlign w:val="superscript"/>
+    </w:p>
+    <w:p>
+      <w:pPr>
+        <w:bidi/>
+      </w:pPr>
+      <w:r>
+        <w:rPr>
+          <w:rtl/>
+          <w:cs/>
+          <w:lang w:val="ar_AE" w:bidi="ar_AE"/>
+        </w:rPr>
+      </w:r>
+      <w:r>
+        <w:rPr>
+          <w:vertAlign w:val="superscript"/>
+          <w:rtl/>
+          <w:cs/>
           <w:lang w:val="ar_AE" w:bidi="ar_AE"/>
         </w:rPr>
         <w:t>5</w:t>
       </w:r>
       <w:r>
         <w:rPr>
+          <w:rtl/>
+          <w:cs/>
           <w:lang w:val="ar_AE" w:bidi="ar_AE"/>
         </w:rPr>
         <w:t xml:space="preserve"> أَتَظُنُّونَ أَنَّ الْكِتَابَ يَتَكَلَّمُ عَبَثاً! هَلِ الرُّوحُ الَّذِي حَلَّ فِي دَاخِلِنَا يَغَارُ عَنْ حَسَدٍ؟</w:t>
       </w:r>
-      <w:r>
-        <w:rPr>
-          <w:lang w:val="ar_AE" w:bidi="ar_AE"/>
-        </w:rPr>
-      </w:r>
-      <w:r>
-        <w:rPr>
-          <w:lang w:val="ar_AE" w:bidi="ar_AE"/>
-        </w:rPr>
-      </w:r>
-    </w:p>
-    <w:p>
-      <w:pPr>
-        <w:bidi/>
-      </w:pPr>
-      <w:r>
-        <w:rPr>
-          <w:lang w:val="ar_AE" w:bidi="ar_AE"/>
-        </w:rPr>
-      </w:r>
-    </w:p>
-    <w:p>
-      <w:pPr>
-        <w:bidi/>
-      </w:pPr>
-      <w:r>
-        <w:rPr>
-          <w:lang w:val="ar_AE" w:bidi="ar_AE"/>
-        </w:rPr>
-      </w:r>
-      <w:r>
-        <w:rPr>
-          <w:vertAlign w:val="superscript"/>
+    </w:p>
+    <w:p>
+      <w:pPr>
+        <w:bidi/>
+      </w:pPr>
+      <w:r>
+        <w:rPr>
+          <w:rtl/>
+          <w:cs/>
+          <w:lang w:val="ar_AE" w:bidi="ar_AE"/>
+        </w:rPr>
+      </w:r>
+      <w:r>
+        <w:rPr>
+          <w:vertAlign w:val="superscript"/>
+          <w:rtl/>
+          <w:cs/>
           <w:lang w:val="ar_AE" w:bidi="ar_AE"/>
         </w:rPr>
         <w:t>6</w:t>
       </w:r>
       <w:r>
         <w:rPr>
+          <w:rtl/>
+          <w:cs/>
           <w:lang w:val="ar_AE" w:bidi="ar_AE"/>
         </w:rPr>
         <w:t xml:space="preserve"> لا، بَلْ إِنَّهُ يَجُودُ عَلَيْنَا بِنِعْمَةٍ أَعْظَمَ. لِذَلِكَ يَقُولُ الْكِتَابُ: «إِنَّ اللهَ يُقَاوِمُ الْمُتَكَبِّرِينَ، وَلَكِنَّهُ يُعْطِي الْمُتَوَاضِعِينَ نِعْمَةً».</w:t>
       </w:r>
-      <w:r>
-        <w:rPr>
-          <w:lang w:val="ar_AE" w:bidi="ar_AE"/>
-        </w:rPr>
-      </w:r>
-      <w:r>
-        <w:rPr>
-          <w:lang w:val="ar_AE" w:bidi="ar_AE"/>
-        </w:rPr>
-      </w:r>
-    </w:p>
-    <w:p>
-      <w:pPr>
-        <w:bidi/>
-      </w:pPr>
-      <w:r>
-        <w:rPr>
-          <w:lang w:val="ar_AE" w:bidi="ar_AE"/>
-        </w:rPr>
-      </w:r>
-    </w:p>
-    <w:p>
-      <w:pPr>
-        <w:bidi/>
-      </w:pPr>
-      <w:r>
-        <w:rPr>
-          <w:lang w:val="ar_AE" w:bidi="ar_AE"/>
-        </w:rPr>
-      </w:r>
-      <w:r>
-        <w:rPr>
-          <w:vertAlign w:val="superscript"/>
+    </w:p>
+    <w:p>
+      <w:pPr>
+        <w:bidi/>
+      </w:pPr>
+      <w:r>
+        <w:rPr>
+          <w:rtl/>
+          <w:cs/>
+          <w:lang w:val="ar_AE" w:bidi="ar_AE"/>
+        </w:rPr>
+      </w:r>
+      <w:r>
+        <w:rPr>
+          <w:vertAlign w:val="superscript"/>
+          <w:rtl/>
+          <w:cs/>
           <w:lang w:val="ar_AE" w:bidi="ar_AE"/>
         </w:rPr>
         <w:t>7</w:t>
       </w:r>
       <w:r>
         <w:rPr>
+          <w:rtl/>
+          <w:cs/>
           <w:lang w:val="ar_AE" w:bidi="ar_AE"/>
         </w:rPr>
         <w:t xml:space="preserve"> إِذَنْ، كُونُوا خَاضِعِينَ لِلهِ. وَقَاوِمُوا إِبْلِيسَ فَيَهْرُبَ مِنْكُمْ.</w:t>
       </w:r>
-      <w:r>
-        <w:rPr>
-          <w:lang w:val="ar_AE" w:bidi="ar_AE"/>
-        </w:rPr>
-      </w:r>
-      <w:r>
-        <w:rPr>
-          <w:lang w:val="ar_AE" w:bidi="ar_AE"/>
-        </w:rPr>
-      </w:r>
-    </w:p>
-    <w:p>
-      <w:pPr>
-        <w:bidi/>
-      </w:pPr>
-      <w:r>
-        <w:rPr>
-          <w:lang w:val="ar_AE" w:bidi="ar_AE"/>
-        </w:rPr>
-      </w:r>
-    </w:p>
-    <w:p>
-      <w:pPr>
-        <w:bidi/>
-      </w:pPr>
-      <w:r>
-        <w:rPr>
-          <w:lang w:val="ar_AE" w:bidi="ar_AE"/>
-        </w:rPr>
-      </w:r>
-      <w:r>
-        <w:rPr>
-          <w:vertAlign w:val="superscript"/>
+    </w:p>
+    <w:p>
+      <w:pPr>
+        <w:bidi/>
+      </w:pPr>
+      <w:r>
+        <w:rPr>
+          <w:rtl/>
+          <w:cs/>
+          <w:lang w:val="ar_AE" w:bidi="ar_AE"/>
+        </w:rPr>
+      </w:r>
+      <w:r>
+        <w:rPr>
+          <w:vertAlign w:val="superscript"/>
+          <w:rtl/>
+          <w:cs/>
           <w:lang w:val="ar_AE" w:bidi="ar_AE"/>
         </w:rPr>
         <w:t>8</w:t>
       </w:r>
       <w:r>
         <w:rPr>
+          <w:rtl/>
+          <w:cs/>
           <w:lang w:val="ar_AE" w:bidi="ar_AE"/>
         </w:rPr>
         <w:t xml:space="preserve"> اقْتَرِبُوا إِلَى اللهِ فَيَقْتَرِبَ إِلَيْكُمْ. أَيُّهَا الْخَاطِئُونَ نَظِّفُوا أَيْدِيَكُمْ، وَيَا أَصْحَابَ الرَّأْيَيْنِ طَهِّرُوا قُلُوبَكُمْ.</w:t>
       </w:r>
-      <w:r>
-        <w:rPr>
-          <w:lang w:val="ar_AE" w:bidi="ar_AE"/>
-        </w:rPr>
-      </w:r>
-      <w:r>
-        <w:rPr>
-          <w:lang w:val="ar_AE" w:bidi="ar_AE"/>
-        </w:rPr>
-      </w:r>
-    </w:p>
-    <w:p>
-      <w:pPr>
-        <w:bidi/>
-      </w:pPr>
-      <w:r>
-        <w:rPr>
-          <w:lang w:val="ar_AE" w:bidi="ar_AE"/>
-        </w:rPr>
-      </w:r>
-    </w:p>
-    <w:p>
-      <w:pPr>
-        <w:bidi/>
-      </w:pPr>
-      <w:r>
-        <w:rPr>
-          <w:lang w:val="ar_AE" w:bidi="ar_AE"/>
-        </w:rPr>
-      </w:r>
-      <w:r>
-        <w:rPr>
-          <w:vertAlign w:val="superscript"/>
+    </w:p>
+    <w:p>
+      <w:pPr>
+        <w:bidi/>
+      </w:pPr>
+      <w:r>
+        <w:rPr>
+          <w:rtl/>
+          <w:cs/>
+          <w:lang w:val="ar_AE" w:bidi="ar_AE"/>
+        </w:rPr>
+      </w:r>
+      <w:r>
+        <w:rPr>
+          <w:vertAlign w:val="superscript"/>
+          <w:rtl/>
+          <w:cs/>
           <w:lang w:val="ar_AE" w:bidi="ar_AE"/>
         </w:rPr>
         <w:t>9</w:t>
       </w:r>
       <w:r>
         <w:rPr>
+          <w:rtl/>
+          <w:cs/>
           <w:lang w:val="ar_AE" w:bidi="ar_AE"/>
         </w:rPr>
         <w:t xml:space="preserve"> احْزَنُوا مُوَلْوِلِينَ وَنَائِحِينَ وَبَاكِينَ. لِيَتَحَوَّلْ ضَحِكُكُمْ إِلَى نُوَاحٍ، وَفَرَحُكُمْ إِلَى كَآبَةٍ.</w:t>
       </w:r>
-      <w:r>
-        <w:rPr>
-          <w:lang w:val="ar_AE" w:bidi="ar_AE"/>
-        </w:rPr>
-      </w:r>
-      <w:r>
-        <w:rPr>
-          <w:lang w:val="ar_AE" w:bidi="ar_AE"/>
-        </w:rPr>
-      </w:r>
-    </w:p>
-    <w:p>
-      <w:pPr>
-        <w:bidi/>
-      </w:pPr>
-      <w:r>
-        <w:rPr>
-          <w:lang w:val="ar_AE" w:bidi="ar_AE"/>
-        </w:rPr>
-      </w:r>
-    </w:p>
-    <w:p>
-      <w:pPr>
-        <w:bidi/>
-      </w:pPr>
-      <w:r>
-        <w:rPr>
-          <w:lang w:val="ar_AE" w:bidi="ar_AE"/>
-        </w:rPr>
-      </w:r>
-      <w:r>
-        <w:rPr>
-          <w:vertAlign w:val="superscript"/>
+    </w:p>
+    <w:p>
+      <w:pPr>
+        <w:bidi/>
+      </w:pPr>
+      <w:r>
+        <w:rPr>
+          <w:rtl/>
+          <w:cs/>
+          <w:lang w:val="ar_AE" w:bidi="ar_AE"/>
+        </w:rPr>
+      </w:r>
+      <w:r>
+        <w:rPr>
+          <w:vertAlign w:val="superscript"/>
+          <w:rtl/>
+          <w:cs/>
           <w:lang w:val="ar_AE" w:bidi="ar_AE"/>
         </w:rPr>
         <w:t>10</w:t>
       </w:r>
       <w:r>
         <w:rPr>
+          <w:rtl/>
+          <w:cs/>
           <w:lang w:val="ar_AE" w:bidi="ar_AE"/>
         </w:rPr>
         <w:t xml:space="preserve"> تَوَاضَعُوا فِي حَضْرَةِ الرَّبِّ فَيَرْفَعَكُمْ!</w:t>
       </w:r>
-      <w:r>
-        <w:rPr>
-          <w:lang w:val="ar_AE" w:bidi="ar_AE"/>
-        </w:rPr>
-      </w:r>
-      <w:r>
-        <w:rPr>
-          <w:lang w:val="ar_AE" w:bidi="ar_AE"/>
-        </w:rPr>
-      </w:r>
-    </w:p>
-    <w:p>
-      <w:pPr>
-        <w:bidi/>
-      </w:pPr>
-      <w:r>
-        <w:rPr>
-          <w:lang w:val="ar_AE" w:bidi="ar_AE"/>
-        </w:rPr>
-      </w:r>
-    </w:p>
-    <w:p>
-      <w:pPr>
-        <w:bidi/>
-      </w:pPr>
-      <w:r>
-        <w:rPr>
-          <w:lang w:val="ar_AE" w:bidi="ar_AE"/>
-        </w:rPr>
-      </w:r>
-      <w:r>
-        <w:rPr>
-          <w:vertAlign w:val="superscript"/>
+    </w:p>
+    <w:p>
+      <w:pPr>
+        <w:bidi/>
+      </w:pPr>
+      <w:r>
+        <w:rPr>
+          <w:rtl/>
+          <w:cs/>
+          <w:lang w:val="ar_AE" w:bidi="ar_AE"/>
+        </w:rPr>
+      </w:r>
+      <w:r>
+        <w:rPr>
+          <w:vertAlign w:val="superscript"/>
+          <w:rtl/>
+          <w:cs/>
           <w:lang w:val="ar_AE" w:bidi="ar_AE"/>
         </w:rPr>
         <w:t>11</w:t>
       </w:r>
       <w:r>
         <w:rPr>
+          <w:rtl/>
+          <w:cs/>
           <w:lang w:val="ar_AE" w:bidi="ar_AE"/>
         </w:rPr>
         <w:t xml:space="preserve"> وَيَا إِخْوَتِي، لَا تَذُمُّوا بَعْضُكُمْ بَعْضاً. فَمَنْ يَفْعَلْ هَذَا وَيَحْكُمْ عَلَى أَخِيهِ، يَطْعَنْ فِي شَرِيعَةِ اللهِ وَيَحْكُمْ عَلَيْهَا. فَإِنْ كُنْتَ تَحْكُمُ عَلَى الشَّرِيعَةِ، لَا تَكُونُ عَامِلاً بِها بَلْ تَجْعَلُ نَفْسَكَ قَاضِياً لَهَا.</w:t>
       </w:r>
-      <w:r>
-        <w:rPr>
-          <w:lang w:val="ar_AE" w:bidi="ar_AE"/>
-        </w:rPr>
-      </w:r>
-      <w:r>
-        <w:rPr>
-          <w:lang w:val="ar_AE" w:bidi="ar_AE"/>
-        </w:rPr>
-      </w:r>
-    </w:p>
-    <w:p>
-      <w:pPr>
-        <w:bidi/>
-      </w:pPr>
-      <w:r>
-        <w:rPr>
-          <w:lang w:val="ar_AE" w:bidi="ar_AE"/>
-        </w:rPr>
-      </w:r>
-    </w:p>
-    <w:p>
-      <w:pPr>
-        <w:bidi/>
-      </w:pPr>
-      <w:r>
-        <w:rPr>
-          <w:lang w:val="ar_AE" w:bidi="ar_AE"/>
-        </w:rPr>
-      </w:r>
-      <w:r>
-        <w:rPr>
-          <w:vertAlign w:val="superscript"/>
+    </w:p>
+    <w:p>
+      <w:pPr>
+        <w:bidi/>
+      </w:pPr>
+      <w:r>
+        <w:rPr>
+          <w:rtl/>
+          <w:cs/>
+          <w:lang w:val="ar_AE" w:bidi="ar_AE"/>
+        </w:rPr>
+      </w:r>
+      <w:r>
+        <w:rPr>
+          <w:vertAlign w:val="superscript"/>
+          <w:rtl/>
+          <w:cs/>
           <w:lang w:val="ar_AE" w:bidi="ar_AE"/>
         </w:rPr>
         <w:t>12</w:t>
       </w:r>
       <w:r>
         <w:rPr>
+          <w:rtl/>
+          <w:cs/>
           <w:lang w:val="ar_AE" w:bidi="ar_AE"/>
         </w:rPr>
         <w:t xml:space="preserve"> وَلَيْسَ لِلشَّرِيعَةِ إِلا قَاضٍ وَاحِدٌ، هُوَ اللهُ وَاضِعُهَا، وَهُوَ وَحْدَهُ الْقَادِرُ أَنْ يَحْكُمَ بِالْخَلاصِ أَوْ بِالْهَلاكِ. فَمَنْ تَكُونُ أَنْتَ لِتَحْكُمَ عَلَى الآخَرِينَ؟</w:t>
       </w:r>
-      <w:r>
-        <w:rPr>
-          <w:lang w:val="ar_AE" w:bidi="ar_AE"/>
-        </w:rPr>
-      </w:r>
-      <w:r>
-        <w:rPr>
-          <w:lang w:val="ar_AE" w:bidi="ar_AE"/>
-        </w:rPr>
-      </w:r>
-    </w:p>
-    <w:p>
-      <w:pPr>
-        <w:bidi/>
-      </w:pPr>
-      <w:r>
-        <w:rPr>
-          <w:lang w:val="ar_AE" w:bidi="ar_AE"/>
-        </w:rPr>
-      </w:r>
-    </w:p>
-    <w:p>
-      <w:pPr>
-        <w:bidi/>
-      </w:pPr>
-      <w:r>
-        <w:rPr>
-          <w:lang w:val="ar_AE" w:bidi="ar_AE"/>
-        </w:rPr>
-      </w:r>
-      <w:r>
-        <w:rPr>
-          <w:vertAlign w:val="superscript"/>
+    </w:p>
+    <w:p>
+      <w:pPr>
+        <w:bidi/>
+      </w:pPr>
+      <w:r>
+        <w:rPr>
+          <w:rtl/>
+          <w:cs/>
+          <w:lang w:val="ar_AE" w:bidi="ar_AE"/>
+        </w:rPr>
+      </w:r>
+      <w:r>
+        <w:rPr>
+          <w:vertAlign w:val="superscript"/>
+          <w:rtl/>
+          <w:cs/>
           <w:lang w:val="ar_AE" w:bidi="ar_AE"/>
         </w:rPr>
         <w:t>13</w:t>
       </w:r>
       <w:r>
         <w:rPr>
+          <w:rtl/>
+          <w:cs/>
           <w:lang w:val="ar_AE" w:bidi="ar_AE"/>
         </w:rPr>
         <w:t xml:space="preserve"> وَأَنْتُمْ، يَا مَنْ تُخَطِّطُونَ قَائِلِينَ: «الْيَوْمَ أَوْ غَداً، نَذْهَبُ إِلَى مَدِينَةِ كَذَا، وَنَقْضِي هُنَاكَ سَنَةً، فَنُتَاجِرُ وَنَرْبَحُ».</w:t>
       </w:r>
-      <w:r>
-        <w:rPr>
-          <w:lang w:val="ar_AE" w:bidi="ar_AE"/>
-        </w:rPr>
-      </w:r>
-      <w:r>
-        <w:rPr>
-          <w:lang w:val="ar_AE" w:bidi="ar_AE"/>
-        </w:rPr>
-      </w:r>
-    </w:p>
-    <w:p>
-      <w:pPr>
-        <w:bidi/>
-      </w:pPr>
-      <w:r>
-        <w:rPr>
-          <w:lang w:val="ar_AE" w:bidi="ar_AE"/>
-        </w:rPr>
-      </w:r>
-    </w:p>
-    <w:p>
-      <w:pPr>
-        <w:bidi/>
-      </w:pPr>
-      <w:r>
-        <w:rPr>
-          <w:lang w:val="ar_AE" w:bidi="ar_AE"/>
-        </w:rPr>
-      </w:r>
-      <w:r>
-        <w:rPr>
-          <w:vertAlign w:val="superscript"/>
+    </w:p>
+    <w:p>
+      <w:pPr>
+        <w:bidi/>
+      </w:pPr>
+      <w:r>
+        <w:rPr>
+          <w:rtl/>
+          <w:cs/>
+          <w:lang w:val="ar_AE" w:bidi="ar_AE"/>
+        </w:rPr>
+      </w:r>
+      <w:r>
+        <w:rPr>
+          <w:vertAlign w:val="superscript"/>
+          <w:rtl/>
+          <w:cs/>
           <w:lang w:val="ar_AE" w:bidi="ar_AE"/>
         </w:rPr>
         <w:t>14</w:t>
       </w:r>
       <w:r>
         <w:rPr>
+          <w:rtl/>
+          <w:cs/>
           <w:lang w:val="ar_AE" w:bidi="ar_AE"/>
         </w:rPr>
         <w:t xml:space="preserve"> مَهْلاً! فَأَنْتُمْ لَا تَعْرِفُونَ مَاذَا يَحْدُثُ غَداً! وَمَا هِيَ حَيَاتُكُمْ؟ إِنَّهَا بُخَارٌ، يَظْهَرُ فَتْرَةً قَصِيرَةً ثُمَّ يَتَلاشَى!</w:t>
       </w:r>
-      <w:r>
-        <w:rPr>
-          <w:lang w:val="ar_AE" w:bidi="ar_AE"/>
-        </w:rPr>
-      </w:r>
-      <w:r>
-        <w:rPr>
-          <w:lang w:val="ar_AE" w:bidi="ar_AE"/>
-        </w:rPr>
-      </w:r>
-    </w:p>
-    <w:p>
-      <w:pPr>
-        <w:bidi/>
-      </w:pPr>
-      <w:r>
-        <w:rPr>
-          <w:lang w:val="ar_AE" w:bidi="ar_AE"/>
-        </w:rPr>
-      </w:r>
-    </w:p>
-    <w:p>
-      <w:pPr>
-        <w:bidi/>
-      </w:pPr>
-      <w:r>
-        <w:rPr>
-          <w:lang w:val="ar_AE" w:bidi="ar_AE"/>
-        </w:rPr>
-      </w:r>
-      <w:r>
-        <w:rPr>
-          <w:vertAlign w:val="superscript"/>
+    </w:p>
+    <w:p>
+      <w:pPr>
+        <w:bidi/>
+      </w:pPr>
+      <w:r>
+        <w:rPr>
+          <w:rtl/>
+          <w:cs/>
+          <w:lang w:val="ar_AE" w:bidi="ar_AE"/>
+        </w:rPr>
+      </w:r>
+      <w:r>
+        <w:rPr>
+          <w:vertAlign w:val="superscript"/>
+          <w:rtl/>
+          <w:cs/>
           <w:lang w:val="ar_AE" w:bidi="ar_AE"/>
         </w:rPr>
         <w:t>15</w:t>
       </w:r>
       <w:r>
         <w:rPr>
+          <w:rtl/>
+          <w:cs/>
           <w:lang w:val="ar_AE" w:bidi="ar_AE"/>
         </w:rPr>
         <w:t xml:space="preserve"> بَدَلاً مِنْ ذَلِكَ، كَانَ يَجِبُ أَنْ تَقُولُوا: «إِنْ شَاءَ الرَّبُّ، نَعِيشُ وَنَعْمَلُ هَذَا الأَمْرَ أَوْ ذَاكَ!»</w:t>
       </w:r>
-      <w:r>
-        <w:rPr>
-          <w:lang w:val="ar_AE" w:bidi="ar_AE"/>
-        </w:rPr>
-      </w:r>
-      <w:r>
-        <w:rPr>
-          <w:lang w:val="ar_AE" w:bidi="ar_AE"/>
-        </w:rPr>
-      </w:r>
-    </w:p>
-    <w:p>
-      <w:pPr>
-        <w:bidi/>
-      </w:pPr>
-      <w:r>
-        <w:rPr>
-          <w:lang w:val="ar_AE" w:bidi="ar_AE"/>
-        </w:rPr>
-      </w:r>
-    </w:p>
-    <w:p>
-      <w:pPr>
-        <w:bidi/>
-      </w:pPr>
-      <w:r>
-        <w:rPr>
-          <w:lang w:val="ar_AE" w:bidi="ar_AE"/>
-        </w:rPr>
-      </w:r>
-      <w:r>
-        <w:rPr>
-          <w:vertAlign w:val="superscript"/>
+    </w:p>
+    <w:p>
+      <w:pPr>
+        <w:bidi/>
+      </w:pPr>
+      <w:r>
+        <w:rPr>
+          <w:rtl/>
+          <w:cs/>
+          <w:lang w:val="ar_AE" w:bidi="ar_AE"/>
+        </w:rPr>
+      </w:r>
+      <w:r>
+        <w:rPr>
+          <w:vertAlign w:val="superscript"/>
+          <w:rtl/>
+          <w:cs/>
           <w:lang w:val="ar_AE" w:bidi="ar_AE"/>
         </w:rPr>
         <w:t>16</w:t>
       </w:r>
       <w:r>
         <w:rPr>
+          <w:rtl/>
+          <w:cs/>
           <w:lang w:val="ar_AE" w:bidi="ar_AE"/>
         </w:rPr>
         <w:t xml:space="preserve"> وَإلَّا، فَإِنَّكُمْ تَفْتَخِرُونَ مُتَكَبِّرِينَ. وَكُلُّ افْتِخَارٍ كَهَذَا، هُوَ افْتِخَارٌ رَدِيءٌ.</w:t>
       </w:r>
-      <w:r>
-        <w:rPr>
-          <w:lang w:val="ar_AE" w:bidi="ar_AE"/>
-        </w:rPr>
-      </w:r>
-      <w:r>
-        <w:rPr>
-          <w:lang w:val="ar_AE" w:bidi="ar_AE"/>
-        </w:rPr>
-      </w:r>
-    </w:p>
-    <w:p>
-      <w:pPr>
-        <w:bidi/>
-      </w:pPr>
-      <w:r>
-        <w:rPr>
-          <w:lang w:val="ar_AE" w:bidi="ar_AE"/>
-        </w:rPr>
-      </w:r>
-    </w:p>
-    <w:p>
-      <w:pPr>
-        <w:bidi/>
-      </w:pPr>
-      <w:r>
-        <w:rPr>
-          <w:lang w:val="ar_AE" w:bidi="ar_AE"/>
-        </w:rPr>
-      </w:r>
-      <w:r>
-        <w:rPr>
-          <w:vertAlign w:val="superscript"/>
+    </w:p>
+    <w:p>
+      <w:pPr>
+        <w:bidi/>
+      </w:pPr>
+      <w:r>
+        <w:rPr>
+          <w:rtl/>
+          <w:cs/>
+          <w:lang w:val="ar_AE" w:bidi="ar_AE"/>
+        </w:rPr>
+      </w:r>
+      <w:r>
+        <w:rPr>
+          <w:vertAlign w:val="superscript"/>
+          <w:rtl/>
+          <w:cs/>
           <w:lang w:val="ar_AE" w:bidi="ar_AE"/>
         </w:rPr>
         <w:t>17</w:t>
       </w:r>
       <w:r>
         <w:rPr>
+          <w:rtl/>
+          <w:cs/>
           <w:lang w:val="ar_AE" w:bidi="ar_AE"/>
         </w:rPr>
         <w:t xml:space="preserve"> فَمَنْ يَعْرِفْ أَنْ يَعْمَلَ الصَّوَابَ، وَلا يَعْمَلُهُ، فَإِنَّ ذَلِكَ يُحْسَبُ لَهُ خَطِيئَةً.</w:t>
       </w:r>
-      <w:r>
-        <w:rPr>
-          <w:lang w:val="ar_AE" w:bidi="ar_AE"/>
-        </w:rPr>
-      </w:r>
-      <w:r>
-        <w:rPr>
-          <w:lang w:val="ar_AE" w:bidi="ar_AE"/>
-        </w:rPr>
-      </w:r>
-    </w:p>
-    <w:p>
-      <w:pPr>
-        <w:bidi/>
-      </w:pPr>
-      <w:r>
-        <w:rPr>
-          <w:lang w:val="ar_AE" w:bidi="ar_AE"/>
-        </w:rPr>
-      </w:r>
     </w:p>
     <w:p>
       <w:pPr>
@@ -4093,864 +2872,598 @@
       </w:pPr>
       <w:r>
         <w:rPr>
-          <w:lang w:val="ar_AE" w:bidi="ar_AE"/>
-        </w:rPr>
-        <w:t>James 5:1</w:t>
-      </w:r>
-      <w:r>
-        <w:rPr>
-          <w:lang w:val="ar_AE" w:bidi="ar_AE"/>
-        </w:rPr>
-      </w:r>
-    </w:p>
-    <w:p>
-      <w:pPr>
-        <w:bidi/>
-      </w:pPr>
-      <w:r>
-        <w:rPr>
-          <w:lang w:val="ar_AE" w:bidi="ar_AE"/>
-        </w:rPr>
-      </w:r>
-      <w:r>
-        <w:rPr>
-          <w:vertAlign w:val="superscript"/>
+          <w:rtl/>
+          <w:cs/>
+          <w:lang w:val="ar_AE" w:bidi="ar_AE"/>
+        </w:rPr>
+        <w:t>يعقوب 5:1</w:t>
+      </w:r>
+      <w:r>
+        <w:rPr>
+          <w:rtl/>
+          <w:cs/>
+          <w:lang w:val="ar_AE" w:bidi="ar_AE"/>
+        </w:rPr>
+      </w:r>
+    </w:p>
+    <w:p>
+      <w:pPr>
+        <w:bidi/>
+      </w:pPr>
+      <w:r>
+        <w:rPr>
+          <w:rtl/>
+          <w:cs/>
+          <w:lang w:val="ar_AE" w:bidi="ar_AE"/>
+        </w:rPr>
+      </w:r>
+      <w:r>
+        <w:rPr>
+          <w:vertAlign w:val="superscript"/>
+          <w:rtl/>
+          <w:cs/>
           <w:lang w:val="ar_AE" w:bidi="ar_AE"/>
         </w:rPr>
         <w:t>1</w:t>
       </w:r>
       <w:r>
         <w:rPr>
+          <w:rtl/>
+          <w:cs/>
           <w:lang w:val="ar_AE" w:bidi="ar_AE"/>
         </w:rPr>
         <w:t xml:space="preserve"> أَيُّهَا الأَغْنِيَاءُ، هَيَّا الآنَ ابْكُوا مُوَلْوِلِينَ بِسَبَبِ مَا يَنْتَظِرُكُمْ مِنْ أَهْوَالٍ وَشَقَاءٍ.</w:t>
       </w:r>
-      <w:r>
-        <w:rPr>
-          <w:lang w:val="ar_AE" w:bidi="ar_AE"/>
-        </w:rPr>
-      </w:r>
-      <w:r>
-        <w:rPr>
-          <w:lang w:val="ar_AE" w:bidi="ar_AE"/>
-        </w:rPr>
-      </w:r>
-    </w:p>
-    <w:p>
-      <w:pPr>
-        <w:bidi/>
-      </w:pPr>
-      <w:r>
-        <w:rPr>
-          <w:lang w:val="ar_AE" w:bidi="ar_AE"/>
-        </w:rPr>
-      </w:r>
-    </w:p>
-    <w:p>
-      <w:pPr>
-        <w:bidi/>
-      </w:pPr>
-      <w:r>
-        <w:rPr>
-          <w:lang w:val="ar_AE" w:bidi="ar_AE"/>
-        </w:rPr>
-      </w:r>
-      <w:r>
-        <w:rPr>
-          <w:vertAlign w:val="superscript"/>
+    </w:p>
+    <w:p>
+      <w:pPr>
+        <w:bidi/>
+      </w:pPr>
+      <w:r>
+        <w:rPr>
+          <w:rtl/>
+          <w:cs/>
+          <w:lang w:val="ar_AE" w:bidi="ar_AE"/>
+        </w:rPr>
+      </w:r>
+      <w:r>
+        <w:rPr>
+          <w:vertAlign w:val="superscript"/>
+          <w:rtl/>
+          <w:cs/>
           <w:lang w:val="ar_AE" w:bidi="ar_AE"/>
         </w:rPr>
         <w:t>2</w:t>
       </w:r>
       <w:r>
         <w:rPr>
+          <w:rtl/>
+          <w:cs/>
           <w:lang w:val="ar_AE" w:bidi="ar_AE"/>
         </w:rPr>
         <w:t xml:space="preserve"> إِنَّ ثَرْوَاتِكُمُ الْكَثِيرَةَ قَدْ فَسَدَتْ، وَثِيَابَكُمُ الْفَاخِرَةَ قَدْ أَكَلَهَا الْعُثُّ</w:t>
       </w:r>
-      <w:r>
-        <w:rPr>
-          <w:lang w:val="ar_AE" w:bidi="ar_AE"/>
-        </w:rPr>
-      </w:r>
-      <w:r>
-        <w:rPr>
-          <w:lang w:val="ar_AE" w:bidi="ar_AE"/>
-        </w:rPr>
-      </w:r>
-    </w:p>
-    <w:p>
-      <w:pPr>
-        <w:bidi/>
-      </w:pPr>
-      <w:r>
-        <w:rPr>
-          <w:lang w:val="ar_AE" w:bidi="ar_AE"/>
-        </w:rPr>
-      </w:r>
-    </w:p>
-    <w:p>
-      <w:pPr>
-        <w:bidi/>
-      </w:pPr>
-      <w:r>
-        <w:rPr>
-          <w:lang w:val="ar_AE" w:bidi="ar_AE"/>
-        </w:rPr>
-      </w:r>
-      <w:r>
-        <w:rPr>
-          <w:vertAlign w:val="superscript"/>
+    </w:p>
+    <w:p>
+      <w:pPr>
+        <w:bidi/>
+      </w:pPr>
+      <w:r>
+        <w:rPr>
+          <w:rtl/>
+          <w:cs/>
+          <w:lang w:val="ar_AE" w:bidi="ar_AE"/>
+        </w:rPr>
+      </w:r>
+      <w:r>
+        <w:rPr>
+          <w:vertAlign w:val="superscript"/>
+          <w:rtl/>
+          <w:cs/>
           <w:lang w:val="ar_AE" w:bidi="ar_AE"/>
         </w:rPr>
         <w:t>3</w:t>
       </w:r>
       <w:r>
         <w:rPr>
+          <w:rtl/>
+          <w:cs/>
           <w:lang w:val="ar_AE" w:bidi="ar_AE"/>
         </w:rPr>
         <w:t xml:space="preserve"> ذَهَبُكُمْ وَفِضَّتُكُمْ قَدْ تَآكَلا، وَسَيَكُونُ تَآكُلُهُمَا شَاهِداً ضِدَّكُمْ، وَيَأْكُلُ لَحْمَكُمْ كَنَارٍ جَمَعْتُمُوهَا ثَرْوَةً لِلأَيَّامِ الأَخِيرَةِ؟</w:t>
       </w:r>
-      <w:r>
-        <w:rPr>
-          <w:lang w:val="ar_AE" w:bidi="ar_AE"/>
-        </w:rPr>
-      </w:r>
-      <w:r>
-        <w:rPr>
-          <w:lang w:val="ar_AE" w:bidi="ar_AE"/>
-        </w:rPr>
-      </w:r>
-    </w:p>
-    <w:p>
-      <w:pPr>
-        <w:bidi/>
-      </w:pPr>
-      <w:r>
-        <w:rPr>
-          <w:lang w:val="ar_AE" w:bidi="ar_AE"/>
-        </w:rPr>
-      </w:r>
-    </w:p>
-    <w:p>
-      <w:pPr>
-        <w:bidi/>
-      </w:pPr>
-      <w:r>
-        <w:rPr>
-          <w:lang w:val="ar_AE" w:bidi="ar_AE"/>
-        </w:rPr>
-      </w:r>
-      <w:r>
-        <w:rPr>
-          <w:vertAlign w:val="superscript"/>
+    </w:p>
+    <w:p>
+      <w:pPr>
+        <w:bidi/>
+      </w:pPr>
+      <w:r>
+        <w:rPr>
+          <w:rtl/>
+          <w:cs/>
+          <w:lang w:val="ar_AE" w:bidi="ar_AE"/>
+        </w:rPr>
+      </w:r>
+      <w:r>
+        <w:rPr>
+          <w:vertAlign w:val="superscript"/>
+          <w:rtl/>
+          <w:cs/>
           <w:lang w:val="ar_AE" w:bidi="ar_AE"/>
         </w:rPr>
         <w:t>4</w:t>
       </w:r>
       <w:r>
         <w:rPr>
+          <w:rtl/>
+          <w:cs/>
           <w:lang w:val="ar_AE" w:bidi="ar_AE"/>
         </w:rPr>
         <w:t xml:space="preserve"> وَهذِهِ أُجْرَةُ الْعُمَّالِ الَّذِينَ حَصَدُوا حُقُولَكُمْ، تِلْكَ الأُجْرَةُ الَّتِي مَازِلْتُمْ تَحْبِسُونَهَا عَنْهُمْ ظُلْماً، إِنَّهَا تَصْرُخُ، وَصُرَاخُ أُولئِكَ الْعُمَّالِ أَنْفُسِهِمْ قَدْ سَمِعَهُ رَبُّ الْجُنُودِ!</w:t>
       </w:r>
-      <w:r>
-        <w:rPr>
-          <w:lang w:val="ar_AE" w:bidi="ar_AE"/>
-        </w:rPr>
-      </w:r>
-      <w:r>
-        <w:rPr>
-          <w:lang w:val="ar_AE" w:bidi="ar_AE"/>
-        </w:rPr>
-      </w:r>
-    </w:p>
-    <w:p>
-      <w:pPr>
-        <w:bidi/>
-      </w:pPr>
-      <w:r>
-        <w:rPr>
-          <w:lang w:val="ar_AE" w:bidi="ar_AE"/>
-        </w:rPr>
-      </w:r>
-    </w:p>
-    <w:p>
-      <w:pPr>
-        <w:bidi/>
-      </w:pPr>
-      <w:r>
-        <w:rPr>
-          <w:lang w:val="ar_AE" w:bidi="ar_AE"/>
-        </w:rPr>
-      </w:r>
-      <w:r>
-        <w:rPr>
-          <w:vertAlign w:val="superscript"/>
+    </w:p>
+    <w:p>
+      <w:pPr>
+        <w:bidi/>
+      </w:pPr>
+      <w:r>
+        <w:rPr>
+          <w:rtl/>
+          <w:cs/>
+          <w:lang w:val="ar_AE" w:bidi="ar_AE"/>
+        </w:rPr>
+      </w:r>
+      <w:r>
+        <w:rPr>
+          <w:vertAlign w:val="superscript"/>
+          <w:rtl/>
+          <w:cs/>
           <w:lang w:val="ar_AE" w:bidi="ar_AE"/>
         </w:rPr>
         <w:t>5</w:t>
       </w:r>
       <w:r>
         <w:rPr>
+          <w:rtl/>
+          <w:cs/>
           <w:lang w:val="ar_AE" w:bidi="ar_AE"/>
         </w:rPr>
         <w:t xml:space="preserve"> أَنْتُمْ تَعِيشُونَ عَلَى الأَرْضِ عِيشَةَ رَفَاهِيَّةٍ وَانْصِرَافٍ إِلَى الْمَبَاهِجِ وَاللَّذَّاتِ؛ وَقَدْ أَصْبَحَتْ قُلُوبُكُمْ سَمِينَةً كَأَنَّهَا جَاهِزَةٌ لِيَوْمِ الذَّبْحِ.</w:t>
       </w:r>
-      <w:r>
-        <w:rPr>
-          <w:lang w:val="ar_AE" w:bidi="ar_AE"/>
-        </w:rPr>
-      </w:r>
-      <w:r>
-        <w:rPr>
-          <w:lang w:val="ar_AE" w:bidi="ar_AE"/>
-        </w:rPr>
-      </w:r>
-    </w:p>
-    <w:p>
-      <w:pPr>
-        <w:bidi/>
-      </w:pPr>
-      <w:r>
-        <w:rPr>
-          <w:lang w:val="ar_AE" w:bidi="ar_AE"/>
-        </w:rPr>
-      </w:r>
-    </w:p>
-    <w:p>
-      <w:pPr>
-        <w:bidi/>
-      </w:pPr>
-      <w:r>
-        <w:rPr>
-          <w:lang w:val="ar_AE" w:bidi="ar_AE"/>
-        </w:rPr>
-      </w:r>
-      <w:r>
-        <w:rPr>
-          <w:vertAlign w:val="superscript"/>
+    </w:p>
+    <w:p>
+      <w:pPr>
+        <w:bidi/>
+      </w:pPr>
+      <w:r>
+        <w:rPr>
+          <w:rtl/>
+          <w:cs/>
+          <w:lang w:val="ar_AE" w:bidi="ar_AE"/>
+        </w:rPr>
+      </w:r>
+      <w:r>
+        <w:rPr>
+          <w:vertAlign w:val="superscript"/>
+          <w:rtl/>
+          <w:cs/>
           <w:lang w:val="ar_AE" w:bidi="ar_AE"/>
         </w:rPr>
         <w:t>6</w:t>
       </w:r>
       <w:r>
         <w:rPr>
+          <w:rtl/>
+          <w:cs/>
           <w:lang w:val="ar_AE" w:bidi="ar_AE"/>
         </w:rPr>
         <w:t xml:space="preserve"> وَالْبَرِيءُ حَكَمْتُمْ عَلَيْهِ وَقَتَلْتُمُوهُ، وَهُوَ لَا يُقَاوِمُكُمْ!</w:t>
       </w:r>
-      <w:r>
-        <w:rPr>
-          <w:lang w:val="ar_AE" w:bidi="ar_AE"/>
-        </w:rPr>
-      </w:r>
-      <w:r>
-        <w:rPr>
-          <w:lang w:val="ar_AE" w:bidi="ar_AE"/>
-        </w:rPr>
-      </w:r>
-    </w:p>
-    <w:p>
-      <w:pPr>
-        <w:bidi/>
-      </w:pPr>
-      <w:r>
-        <w:rPr>
-          <w:lang w:val="ar_AE" w:bidi="ar_AE"/>
-        </w:rPr>
-      </w:r>
-    </w:p>
-    <w:p>
-      <w:pPr>
-        <w:bidi/>
-      </w:pPr>
-      <w:r>
-        <w:rPr>
-          <w:lang w:val="ar_AE" w:bidi="ar_AE"/>
-        </w:rPr>
-      </w:r>
-      <w:r>
-        <w:rPr>
-          <w:vertAlign w:val="superscript"/>
+    </w:p>
+    <w:p>
+      <w:pPr>
+        <w:bidi/>
+      </w:pPr>
+      <w:r>
+        <w:rPr>
+          <w:rtl/>
+          <w:cs/>
+          <w:lang w:val="ar_AE" w:bidi="ar_AE"/>
+        </w:rPr>
+      </w:r>
+      <w:r>
+        <w:rPr>
+          <w:vertAlign w:val="superscript"/>
+          <w:rtl/>
+          <w:cs/>
           <w:lang w:val="ar_AE" w:bidi="ar_AE"/>
         </w:rPr>
         <w:t>7</w:t>
       </w:r>
       <w:r>
         <w:rPr>
+          <w:rtl/>
+          <w:cs/>
           <w:lang w:val="ar_AE" w:bidi="ar_AE"/>
         </w:rPr>
         <w:t xml:space="preserve"> وَأَمَّا أَنْتُمْ، يَا إِخْوَتِي، فَاصْبِرُوا مُنْتَظِرِينَ عَوْدَةَ الرَّبِّ. خُذُوا الْعِبْرَةَ مِنَ الْفَلّاحِ: فَهُوَ يَنْتَظِرُ أَنْ تُعْطِيَهُ الأَرْضُ غِلَالاً ثَمِينَةً، صَابِراً عَلَى الزَّرْعِ حَتَّى يَشْرَبَ مِنْ مَطَرِ الْخَرِيفِ وَمَطَرِ الرَّبِيعِ.</w:t>
       </w:r>
-      <w:r>
-        <w:rPr>
-          <w:lang w:val="ar_AE" w:bidi="ar_AE"/>
-        </w:rPr>
-      </w:r>
-      <w:r>
-        <w:rPr>
-          <w:lang w:val="ar_AE" w:bidi="ar_AE"/>
-        </w:rPr>
-      </w:r>
-    </w:p>
-    <w:p>
-      <w:pPr>
-        <w:bidi/>
-      </w:pPr>
-      <w:r>
-        <w:rPr>
-          <w:lang w:val="ar_AE" w:bidi="ar_AE"/>
-        </w:rPr>
-      </w:r>
-    </w:p>
-    <w:p>
-      <w:pPr>
-        <w:bidi/>
-      </w:pPr>
-      <w:r>
-        <w:rPr>
-          <w:lang w:val="ar_AE" w:bidi="ar_AE"/>
-        </w:rPr>
-      </w:r>
-      <w:r>
-        <w:rPr>
-          <w:vertAlign w:val="superscript"/>
+    </w:p>
+    <w:p>
+      <w:pPr>
+        <w:bidi/>
+      </w:pPr>
+      <w:r>
+        <w:rPr>
+          <w:rtl/>
+          <w:cs/>
+          <w:lang w:val="ar_AE" w:bidi="ar_AE"/>
+        </w:rPr>
+      </w:r>
+      <w:r>
+        <w:rPr>
+          <w:vertAlign w:val="superscript"/>
+          <w:rtl/>
+          <w:cs/>
           <w:lang w:val="ar_AE" w:bidi="ar_AE"/>
         </w:rPr>
         <w:t>8</w:t>
       </w:r>
       <w:r>
         <w:rPr>
+          <w:rtl/>
+          <w:cs/>
           <w:lang w:val="ar_AE" w:bidi="ar_AE"/>
         </w:rPr>
         <w:t xml:space="preserve"> فَاصْبِرُوا أَنْتُمْ إِذَنْ، وَشَدِّدُوا قُلُوبَكُمْ لأَنَّ عَوْدَةَ الرَّبِّ قَدْ صَارَتْ قَرِيبَةً.</w:t>
       </w:r>
-      <w:r>
-        <w:rPr>
-          <w:lang w:val="ar_AE" w:bidi="ar_AE"/>
-        </w:rPr>
-      </w:r>
-      <w:r>
-        <w:rPr>
-          <w:lang w:val="ar_AE" w:bidi="ar_AE"/>
-        </w:rPr>
-      </w:r>
-    </w:p>
-    <w:p>
-      <w:pPr>
-        <w:bidi/>
-      </w:pPr>
-      <w:r>
-        <w:rPr>
-          <w:lang w:val="ar_AE" w:bidi="ar_AE"/>
-        </w:rPr>
-      </w:r>
-    </w:p>
-    <w:p>
-      <w:pPr>
-        <w:bidi/>
-      </w:pPr>
-      <w:r>
-        <w:rPr>
-          <w:lang w:val="ar_AE" w:bidi="ar_AE"/>
-        </w:rPr>
-      </w:r>
-      <w:r>
-        <w:rPr>
-          <w:vertAlign w:val="superscript"/>
+    </w:p>
+    <w:p>
+      <w:pPr>
+        <w:bidi/>
+      </w:pPr>
+      <w:r>
+        <w:rPr>
+          <w:rtl/>
+          <w:cs/>
+          <w:lang w:val="ar_AE" w:bidi="ar_AE"/>
+        </w:rPr>
+      </w:r>
+      <w:r>
+        <w:rPr>
+          <w:vertAlign w:val="superscript"/>
+          <w:rtl/>
+          <w:cs/>
           <w:lang w:val="ar_AE" w:bidi="ar_AE"/>
         </w:rPr>
         <w:t>9</w:t>
       </w:r>
       <w:r>
         <w:rPr>
+          <w:rtl/>
+          <w:cs/>
           <w:lang w:val="ar_AE" w:bidi="ar_AE"/>
         </w:rPr>
         <w:t xml:space="preserve"> أَيُّهَا الإِخْوَةُ، لَا تَتَذَمَّرُوا بَعْضُكُمْ عَلَى بَعْضٍ، لِكَيْ لَا يَصْدُرَ الْحُكْمُ ضِدَّكُمْ. تَذَكَّرُوا دَائِماً أَنَّ الدَّيَّانَ قَرِيبٌ جِدّاً، إِنَّهُ أَمَامَ الْبَابِ.</w:t>
       </w:r>
-      <w:r>
-        <w:rPr>
-          <w:lang w:val="ar_AE" w:bidi="ar_AE"/>
-        </w:rPr>
-      </w:r>
-      <w:r>
-        <w:rPr>
-          <w:lang w:val="ar_AE" w:bidi="ar_AE"/>
-        </w:rPr>
-      </w:r>
-    </w:p>
-    <w:p>
-      <w:pPr>
-        <w:bidi/>
-      </w:pPr>
-      <w:r>
-        <w:rPr>
-          <w:lang w:val="ar_AE" w:bidi="ar_AE"/>
-        </w:rPr>
-      </w:r>
-    </w:p>
-    <w:p>
-      <w:pPr>
-        <w:bidi/>
-      </w:pPr>
-      <w:r>
-        <w:rPr>
-          <w:lang w:val="ar_AE" w:bidi="ar_AE"/>
-        </w:rPr>
-      </w:r>
-      <w:r>
-        <w:rPr>
-          <w:vertAlign w:val="superscript"/>
+    </w:p>
+    <w:p>
+      <w:pPr>
+        <w:bidi/>
+      </w:pPr>
+      <w:r>
+        <w:rPr>
+          <w:rtl/>
+          <w:cs/>
+          <w:lang w:val="ar_AE" w:bidi="ar_AE"/>
+        </w:rPr>
+      </w:r>
+      <w:r>
+        <w:rPr>
+          <w:vertAlign w:val="superscript"/>
+          <w:rtl/>
+          <w:cs/>
           <w:lang w:val="ar_AE" w:bidi="ar_AE"/>
         </w:rPr>
         <w:t>10</w:t>
       </w:r>
       <w:r>
         <w:rPr>
+          <w:rtl/>
+          <w:cs/>
           <w:lang w:val="ar_AE" w:bidi="ar_AE"/>
         </w:rPr>
         <w:t xml:space="preserve"> وَاقْتَدُوا، يَا إِخْوَتِي، فِي احْتِمَالِ الآلامِ وَالصَّبْرِ عَلَيْهَا، بِالأَنْبِيَاءِ الَّذِينَ تَكَلَّمُوا بِاسْمِ الرَّبِّ.</w:t>
       </w:r>
-      <w:r>
-        <w:rPr>
-          <w:lang w:val="ar_AE" w:bidi="ar_AE"/>
-        </w:rPr>
-      </w:r>
-      <w:r>
-        <w:rPr>
-          <w:lang w:val="ar_AE" w:bidi="ar_AE"/>
-        </w:rPr>
-      </w:r>
-    </w:p>
-    <w:p>
-      <w:pPr>
-        <w:bidi/>
-      </w:pPr>
-      <w:r>
-        <w:rPr>
-          <w:lang w:val="ar_AE" w:bidi="ar_AE"/>
-        </w:rPr>
-      </w:r>
-    </w:p>
-    <w:p>
-      <w:pPr>
-        <w:bidi/>
-      </w:pPr>
-      <w:r>
-        <w:rPr>
-          <w:lang w:val="ar_AE" w:bidi="ar_AE"/>
-        </w:rPr>
-      </w:r>
-      <w:r>
-        <w:rPr>
-          <w:vertAlign w:val="superscript"/>
+    </w:p>
+    <w:p>
+      <w:pPr>
+        <w:bidi/>
+      </w:pPr>
+      <w:r>
+        <w:rPr>
+          <w:rtl/>
+          <w:cs/>
+          <w:lang w:val="ar_AE" w:bidi="ar_AE"/>
+        </w:rPr>
+      </w:r>
+      <w:r>
+        <w:rPr>
+          <w:vertAlign w:val="superscript"/>
+          <w:rtl/>
+          <w:cs/>
           <w:lang w:val="ar_AE" w:bidi="ar_AE"/>
         </w:rPr>
         <w:t>11</w:t>
       </w:r>
       <w:r>
         <w:rPr>
+          <w:rtl/>
+          <w:cs/>
           <w:lang w:val="ar_AE" w:bidi="ar_AE"/>
         </w:rPr>
         <w:t xml:space="preserve"> فَنَحْنُ نَقُولُ عَنِ الصَّابِرِينَ عَلَى الأَلَمِ: «طُوبَى لَهُمْ!» وَقَدْ سَمِعْتُمْ بِصَبْرِ أَيُّوبَ، وَرَأَيْتُمْ كَيْفَ عَامَلَهُ الرَّبُّ فِي النِّهَايَةِ. وَهَذَا يُبَيِّنُ أَنَّ الرَّبَّ كَثِيرُ الرَّحْمَةِ وَالشَّفَقَةِ.</w:t>
       </w:r>
-      <w:r>
-        <w:rPr>
-          <w:lang w:val="ar_AE" w:bidi="ar_AE"/>
-        </w:rPr>
-      </w:r>
-      <w:r>
-        <w:rPr>
-          <w:lang w:val="ar_AE" w:bidi="ar_AE"/>
-        </w:rPr>
-      </w:r>
-    </w:p>
-    <w:p>
-      <w:pPr>
-        <w:bidi/>
-      </w:pPr>
-      <w:r>
-        <w:rPr>
-          <w:lang w:val="ar_AE" w:bidi="ar_AE"/>
-        </w:rPr>
-      </w:r>
-    </w:p>
-    <w:p>
-      <w:pPr>
-        <w:bidi/>
-      </w:pPr>
-      <w:r>
-        <w:rPr>
-          <w:lang w:val="ar_AE" w:bidi="ar_AE"/>
-        </w:rPr>
-      </w:r>
-      <w:r>
-        <w:rPr>
-          <w:vertAlign w:val="superscript"/>
+    </w:p>
+    <w:p>
+      <w:pPr>
+        <w:bidi/>
+      </w:pPr>
+      <w:r>
+        <w:rPr>
+          <w:rtl/>
+          <w:cs/>
+          <w:lang w:val="ar_AE" w:bidi="ar_AE"/>
+        </w:rPr>
+      </w:r>
+      <w:r>
+        <w:rPr>
+          <w:vertAlign w:val="superscript"/>
+          <w:rtl/>
+          <w:cs/>
           <w:lang w:val="ar_AE" w:bidi="ar_AE"/>
         </w:rPr>
         <w:t>12</w:t>
       </w:r>
       <w:r>
         <w:rPr>
+          <w:rtl/>
+          <w:cs/>
           <w:lang w:val="ar_AE" w:bidi="ar_AE"/>
         </w:rPr>
         <w:t xml:space="preserve"> وَلكِنْ قَبْلَ كُلِّ شَيْءٍ، يَا إِخْوَتِي، لَا تَحْلِفُوا، لَا بِالسَّمَاءِ، وَلا بِالأَرْضِ وَلا بِأَيِّ قَسَمٍ آخَرَ. وَإِنَّمَا لِيَكُنْ كَلامُكُمْ «نَعَمْ» إِنْ كَانَ نَعَمْ، وَ«لا» إِنْ كَانَ لا. وَذَلِكَ لِكَيْ لَا تَقَعُوا تَحْتَ الْحُكْمِ.</w:t>
       </w:r>
-      <w:r>
-        <w:rPr>
-          <w:lang w:val="ar_AE" w:bidi="ar_AE"/>
-        </w:rPr>
-      </w:r>
-      <w:r>
-        <w:rPr>
-          <w:lang w:val="ar_AE" w:bidi="ar_AE"/>
-        </w:rPr>
-      </w:r>
-    </w:p>
-    <w:p>
-      <w:pPr>
-        <w:bidi/>
-      </w:pPr>
-      <w:r>
-        <w:rPr>
-          <w:lang w:val="ar_AE" w:bidi="ar_AE"/>
-        </w:rPr>
-      </w:r>
-    </w:p>
-    <w:p>
-      <w:pPr>
-        <w:bidi/>
-      </w:pPr>
-      <w:r>
-        <w:rPr>
-          <w:lang w:val="ar_AE" w:bidi="ar_AE"/>
-        </w:rPr>
-      </w:r>
-      <w:r>
-        <w:rPr>
-          <w:vertAlign w:val="superscript"/>
+    </w:p>
+    <w:p>
+      <w:pPr>
+        <w:bidi/>
+      </w:pPr>
+      <w:r>
+        <w:rPr>
+          <w:rtl/>
+          <w:cs/>
+          <w:lang w:val="ar_AE" w:bidi="ar_AE"/>
+        </w:rPr>
+      </w:r>
+      <w:r>
+        <w:rPr>
+          <w:vertAlign w:val="superscript"/>
+          <w:rtl/>
+          <w:cs/>
           <w:lang w:val="ar_AE" w:bidi="ar_AE"/>
         </w:rPr>
         <w:t>13</w:t>
       </w:r>
       <w:r>
         <w:rPr>
+          <w:rtl/>
+          <w:cs/>
           <w:lang w:val="ar_AE" w:bidi="ar_AE"/>
         </w:rPr>
         <w:t xml:space="preserve"> هَلْ بَيْنَكُمْ مَنْ يَتَأَلَّمُ؟ فَلْيُصَلِّ! وَهَلْ بَيْنَكُمْ مَنْ هُوَ سَعِيدٌ؟ فَلْيُرَتِّلْ!</w:t>
       </w:r>
-      <w:r>
-        <w:rPr>
-          <w:lang w:val="ar_AE" w:bidi="ar_AE"/>
-        </w:rPr>
-      </w:r>
-      <w:r>
-        <w:rPr>
-          <w:lang w:val="ar_AE" w:bidi="ar_AE"/>
-        </w:rPr>
-      </w:r>
-    </w:p>
-    <w:p>
-      <w:pPr>
-        <w:bidi/>
-      </w:pPr>
-      <w:r>
-        <w:rPr>
-          <w:lang w:val="ar_AE" w:bidi="ar_AE"/>
-        </w:rPr>
-      </w:r>
-    </w:p>
-    <w:p>
-      <w:pPr>
-        <w:bidi/>
-      </w:pPr>
-      <w:r>
-        <w:rPr>
-          <w:lang w:val="ar_AE" w:bidi="ar_AE"/>
-        </w:rPr>
-      </w:r>
-      <w:r>
-        <w:rPr>
-          <w:vertAlign w:val="superscript"/>
+    </w:p>
+    <w:p>
+      <w:pPr>
+        <w:bidi/>
+      </w:pPr>
+      <w:r>
+        <w:rPr>
+          <w:rtl/>
+          <w:cs/>
+          <w:lang w:val="ar_AE" w:bidi="ar_AE"/>
+        </w:rPr>
+      </w:r>
+      <w:r>
+        <w:rPr>
+          <w:vertAlign w:val="superscript"/>
+          <w:rtl/>
+          <w:cs/>
           <w:lang w:val="ar_AE" w:bidi="ar_AE"/>
         </w:rPr>
         <w:t>14</w:t>
       </w:r>
       <w:r>
         <w:rPr>
+          <w:rtl/>
+          <w:cs/>
           <w:lang w:val="ar_AE" w:bidi="ar_AE"/>
         </w:rPr>
         <w:t xml:space="preserve"> وَمَنْ كَانَ مِنْكُمْ مَرِيضاً، فَلْيَسْتَدْعِ شُيُوخَ الْكَنِيسَةِ لِيُصَلُّوا مِنْ أَجْلِهِ وَيَدْهُنُوهُ بِزَيْتٍ بِاسْمِ الرَّبِّ.</w:t>
       </w:r>
-      <w:r>
-        <w:rPr>
-          <w:lang w:val="ar_AE" w:bidi="ar_AE"/>
-        </w:rPr>
-      </w:r>
-      <w:r>
-        <w:rPr>
-          <w:lang w:val="ar_AE" w:bidi="ar_AE"/>
-        </w:rPr>
-      </w:r>
-    </w:p>
-    <w:p>
-      <w:pPr>
-        <w:bidi/>
-      </w:pPr>
-      <w:r>
-        <w:rPr>
-          <w:lang w:val="ar_AE" w:bidi="ar_AE"/>
-        </w:rPr>
-      </w:r>
-    </w:p>
-    <w:p>
-      <w:pPr>
-        <w:bidi/>
-      </w:pPr>
-      <w:r>
-        <w:rPr>
-          <w:lang w:val="ar_AE" w:bidi="ar_AE"/>
-        </w:rPr>
-      </w:r>
-      <w:r>
-        <w:rPr>
-          <w:vertAlign w:val="superscript"/>
+    </w:p>
+    <w:p>
+      <w:pPr>
+        <w:bidi/>
+      </w:pPr>
+      <w:r>
+        <w:rPr>
+          <w:rtl/>
+          <w:cs/>
+          <w:lang w:val="ar_AE" w:bidi="ar_AE"/>
+        </w:rPr>
+      </w:r>
+      <w:r>
+        <w:rPr>
+          <w:vertAlign w:val="superscript"/>
+          <w:rtl/>
+          <w:cs/>
           <w:lang w:val="ar_AE" w:bidi="ar_AE"/>
         </w:rPr>
         <w:t>15</w:t>
       </w:r>
       <w:r>
         <w:rPr>
+          <w:rtl/>
+          <w:cs/>
           <w:lang w:val="ar_AE" w:bidi="ar_AE"/>
         </w:rPr>
         <w:t xml:space="preserve"> فَالصَّلاةُ الْمَرْفُوعَةُ بِإِيمَانٍ تَشْفِي الْمَرِيضَ، إِذْ يُعِيدُ الرَّبُّ إِلَيْهِ الصِّحَّةَ. وَإِنْ كَانَ مَرَضُهُ بِسَبَبِ خَطِيئَةٍ مَا، يَغْفِرُهَا الرَّبُّ لَهُ.</w:t>
       </w:r>
-      <w:r>
-        <w:rPr>
-          <w:lang w:val="ar_AE" w:bidi="ar_AE"/>
-        </w:rPr>
-      </w:r>
-      <w:r>
-        <w:rPr>
-          <w:lang w:val="ar_AE" w:bidi="ar_AE"/>
-        </w:rPr>
-      </w:r>
-    </w:p>
-    <w:p>
-      <w:pPr>
-        <w:bidi/>
-      </w:pPr>
-      <w:r>
-        <w:rPr>
-          <w:lang w:val="ar_AE" w:bidi="ar_AE"/>
-        </w:rPr>
-      </w:r>
-    </w:p>
-    <w:p>
-      <w:pPr>
-        <w:bidi/>
-      </w:pPr>
-      <w:r>
-        <w:rPr>
-          <w:lang w:val="ar_AE" w:bidi="ar_AE"/>
-        </w:rPr>
-      </w:r>
-      <w:r>
-        <w:rPr>
-          <w:vertAlign w:val="superscript"/>
+    </w:p>
+    <w:p>
+      <w:pPr>
+        <w:bidi/>
+      </w:pPr>
+      <w:r>
+        <w:rPr>
+          <w:rtl/>
+          <w:cs/>
+          <w:lang w:val="ar_AE" w:bidi="ar_AE"/>
+        </w:rPr>
+      </w:r>
+      <w:r>
+        <w:rPr>
+          <w:vertAlign w:val="superscript"/>
+          <w:rtl/>
+          <w:cs/>
           <w:lang w:val="ar_AE" w:bidi="ar_AE"/>
         </w:rPr>
         <w:t>16</w:t>
       </w:r>
       <w:r>
         <w:rPr>
+          <w:rtl/>
+          <w:cs/>
           <w:lang w:val="ar_AE" w:bidi="ar_AE"/>
         </w:rPr>
         <w:t xml:space="preserve"> لِيَعْتَرِفْ كُلُّ وَاحِدٍ مِنْكُمْ لأَخِيهِ بِزَلّاتِهِ، وَصَلُّوا بَعْضُكُمْ لأَجْلِ بَعْضٍ، حَتَّى تُشْفَوْا. إِنَّ الصَّلاةَ الْحَارَّةَ الَّتِي يَرْفَعُهَا الْبَارُّ لَهَا فَعَّالِيَّةٌ عَظِيمَةٌ.</w:t>
       </w:r>
-      <w:r>
-        <w:rPr>
-          <w:lang w:val="ar_AE" w:bidi="ar_AE"/>
-        </w:rPr>
-      </w:r>
-      <w:r>
-        <w:rPr>
-          <w:lang w:val="ar_AE" w:bidi="ar_AE"/>
-        </w:rPr>
-      </w:r>
-    </w:p>
-    <w:p>
-      <w:pPr>
-        <w:bidi/>
-      </w:pPr>
-      <w:r>
-        <w:rPr>
-          <w:lang w:val="ar_AE" w:bidi="ar_AE"/>
-        </w:rPr>
-      </w:r>
-    </w:p>
-    <w:p>
-      <w:pPr>
-        <w:bidi/>
-      </w:pPr>
-      <w:r>
-        <w:rPr>
-          <w:lang w:val="ar_AE" w:bidi="ar_AE"/>
-        </w:rPr>
-      </w:r>
-      <w:r>
-        <w:rPr>
-          <w:vertAlign w:val="superscript"/>
+    </w:p>
+    <w:p>
+      <w:pPr>
+        <w:bidi/>
+      </w:pPr>
+      <w:r>
+        <w:rPr>
+          <w:rtl/>
+          <w:cs/>
+          <w:lang w:val="ar_AE" w:bidi="ar_AE"/>
+        </w:rPr>
+      </w:r>
+      <w:r>
+        <w:rPr>
+          <w:vertAlign w:val="superscript"/>
+          <w:rtl/>
+          <w:cs/>
           <w:lang w:val="ar_AE" w:bidi="ar_AE"/>
         </w:rPr>
         <w:t>17</w:t>
       </w:r>
       <w:r>
         <w:rPr>
+          <w:rtl/>
+          <w:cs/>
           <w:lang w:val="ar_AE" w:bidi="ar_AE"/>
         </w:rPr>
         <w:t xml:space="preserve"> فَقَدْ كَانَ إِيلِيَّا بَشَراً مِثْلَنَا، وَطَلَبَ مِنَ اللهِ بِالصَّلاةِ أَنْ يَحْبِسَ الْمَطَرَ. وَهكَذَا كَانَ، فَلَمْ تَنْزِلْ عَلَى الأَرْضِ قَطْرَةُ مَطَرٍ لِمُدَّةِ ثَلاثِ سِنِينَ وَسِتَّةِ أَشْهُرٍ.</w:t>
       </w:r>
-      <w:r>
-        <w:rPr>
-          <w:lang w:val="ar_AE" w:bidi="ar_AE"/>
-        </w:rPr>
-      </w:r>
-      <w:r>
-        <w:rPr>
-          <w:lang w:val="ar_AE" w:bidi="ar_AE"/>
-        </w:rPr>
-      </w:r>
-    </w:p>
-    <w:p>
-      <w:pPr>
-        <w:bidi/>
-      </w:pPr>
-      <w:r>
-        <w:rPr>
-          <w:lang w:val="ar_AE" w:bidi="ar_AE"/>
-        </w:rPr>
-      </w:r>
-    </w:p>
-    <w:p>
-      <w:pPr>
-        <w:bidi/>
-      </w:pPr>
-      <w:r>
-        <w:rPr>
-          <w:lang w:val="ar_AE" w:bidi="ar_AE"/>
-        </w:rPr>
-      </w:r>
-      <w:r>
-        <w:rPr>
-          <w:vertAlign w:val="superscript"/>
+    </w:p>
+    <w:p>
+      <w:pPr>
+        <w:bidi/>
+      </w:pPr>
+      <w:r>
+        <w:rPr>
+          <w:rtl/>
+          <w:cs/>
+          <w:lang w:val="ar_AE" w:bidi="ar_AE"/>
+        </w:rPr>
+      </w:r>
+      <w:r>
+        <w:rPr>
+          <w:vertAlign w:val="superscript"/>
+          <w:rtl/>
+          <w:cs/>
           <w:lang w:val="ar_AE" w:bidi="ar_AE"/>
         </w:rPr>
         <w:t>18</w:t>
       </w:r>
       <w:r>
         <w:rPr>
+          <w:rtl/>
+          <w:cs/>
           <w:lang w:val="ar_AE" w:bidi="ar_AE"/>
         </w:rPr>
         <w:t xml:space="preserve"> ثُمَّ صَلَّى صَلاةً ثَانِيَةً، فَأَمْطَرَتِ السَّمَاءُ وَأَنْتَجَتِ الأَرْضُ ثِمَارَهَا!</w:t>
       </w:r>
-      <w:r>
-        <w:rPr>
-          <w:lang w:val="ar_AE" w:bidi="ar_AE"/>
-        </w:rPr>
-      </w:r>
-      <w:r>
-        <w:rPr>
-          <w:lang w:val="ar_AE" w:bidi="ar_AE"/>
-        </w:rPr>
-      </w:r>
-    </w:p>
-    <w:p>
-      <w:pPr>
-        <w:bidi/>
-      </w:pPr>
-      <w:r>
-        <w:rPr>
-          <w:lang w:val="ar_AE" w:bidi="ar_AE"/>
-        </w:rPr>
-      </w:r>
-    </w:p>
-    <w:p>
-      <w:pPr>
-        <w:bidi/>
-      </w:pPr>
-      <w:r>
-        <w:rPr>
-          <w:lang w:val="ar_AE" w:bidi="ar_AE"/>
-        </w:rPr>
-      </w:r>
-      <w:r>
-        <w:rPr>
-          <w:vertAlign w:val="superscript"/>
+    </w:p>
+    <w:p>
+      <w:pPr>
+        <w:bidi/>
+      </w:pPr>
+      <w:r>
+        <w:rPr>
+          <w:rtl/>
+          <w:cs/>
+          <w:lang w:val="ar_AE" w:bidi="ar_AE"/>
+        </w:rPr>
+      </w:r>
+      <w:r>
+        <w:rPr>
+          <w:vertAlign w:val="superscript"/>
+          <w:rtl/>
+          <w:cs/>
           <w:lang w:val="ar_AE" w:bidi="ar_AE"/>
         </w:rPr>
         <w:t>19</w:t>
       </w:r>
       <w:r>
         <w:rPr>
+          <w:rtl/>
+          <w:cs/>
           <w:lang w:val="ar_AE" w:bidi="ar_AE"/>
         </w:rPr>
         <w:t xml:space="preserve"> أَيُّهَا الإِخْوَةُ، إِنْ ضَلَّ أَحَدٌ بَيْنَكُمْ عَنِ الْحَقِّ، وَرَدَّهُ آخَرُ،</w:t>
       </w:r>
-      <w:r>
-        <w:rPr>
-          <w:lang w:val="ar_AE" w:bidi="ar_AE"/>
-        </w:rPr>
-      </w:r>
-      <w:r>
-        <w:rPr>
-          <w:lang w:val="ar_AE" w:bidi="ar_AE"/>
-        </w:rPr>
-      </w:r>
-    </w:p>
-    <w:p>
-      <w:pPr>
-        <w:bidi/>
-      </w:pPr>
-      <w:r>
-        <w:rPr>
-          <w:lang w:val="ar_AE" w:bidi="ar_AE"/>
-        </w:rPr>
-      </w:r>
-    </w:p>
-    <w:p>
-      <w:pPr>
-        <w:bidi/>
-      </w:pPr>
-      <w:r>
-        <w:rPr>
-          <w:lang w:val="ar_AE" w:bidi="ar_AE"/>
-        </w:rPr>
-      </w:r>
-      <w:r>
-        <w:rPr>
-          <w:vertAlign w:val="superscript"/>
+    </w:p>
+    <w:p>
+      <w:pPr>
+        <w:bidi/>
+      </w:pPr>
+      <w:r>
+        <w:rPr>
+          <w:rtl/>
+          <w:cs/>
+          <w:lang w:val="ar_AE" w:bidi="ar_AE"/>
+        </w:rPr>
+      </w:r>
+      <w:r>
+        <w:rPr>
+          <w:vertAlign w:val="superscript"/>
+          <w:rtl/>
+          <w:cs/>
           <w:lang w:val="ar_AE" w:bidi="ar_AE"/>
         </w:rPr>
         <w:t>20</w:t>
       </w:r>
       <w:r>
         <w:rPr>
+          <w:rtl/>
+          <w:cs/>
           <w:lang w:val="ar_AE" w:bidi="ar_AE"/>
         </w:rPr>
         <w:t xml:space="preserve"> فَلْيَتَأَكَّدْ أَنَّ الَّذِي يَرُدُّ خَاطِئاً عَنْ ضَلالِ مَسْلَكِهِ، فَإِنَّمَا يُنْقِذُ نَفْساً مِنَ الْمَوْتِ، وَيَسْتُرُ خَطَايَا كَثِيرَةً!</w:t>
-      </w:r>
-      <w:r>
-        <w:rPr>
-          <w:lang w:val="ar_AE" w:bidi="ar_AE"/>
-        </w:rPr>
-      </w:r>
-      <w:r>
-        <w:rPr>
-          <w:lang w:val="ar_AE" w:bidi="ar_AE"/>
-        </w:rPr>
       </w:r>
     </w:p>
     <w:sectPr>
